--- a/paper/submission/supplementary_material.docx
+++ b/paper/submission/supplementary_material.docx
@@ -17610,7 +17610,49 @@
         <w:t xml:space="preserve"> </w:t>
       </w:r>
       <w:r>
-        <w:t xml:space="preserve">verifies the recorded hash on load, and reads Manavgat from the corrected table (Section 3.2). An</w:t>
+        <w:t xml:space="preserve">verifies the recorded hash on load, and reads Manavgat from the corrected table (Section 3.2). That table is the official re-freeze</w:t>
+      </w:r>
+      <w:r>
+        <w:t xml:space="preserve"> </w:t>
+      </w:r>
+      <w:r>
+        <w:t xml:space="preserve">(SHA-256</w:t>
+      </w:r>
+      <w:r>
+        <w:t xml:space="preserve"> </w:t>
+      </w:r>
+      <w:r>
+        <w:rPr>
+          <w:rStyle w:val="VerbatimChar"/>
+        </w:rPr>
+        <w:t xml:space="preserve">5a5e876c…</w:t>
+      </w:r>
+      <w:r>
+        <w:t xml:space="preserve">), the only Manavgat file in the repository. The original-label table</w:t>
+      </w:r>
+      <w:r>
+        <w:t xml:space="preserve"> </w:t>
+      </w:r>
+      <w:r>
+        <w:t xml:space="preserve">(SHA-256</w:t>
+      </w:r>
+      <w:r>
+        <w:t xml:space="preserve"> </w:t>
+      </w:r>
+      <w:r>
+        <w:rPr>
+          <w:rStyle w:val="VerbatimChar"/>
+        </w:rPr>
+        <w:t xml:space="preserve">054a1961…</w:t>
+      </w:r>
+      <w:r>
+        <w:t xml:space="preserve">), built on the burned-area label exported on 8 July 2026, is not in the</w:t>
+      </w:r>
+      <w:r>
+        <w:t xml:space="preserve"> </w:t>
+      </w:r>
+      <w:r>
+        <w:t xml:space="preserve">repository; the pipeline regenerates it. An</w:t>
       </w:r>
       <w:r>
         <w:t xml:space="preserve"> </w:t>

--- a/paper/submission/supplementary_material.docx
+++ b/paper/submission/supplementary_material.docx
@@ -15,7 +15,7 @@
         <w:pStyle w:val="Subtitle"/>
       </w:pPr>
       <w:r>
-        <w:t xml:space="preserve">Evaluation geometry and the limits of cross-region transfer in pre-fire thermal wildfire prediction</w:t>
+        <w:t xml:space="preserve">Evaluation area and the limits of cross-region transfer of pre-fire thermal wildfire models: five large Mediterranean fires</w:t>
       </w:r>
     </w:p>
     <w:p>
@@ -33,21 +33,7 @@
           <w:i/>
           <w:iCs/>
         </w:rPr>
-        <w:t xml:space="preserve">Evaluation geometry and the limits of cross-region transfer in pre-fire</w:t>
-      </w:r>
-      <w:r>
-        <w:rPr>
-          <w:i/>
-          <w:iCs/>
-        </w:rPr>
-        <w:t xml:space="preserve"> </w:t>
-      </w:r>
-      <w:r>
-        <w:rPr>
-          <w:i/>
-          <w:iCs/>
-        </w:rPr>
-        <w:t xml:space="preserve">thermal wildfire prediction</w:t>
+        <w:t xml:space="preserve">Evaluation area and the limits of cross-region transfer of pre-fire thermal wildfire models: five large Mediterranean fires</w:t>
       </w:r>
       <w:r>
         <w:t xml:space="preserve">.</w:t>
@@ -64,13 +50,13 @@
         <w:t xml:space="preserve"> </w:t>
       </w:r>
       <w:r>
-        <w:t xml:space="preserve">supporting tables, Section S3 the protocol details and limitations, Section S5 the target-label</w:t>
-      </w:r>
-      <w:r>
-        <w:t xml:space="preserve"> </w:t>
-      </w:r>
-      <w:r>
-        <w:t xml:space="preserve">recovery curve, Section S6 the code and Section S7 the data. Tables are numbered S1 to S34,</w:t>
+        <w:t xml:space="preserve">supporting tables, Section S3 the protocol details and limitations, Section S4 the target-label</w:t>
+      </w:r>
+      <w:r>
+        <w:t xml:space="preserve"> </w:t>
+      </w:r>
+      <w:r>
+        <w:t xml:space="preserve">recovery curve, Section S5 the code and Section S6 the data. Tables are numbered S1 to S34,</w:t>
       </w:r>
       <w:r>
         <w:t xml:space="preserve"> </w:t>
@@ -381,7 +367,7 @@
         </w:numPr>
       </w:pPr>
       <w:r>
-        <w:t xml:space="preserve">S1.20 The frame test, elaborated</w:t>
+        <w:t xml:space="preserve">S1.19 The frame test, elaborated</w:t>
       </w:r>
     </w:p>
     <w:p>
@@ -393,7 +379,7 @@
         </w:numPr>
       </w:pPr>
       <w:r>
-        <w:t xml:space="preserve">S1.21 The transfer matrix and adaptation, elaborated</w:t>
+        <w:t xml:space="preserve">S1.20 The transfer matrix and adaptation, elaborated</w:t>
       </w:r>
     </w:p>
     <w:p>
@@ -405,7 +391,7 @@
         </w:numPr>
       </w:pPr>
       <w:r>
-        <w:t xml:space="preserve">S1.22 The similarity diagnostics</w:t>
+        <w:t xml:space="preserve">S1.21 The similarity diagnostics</w:t>
       </w:r>
     </w:p>
     <w:p>
@@ -417,7 +403,7 @@
         </w:numPr>
       </w:pPr>
       <w:r>
-        <w:t xml:space="preserve">S1.23 Additional robustness analyses</w:t>
+        <w:t xml:space="preserve">S1.22 Additional robustness analyses</w:t>
       </w:r>
     </w:p>
     <w:p>
@@ -453,7 +439,7 @@
         </w:numPr>
       </w:pPr>
       <w:r>
-        <w:t xml:space="preserve">S5 Target-label recovery curve</w:t>
+        <w:t xml:space="preserve">S4 Target-label recovery curve</w:t>
       </w:r>
     </w:p>
     <w:p>
@@ -465,7 +451,7 @@
         </w:numPr>
       </w:pPr>
       <w:r>
-        <w:t xml:space="preserve">S6 Code</w:t>
+        <w:t xml:space="preserve">S5 Code</w:t>
       </w:r>
     </w:p>
     <w:p>
@@ -477,15 +463,7 @@
         </w:numPr>
       </w:pPr>
       <w:r>
-        <w:t xml:space="preserve">S7 Data</w:t>
-      </w:r>
-    </w:p>
-    <w:p>
-      <w:pPr>
-        <w:pStyle w:val="FirstParagraph"/>
-      </w:pPr>
-      <w:r>
-        <w:t xml:space="preserve">The section numbers S1.19 and S4 are not used.</w:t>
+        <w:t xml:space="preserve">S6 Data</w:t>
       </w:r>
     </w:p>
     <w:bookmarkEnd w:id="19"/>
@@ -5271,13 +5249,13 @@
         <w:t xml:space="preserve"> </w:t>
       </w:r>
       <w:r>
-        <w:t xml:space="preserve">minus scar area at 5 km is +0.074 [−0.009, +0.157] at scar level and [+0.034, +0.146] with a</w:t>
-      </w:r>
-      <w:r>
-        <w:t xml:space="preserve"> </w:t>
-      </w:r>
-      <w:r>
-        <w:t xml:space="preserve">region-cluster bootstrap. The within-region half-split gives +0.028, positive in 13 of 18 splits</w:t>
+        <w:t xml:space="preserve">minus scar area at 5 km is +0.074 [−0.009, +0.157] at scar level. With only three regions, no</w:t>
+      </w:r>
+      <w:r>
+        <w:t xml:space="preserve"> </w:t>
+      </w:r>
+      <w:r>
+        <w:t xml:space="preserve">reliable region-level interval can be given for this difference. The within-region half-split gives +0.028, positive in 13 of 18 splits</w:t>
       </w:r>
       <w:r>
         <w:t xml:space="preserve"> </w:t>
@@ -15869,7 +15847,7 @@
         <w:t xml:space="preserve"> </w:t>
       </w:r>
       <w:r>
-        <w:t xml:space="preserve">also requires the association in each region to be significant, none remains (Section S1.20). The</w:t>
+        <w:t xml:space="preserve">also requires the association in each region to be significant, none remains (Section S1.19). The</w:t>
       </w:r>
       <w:r>
         <w:t xml:space="preserve"> </w:t>
@@ -17526,7 +17504,7 @@
         <w:t xml:space="preserve"> </w:t>
       </w:r>
       <w:r>
-        <w:t xml:space="preserve">correction (Section S1.20). The LST anomaly differs between regions only under the weaker difference</w:t>
+        <w:t xml:space="preserve">correction (Section S1.19). The LST anomaly differs between regions only under the weaker difference</w:t>
       </w:r>
       <w:r>
         <w:t xml:space="preserve"> </w:t>
@@ -18509,7 +18487,7 @@
         <w:t xml:space="preserve"> </w:t>
       </w:r>
       <w:r>
-        <w:t xml:space="preserve">correlation across pairs; that is tested in Section S1.22.</w:t>
+        <w:t xml:space="preserve">correlation across pairs; that is tested in Section S1.21.</w:t>
       </w:r>
     </w:p>
     <w:bookmarkEnd w:id="38"/>
@@ -19344,13 +19322,13 @@
       </w:r>
     </w:p>
     <w:bookmarkEnd w:id="40"/>
-    <w:bookmarkStart w:id="41" w:name="s1.20-the-frame-test-elaborated"/>
+    <w:bookmarkStart w:id="41" w:name="s1.19-the-frame-test-elaborated"/>
     <w:p>
       <w:pPr>
         <w:pStyle w:val="Heading2"/>
       </w:pPr>
       <w:r>
-        <w:t xml:space="preserve">S1.20 The frame test, elaborated</w:t>
+        <w:t xml:space="preserve">S1.19 The frame test, elaborated</w:t>
       </w:r>
     </w:p>
     <w:p>
@@ -21551,13 +21529,13 @@
       </w:r>
     </w:p>
     <w:bookmarkEnd w:id="41"/>
-    <w:bookmarkStart w:id="42" w:name="X0d2c9aa811e4f07caad7408449c80709d8dca4c"/>
+    <w:bookmarkStart w:id="42" w:name="Xa3faaca28a905e0cb5490e9d0fd4b7cd085d410"/>
     <w:p>
       <w:pPr>
         <w:pStyle w:val="Heading2"/>
       </w:pPr>
       <w:r>
-        <w:t xml:space="preserve">S1.21 The transfer matrix and adaptation, elaborated</w:t>
+        <w:t xml:space="preserve">S1.20 The transfer matrix and adaptation, elaborated</w:t>
       </w:r>
     </w:p>
     <w:p>
@@ -21643,7 +21621,7 @@
           <w:b/>
           <w:bCs/>
         </w:rPr>
-        <w:t xml:space="preserve">Label-blind adaptation.</w:t>
+        <w:t xml:space="preserve">Label-free adaptation.</w:t>
       </w:r>
       <w:r>
         <w:t xml:space="preserve"> </w:t>
@@ -21791,13 +21769,13 @@
       </w:r>
     </w:p>
     <w:bookmarkEnd w:id="42"/>
-    <w:bookmarkStart w:id="43" w:name="s1.22-the-similarity-diagnostics"/>
+    <w:bookmarkStart w:id="43" w:name="s1.21-the-similarity-diagnostics"/>
     <w:p>
       <w:pPr>
         <w:pStyle w:val="Heading2"/>
       </w:pPr>
       <w:r>
-        <w:t xml:space="preserve">S1.22 The similarity diagnostics</w:t>
+        <w:t xml:space="preserve">S1.21 The similarity diagnostics</w:t>
       </w:r>
     </w:p>
     <w:p>
@@ -22006,7 +21984,7 @@
         <w:t xml:space="preserve"> </w:t>
       </w:r>
       <w:r>
-        <w:t xml:space="preserve">Section S1.20 gives the two measures recomputed on the collar. One of them, the</w:t>
+        <w:t xml:space="preserve">Section S1.19 gives the two measures recomputed on the collar. One of them, the</w:t>
       </w:r>
       <w:r>
         <w:t xml:space="preserve"> </w:t>
@@ -22064,13 +22042,13 @@
       </w:r>
     </w:p>
     <w:bookmarkEnd w:id="43"/>
-    <w:bookmarkStart w:id="44" w:name="s1.23-additional-robustness-analyses"/>
+    <w:bookmarkStart w:id="44" w:name="s1.22-additional-robustness-analyses"/>
     <w:p>
       <w:pPr>
         <w:pStyle w:val="Heading2"/>
       </w:pPr>
       <w:r>
-        <w:t xml:space="preserve">S1.23 Additional robustness analyses</w:t>
+        <w:t xml:space="preserve">S1.22 Additional robustness analyses</w:t>
       </w:r>
     </w:p>
     <w:p>
@@ -22167,9 +22145,9 @@
         <w:tblLook w:firstRow="1" w:lastRow="0" w:firstColumn="0" w:lastColumn="0" w:noHBand="0" w:noVBand="0" w:val="0020"/>
       </w:tblPr>
       <w:tblGrid>
-        <w:gridCol w:w="752"/>
-        <w:gridCol w:w="1382"/>
-        <w:gridCol w:w="6936"/>
+        <w:gridCol w:w="1137"/>
+        <w:gridCol w:w="1432"/>
+        <w:gridCol w:w="6501"/>
       </w:tblGrid>
       <w:tr>
         <w:trPr>
@@ -22178,7 +22156,7 @@
         </w:trPr>
         <w:tc>
           <w:tcPr>
-            <w:tcW w:type="dxa" w:w="752"/>
+            <w:tcW w:type="dxa" w:w="1137"/>
           </w:tcPr>
           <w:p>
             <w:pPr>
@@ -22195,7 +22173,7 @@
         </w:tc>
         <w:tc>
           <w:tcPr>
-            <w:tcW w:type="dxa" w:w="1382"/>
+            <w:tcW w:type="dxa" w:w="1432"/>
           </w:tcPr>
           <w:p>
             <w:pPr>
@@ -22212,7 +22190,7 @@
         </w:tc>
         <w:tc>
           <w:tcPr>
-            <w:tcW w:type="dxa" w:w="6936"/>
+            <w:tcW w:type="dxa" w:w="6501"/>
           </w:tcPr>
           <w:p>
             <w:pPr>
@@ -22234,7 +22212,7 @@
         </w:trPr>
         <w:tc>
           <w:tcPr>
-            <w:tcW w:type="dxa" w:w="752"/>
+            <w:tcW w:type="dxa" w:w="1137"/>
           </w:tcPr>
           <w:p>
             <w:pPr>
@@ -22251,7 +22229,7 @@
         </w:tc>
         <w:tc>
           <w:tcPr>
-            <w:tcW w:type="dxa" w:w="1382"/>
+            <w:tcW w:type="dxa" w:w="1432"/>
           </w:tcPr>
           <w:p>
             <w:pPr>
@@ -22268,7 +22246,7 @@
         </w:tc>
         <w:tc>
           <w:tcPr>
-            <w:tcW w:type="dxa" w:w="6936"/>
+            <w:tcW w:type="dxa" w:w="6501"/>
           </w:tcPr>
           <w:p>
             <w:pPr>
@@ -22290,7 +22268,7 @@
         </w:trPr>
         <w:tc>
           <w:tcPr>
-            <w:tcW w:type="dxa" w:w="752"/>
+            <w:tcW w:type="dxa" w:w="1137"/>
           </w:tcPr>
           <w:p>
             <w:pPr>
@@ -22307,7 +22285,7 @@
         </w:tc>
         <w:tc>
           <w:tcPr>
-            <w:tcW w:type="dxa" w:w="1382"/>
+            <w:tcW w:type="dxa" w:w="1432"/>
           </w:tcPr>
           <w:p>
             <w:pPr>
@@ -22324,7 +22302,7 @@
         </w:tc>
         <w:tc>
           <w:tcPr>
-            <w:tcW w:type="dxa" w:w="6936"/>
+            <w:tcW w:type="dxa" w:w="6501"/>
           </w:tcPr>
           <w:p>
             <w:pPr>
@@ -22346,70 +22324,52 @@
         </w:trPr>
         <w:tc>
           <w:tcPr>
-            <w:tcW w:type="dxa" w:w="752"/>
-          </w:tcPr>
-          <w:p>
-            <w:pPr>
-              <w:pStyle w:val="Compact"/>
-              <w:spacing w:line="240" w:lineRule="auto" w:after="20"/>
-            </w:pPr>
-            <w:r>
-              <w:rPr>
-                <w:sz w:val="20"/>
-              </w:rPr>
-              <w:t xml:space="preserve">Label-free target frames (a4)</w:t>
-            </w:r>
-          </w:p>
-        </w:tc>
-        <w:tc>
-          <w:tcPr>
-            <w:tcW w:type="dxa" w:w="1382"/>
-          </w:tcPr>
-          <w:p>
-            <w:pPr>
-              <w:pStyle w:val="Compact"/>
-              <w:spacing w:line="240" w:lineRule="auto" w:after="20"/>
-            </w:pPr>
-            <w:r>
-              <w:rPr>
-                <w:sz w:val="20"/>
-              </w:rPr>
-              <w:t xml:space="preserve">Does a frame drawn without target labels change transfer?</w:t>
-            </w:r>
-          </w:p>
-        </w:tc>
-        <w:tc>
-          <w:tcPr>
-            <w:tcW w:type="dxa" w:w="6936"/>
-          </w:tcPr>
-          <w:p>
-            <w:pPr>
-              <w:pStyle w:val="Compact"/>
-              <w:spacing w:line="240" w:lineRule="auto" w:after="20"/>
-            </w:pPr>
-            <w:r>
-              <w:rPr>
-                <w:sz w:val="20"/>
-              </w:rPr>
-              <w:t xml:space="preserve">Trimming the target to the source’s per-feature range, or to the source’s area of applicability</w:t>
-            </w:r>
-            <w:r>
-              <w:rPr>
-                <w:sz w:val="20"/>
-              </w:rPr>
-              <w:t xml:space="preserve"> </w:t>
-            </w:r>
-            <w:r>
-              <w:rPr>
-                <w:sz w:val="20"/>
-              </w:rPr>
-              <w:t xml:space="preserve">(Meyer and Pebesma 2021)</w:t>
-            </w:r>
-            <w:r>
-              <w:rPr>
-                <w:sz w:val="20"/>
-              </w:rPr>
-              <w:t xml:space="preserve">, gives means of 0.520 to 0.574, and a 20 km window 0.482; every paired thermal Δ interval spans zero</w:t>
+            <w:tcW w:type="dxa" w:w="1137"/>
+          </w:tcPr>
+          <w:p>
+            <w:pPr>
+              <w:pStyle w:val="Compact"/>
+              <w:spacing w:line="240" w:lineRule="auto" w:after="20"/>
+            </w:pPr>
+            <w:r>
+              <w:rPr>
+                <w:sz w:val="20"/>
+              </w:rPr>
+              <w:t xml:space="preserve">Frame cost against the share of distant cells (a3)</w:t>
+            </w:r>
+          </w:p>
+        </w:tc>
+        <w:tc>
+          <w:tcPr>
+            <w:tcW w:type="dxa" w:w="1432"/>
+          </w:tcPr>
+          <w:p>
+            <w:pPr>
+              <w:pStyle w:val="Compact"/>
+              <w:spacing w:line="240" w:lineRule="auto" w:after="20"/>
+            </w:pPr>
+            <w:r>
+              <w:rPr>
+                <w:sz w:val="20"/>
+              </w:rPr>
+              <w:t xml:space="preserve">Is the cost larger where the study area has more distant cells?</w:t>
+            </w:r>
+          </w:p>
+        </w:tc>
+        <w:tc>
+          <w:tcPr>
+            <w:tcW w:type="dxa" w:w="6501"/>
+          </w:tcPr>
+          <w:p>
+            <w:pPr>
+              <w:pStyle w:val="Compact"/>
+              <w:spacing w:line="240" w:lineRule="auto" w:after="20"/>
+            </w:pPr>
+            <w:r>
+              <w:rPr>
+                <w:sz w:val="20"/>
+              </w:rPr>
+              <w:t xml:space="preserve">No. Region-level slope 0.005 [−0.41, +0.42], r = 0.02 (n = 5); scar-level slope −0.049 [−0.34, +0.24] (n = 9, scars not independent). The test has little power</w:t>
             </w:r>
           </w:p>
         </w:tc>
@@ -22420,52 +22380,70 @@
         </w:trPr>
         <w:tc>
           <w:tcPr>
-            <w:tcW w:type="dxa" w:w="752"/>
-          </w:tcPr>
-          <w:p>
-            <w:pPr>
-              <w:pStyle w:val="Compact"/>
-              <w:spacing w:line="240" w:lineRule="auto" w:after="20"/>
-            </w:pPr>
-            <w:r>
-              <w:rPr>
-                <w:sz w:val="20"/>
-              </w:rPr>
-              <w:t xml:space="preserve">Metric dependence (a5)</w:t>
-            </w:r>
-          </w:p>
-        </w:tc>
-        <w:tc>
-          <w:tcPr>
-            <w:tcW w:type="dxa" w:w="1382"/>
-          </w:tcPr>
-          <w:p>
-            <w:pPr>
-              <w:pStyle w:val="Compact"/>
-              <w:spacing w:line="240" w:lineRule="auto" w:after="20"/>
-            </w:pPr>
-            <w:r>
-              <w:rPr>
-                <w:sz w:val="20"/>
-              </w:rPr>
-              <w:t xml:space="preserve">Is the frame cost specific to ROC-AUC?</w:t>
-            </w:r>
-          </w:p>
-        </w:tc>
-        <w:tc>
-          <w:tcPr>
-            <w:tcW w:type="dxa" w:w="6936"/>
-          </w:tcPr>
-          <w:p>
-            <w:pPr>
-              <w:pStyle w:val="Compact"/>
-              <w:spacing w:line="240" w:lineRule="auto" w:after="20"/>
-            </w:pPr>
-            <w:r>
-              <w:rPr>
-                <w:sz w:val="20"/>
-              </w:rPr>
-              <w:t xml:space="preserve">Region-wide minus scar-frame over nine scars: partial AUC (FPR ≤ 0.1) 0.088 [0.048, 0.128]; average precision −0.342 [−0.477, −0.206], higher on the scar frame because its prevalence is higher</w:t>
+            <w:tcW w:type="dxa" w:w="1137"/>
+          </w:tcPr>
+          <w:p>
+            <w:pPr>
+              <w:pStyle w:val="Compact"/>
+              <w:spacing w:line="240" w:lineRule="auto" w:after="20"/>
+            </w:pPr>
+            <w:r>
+              <w:rPr>
+                <w:sz w:val="20"/>
+              </w:rPr>
+              <w:t xml:space="preserve">Label-free target frames (a4)</w:t>
+            </w:r>
+          </w:p>
+        </w:tc>
+        <w:tc>
+          <w:tcPr>
+            <w:tcW w:type="dxa" w:w="1432"/>
+          </w:tcPr>
+          <w:p>
+            <w:pPr>
+              <w:pStyle w:val="Compact"/>
+              <w:spacing w:line="240" w:lineRule="auto" w:after="20"/>
+            </w:pPr>
+            <w:r>
+              <w:rPr>
+                <w:sz w:val="20"/>
+              </w:rPr>
+              <w:t xml:space="preserve">Does a frame drawn without target labels change transfer?</w:t>
+            </w:r>
+          </w:p>
+        </w:tc>
+        <w:tc>
+          <w:tcPr>
+            <w:tcW w:type="dxa" w:w="6501"/>
+          </w:tcPr>
+          <w:p>
+            <w:pPr>
+              <w:pStyle w:val="Compact"/>
+              <w:spacing w:line="240" w:lineRule="auto" w:after="20"/>
+            </w:pPr>
+            <w:r>
+              <w:rPr>
+                <w:sz w:val="20"/>
+              </w:rPr>
+              <w:t xml:space="preserve">Trimming the target to the source’s per-feature range, or to the source’s area of applicability</w:t>
+            </w:r>
+            <w:r>
+              <w:rPr>
+                <w:sz w:val="20"/>
+              </w:rPr>
+              <w:t xml:space="preserve"> </w:t>
+            </w:r>
+            <w:r>
+              <w:rPr>
+                <w:sz w:val="20"/>
+              </w:rPr>
+              <w:t xml:space="preserve">(Meyer and Pebesma 2021)</w:t>
+            </w:r>
+            <w:r>
+              <w:rPr>
+                <w:sz w:val="20"/>
+              </w:rPr>
+              <w:t xml:space="preserve">, gives means of 0.520 to 0.574, and a 20 km window 0.482; every paired thermal Δ interval spans zero</w:t>
             </w:r>
           </w:p>
         </w:tc>
@@ -22476,72 +22454,52 @@
         </w:trPr>
         <w:tc>
           <w:tcPr>
-            <w:tcW w:type="dxa" w:w="752"/>
-          </w:tcPr>
-          <w:p>
-            <w:pPr>
-              <w:pStyle w:val="Compact"/>
-              <w:spacing w:line="240" w:lineRule="auto" w:after="20"/>
-            </w:pPr>
-            <w:r>
-              <w:rPr>
-                <w:sz w:val="20"/>
-              </w:rPr>
-              <w:t xml:space="preserve">Collar within-region increment</w:t>
-            </w:r>
-          </w:p>
-        </w:tc>
-        <w:tc>
-          <w:tcPr>
-            <w:tcW w:type="dxa" w:w="1382"/>
-          </w:tcPr>
-          <w:p>
-            <w:pPr>
-              <w:pStyle w:val="Compact"/>
-              <w:spacing w:line="240" w:lineRule="auto" w:after="20"/>
-            </w:pPr>
-            <w:r>
-              <w:rPr>
-                <w:sz w:val="20"/>
-              </w:rPr>
-              <w:t xml:space="preserve">Does the within-region increment survive the collar?</w:t>
-            </w:r>
-          </w:p>
-        </w:tc>
-        <w:tc>
-          <w:tcPr>
-            <w:tcW w:type="dxa" w:w="6936"/>
-          </w:tcPr>
-          <w:p>
-            <w:pPr>
-              <w:pStyle w:val="Compact"/>
-              <w:spacing w:line="240" w:lineRule="auto" w:after="20"/>
-            </w:pPr>
-            <w:r>
-              <w:rPr>
-                <w:sz w:val="20"/>
-              </w:rPr>
-              <w:t xml:space="preserve">+0.083 [+0.037, +0.129] over five regions (Student</w:t>
-            </w:r>
-            <w:r>
-              <w:rPr>
-                <w:sz w:val="20"/>
-              </w:rPr>
-              <w:t xml:space="preserve"> </w:t>
-            </w:r>
-            <w:r>
-              <w:rPr>
-                <w:i/>
-                <w:iCs/>
-                <w:sz w:val="20"/>
-              </w:rPr>
-              <w:t xml:space="preserve">t</w:t>
-            </w:r>
-            <w:r>
-              <w:rPr>
-                <w:sz w:val="20"/>
-              </w:rPr>
-              <w:t xml:space="preserve">), against +0.087 [+0.037, +0.136] as drawn</w:t>
+            <w:tcW w:type="dxa" w:w="1137"/>
+          </w:tcPr>
+          <w:p>
+            <w:pPr>
+              <w:pStyle w:val="Compact"/>
+              <w:spacing w:line="240" w:lineRule="auto" w:after="20"/>
+            </w:pPr>
+            <w:r>
+              <w:rPr>
+                <w:sz w:val="20"/>
+              </w:rPr>
+              <w:t xml:space="preserve">Metric dependence (a5)</w:t>
+            </w:r>
+          </w:p>
+        </w:tc>
+        <w:tc>
+          <w:tcPr>
+            <w:tcW w:type="dxa" w:w="1432"/>
+          </w:tcPr>
+          <w:p>
+            <w:pPr>
+              <w:pStyle w:val="Compact"/>
+              <w:spacing w:line="240" w:lineRule="auto" w:after="20"/>
+            </w:pPr>
+            <w:r>
+              <w:rPr>
+                <w:sz w:val="20"/>
+              </w:rPr>
+              <w:t xml:space="preserve">Is the frame cost specific to ROC-AUC?</w:t>
+            </w:r>
+          </w:p>
+        </w:tc>
+        <w:tc>
+          <w:tcPr>
+            <w:tcW w:type="dxa" w:w="6501"/>
+          </w:tcPr>
+          <w:p>
+            <w:pPr>
+              <w:pStyle w:val="Compact"/>
+              <w:spacing w:line="240" w:lineRule="auto" w:after="20"/>
+            </w:pPr>
+            <w:r>
+              <w:rPr>
+                <w:sz w:val="20"/>
+              </w:rPr>
+              <w:t xml:space="preserve">Region-wide minus scar-frame over nine scars: partial AUC (FPR ≤ 0.1) 0.088 [0.048, 0.128]; average precision −0.342 [−0.477, −0.206], higher on the scar frame because its prevalence is higher</w:t>
             </w:r>
           </w:p>
         </w:tc>
@@ -22552,52 +22510,72 @@
         </w:trPr>
         <w:tc>
           <w:tcPr>
-            <w:tcW w:type="dxa" w:w="752"/>
-          </w:tcPr>
-          <w:p>
-            <w:pPr>
-              <w:pStyle w:val="Compact"/>
-              <w:spacing w:line="240" w:lineRule="auto" w:after="20"/>
-            </w:pPr>
-            <w:r>
-              <w:rPr>
-                <w:sz w:val="20"/>
-              </w:rPr>
-              <w:t xml:space="preserve">Equalised Δ by resampling unit</w:t>
-            </w:r>
-          </w:p>
-        </w:tc>
-        <w:tc>
-          <w:tcPr>
-            <w:tcW w:type="dxa" w:w="1382"/>
-          </w:tcPr>
-          <w:p>
-            <w:pPr>
-              <w:pStyle w:val="Compact"/>
-              <w:spacing w:line="240" w:lineRule="auto" w:after="20"/>
-            </w:pPr>
-            <w:r>
-              <w:rPr>
-                <w:sz w:val="20"/>
-              </w:rPr>
-              <w:t xml:space="preserve">Does the collar Δ exclude zero?</w:t>
-            </w:r>
-          </w:p>
-        </w:tc>
-        <w:tc>
-          <w:tcPr>
-            <w:tcW w:type="dxa" w:w="6936"/>
-          </w:tcPr>
-          <w:p>
-            <w:pPr>
-              <w:pStyle w:val="Compact"/>
-              <w:spacing w:line="240" w:lineRule="auto" w:after="20"/>
-            </w:pPr>
-            <w:r>
-              <w:rPr>
-                <w:sz w:val="20"/>
-              </w:rPr>
-              <w:t xml:space="preserve">Table S31: two of five computable units exclude zero; the two-way estimators are undefined</w:t>
+            <w:tcW w:type="dxa" w:w="1137"/>
+          </w:tcPr>
+          <w:p>
+            <w:pPr>
+              <w:pStyle w:val="Compact"/>
+              <w:spacing w:line="240" w:lineRule="auto" w:after="20"/>
+            </w:pPr>
+            <w:r>
+              <w:rPr>
+                <w:sz w:val="20"/>
+              </w:rPr>
+              <w:t xml:space="preserve">Collar within-region increment</w:t>
+            </w:r>
+          </w:p>
+        </w:tc>
+        <w:tc>
+          <w:tcPr>
+            <w:tcW w:type="dxa" w:w="1432"/>
+          </w:tcPr>
+          <w:p>
+            <w:pPr>
+              <w:pStyle w:val="Compact"/>
+              <w:spacing w:line="240" w:lineRule="auto" w:after="20"/>
+            </w:pPr>
+            <w:r>
+              <w:rPr>
+                <w:sz w:val="20"/>
+              </w:rPr>
+              <w:t xml:space="preserve">Does the within-region increment survive the collar?</w:t>
+            </w:r>
+          </w:p>
+        </w:tc>
+        <w:tc>
+          <w:tcPr>
+            <w:tcW w:type="dxa" w:w="6501"/>
+          </w:tcPr>
+          <w:p>
+            <w:pPr>
+              <w:pStyle w:val="Compact"/>
+              <w:spacing w:line="240" w:lineRule="auto" w:after="20"/>
+            </w:pPr>
+            <w:r>
+              <w:rPr>
+                <w:sz w:val="20"/>
+              </w:rPr>
+              <w:t xml:space="preserve">+0.083 [+0.037, +0.129] over five regions (Student</w:t>
+            </w:r>
+            <w:r>
+              <w:rPr>
+                <w:sz w:val="20"/>
+              </w:rPr>
+              <w:t xml:space="preserve"> </w:t>
+            </w:r>
+            <w:r>
+              <w:rPr>
+                <w:i/>
+                <w:iCs/>
+                <w:sz w:val="20"/>
+              </w:rPr>
+              <w:t xml:space="preserve">t</w:t>
+            </w:r>
+            <w:r>
+              <w:rPr>
+                <w:sz w:val="20"/>
+              </w:rPr>
+              <w:t xml:space="preserve">), against +0.087 [+0.037, +0.136] as drawn</w:t>
             </w:r>
           </w:p>
         </w:tc>
@@ -22608,52 +22586,52 @@
         </w:trPr>
         <w:tc>
           <w:tcPr>
-            <w:tcW w:type="dxa" w:w="752"/>
-          </w:tcPr>
-          <w:p>
-            <w:pPr>
-              <w:pStyle w:val="Compact"/>
-              <w:spacing w:line="240" w:lineRule="auto" w:after="20"/>
-            </w:pPr>
-            <w:r>
-              <w:rPr>
-                <w:sz w:val="20"/>
-              </w:rPr>
-              <w:t xml:space="preserve">Equivalence of the equalised Δ</w:t>
-            </w:r>
-          </w:p>
-        </w:tc>
-        <w:tc>
-          <w:tcPr>
-            <w:tcW w:type="dxa" w:w="1382"/>
-          </w:tcPr>
-          <w:p>
-            <w:pPr>
-              <w:pStyle w:val="Compact"/>
-              <w:spacing w:line="240" w:lineRule="auto" w:after="20"/>
-            </w:pPr>
-            <w:r>
-              <w:rPr>
-                <w:sz w:val="20"/>
-              </w:rPr>
-              <w:t xml:space="preserve">How large a gain is excluded?</w:t>
-            </w:r>
-          </w:p>
-        </w:tc>
-        <w:tc>
-          <w:tcPr>
-            <w:tcW w:type="dxa" w:w="6936"/>
-          </w:tcPr>
-          <w:p>
-            <w:pPr>
-              <w:pStyle w:val="Compact"/>
-              <w:spacing w:line="240" w:lineRule="auto" w:after="20"/>
-            </w:pPr>
-            <w:r>
-              <w:rPr>
-                <w:sz w:val="20"/>
-              </w:rPr>
-              <w:t xml:space="preserve">Within ±0.05 under four of five units; no gain above 0.047 at 90 % (pair cluster); not within ±0.02 under any unit</w:t>
+            <w:tcW w:type="dxa" w:w="1137"/>
+          </w:tcPr>
+          <w:p>
+            <w:pPr>
+              <w:pStyle w:val="Compact"/>
+              <w:spacing w:line="240" w:lineRule="auto" w:after="20"/>
+            </w:pPr>
+            <w:r>
+              <w:rPr>
+                <w:sz w:val="20"/>
+              </w:rPr>
+              <w:t xml:space="preserve">Equalised Δ by resampling unit</w:t>
+            </w:r>
+          </w:p>
+        </w:tc>
+        <w:tc>
+          <w:tcPr>
+            <w:tcW w:type="dxa" w:w="1432"/>
+          </w:tcPr>
+          <w:p>
+            <w:pPr>
+              <w:pStyle w:val="Compact"/>
+              <w:spacing w:line="240" w:lineRule="auto" w:after="20"/>
+            </w:pPr>
+            <w:r>
+              <w:rPr>
+                <w:sz w:val="20"/>
+              </w:rPr>
+              <w:t xml:space="preserve">Does the collar Δ exclude zero?</w:t>
+            </w:r>
+          </w:p>
+        </w:tc>
+        <w:tc>
+          <w:tcPr>
+            <w:tcW w:type="dxa" w:w="6501"/>
+          </w:tcPr>
+          <w:p>
+            <w:pPr>
+              <w:pStyle w:val="Compact"/>
+              <w:spacing w:line="240" w:lineRule="auto" w:after="20"/>
+            </w:pPr>
+            <w:r>
+              <w:rPr>
+                <w:sz w:val="20"/>
+              </w:rPr>
+              <w:t xml:space="preserve">Table S31: two of six computable units exclude zero; the two-way estimators are undefined</w:t>
             </w:r>
           </w:p>
         </w:tc>
@@ -22664,52 +22642,52 @@
         </w:trPr>
         <w:tc>
           <w:tcPr>
-            <w:tcW w:type="dxa" w:w="752"/>
-          </w:tcPr>
-          <w:p>
-            <w:pPr>
-              <w:pStyle w:val="Compact"/>
-              <w:spacing w:line="240" w:lineRule="auto" w:after="20"/>
-            </w:pPr>
-            <w:r>
-              <w:rPr>
-                <w:sz w:val="20"/>
-              </w:rPr>
-              <w:t xml:space="preserve">Within minus transfer increment</w:t>
-            </w:r>
-          </w:p>
-        </w:tc>
-        <w:tc>
-          <w:tcPr>
-            <w:tcW w:type="dxa" w:w="1382"/>
-          </w:tcPr>
-          <w:p>
-            <w:pPr>
-              <w:pStyle w:val="Compact"/>
-              <w:spacing w:line="240" w:lineRule="auto" w:after="20"/>
-            </w:pPr>
-            <w:r>
-              <w:rPr>
-                <w:sz w:val="20"/>
-              </w:rPr>
-              <w:t xml:space="preserve">Is the local-versus-portable contrast itself supported?</w:t>
-            </w:r>
-          </w:p>
-        </w:tc>
-        <w:tc>
-          <w:tcPr>
-            <w:tcW w:type="dxa" w:w="6936"/>
-          </w:tcPr>
-          <w:p>
-            <w:pPr>
-              <w:pStyle w:val="Compact"/>
-              <w:spacing w:line="240" w:lineRule="auto" w:after="20"/>
-            </w:pPr>
-            <w:r>
-              <w:rPr>
-                <w:sz w:val="20"/>
-              </w:rPr>
-              <w:t xml:space="preserve">Full frame +0.079 [+0.014, +0.145]; 10 km collar +0.059 [+0.007, +0.110]; 5 km collar +0.026 [−0.012, +0.063]</w:t>
+            <w:tcW w:type="dxa" w:w="1137"/>
+          </w:tcPr>
+          <w:p>
+            <w:pPr>
+              <w:pStyle w:val="Compact"/>
+              <w:spacing w:line="240" w:lineRule="auto" w:after="20"/>
+            </w:pPr>
+            <w:r>
+              <w:rPr>
+                <w:sz w:val="20"/>
+              </w:rPr>
+              <w:t xml:space="preserve">Equivalence of the equalised Δ</w:t>
+            </w:r>
+          </w:p>
+        </w:tc>
+        <w:tc>
+          <w:tcPr>
+            <w:tcW w:type="dxa" w:w="1432"/>
+          </w:tcPr>
+          <w:p>
+            <w:pPr>
+              <w:pStyle w:val="Compact"/>
+              <w:spacing w:line="240" w:lineRule="auto" w:after="20"/>
+            </w:pPr>
+            <w:r>
+              <w:rPr>
+                <w:sz w:val="20"/>
+              </w:rPr>
+              <w:t xml:space="preserve">How large a gain is excluded?</w:t>
+            </w:r>
+          </w:p>
+        </w:tc>
+        <w:tc>
+          <w:tcPr>
+            <w:tcW w:type="dxa" w:w="6501"/>
+          </w:tcPr>
+          <w:p>
+            <w:pPr>
+              <w:pStyle w:val="Compact"/>
+              <w:spacing w:line="240" w:lineRule="auto" w:after="20"/>
+            </w:pPr>
+            <w:r>
+              <w:rPr>
+                <w:sz w:val="20"/>
+              </w:rPr>
+              <w:t xml:space="preserve">Within ±0.05 under four of five units; no gain above 0.047 at 90 % (pair cluster); not within ±0.02 under any unit</w:t>
             </w:r>
           </w:p>
         </w:tc>
@@ -22720,52 +22698,52 @@
         </w:trPr>
         <w:tc>
           <w:tcPr>
-            <w:tcW w:type="dxa" w:w="752"/>
-          </w:tcPr>
-          <w:p>
-            <w:pPr>
-              <w:pStyle w:val="Compact"/>
-              <w:spacing w:line="240" w:lineRule="auto" w:after="20"/>
-            </w:pPr>
-            <w:r>
-              <w:rPr>
-                <w:sz w:val="20"/>
-              </w:rPr>
-              <w:t xml:space="preserve">Reversal multiplicity</w:t>
-            </w:r>
-          </w:p>
-        </w:tc>
-        <w:tc>
-          <w:tcPr>
-            <w:tcW w:type="dxa" w:w="1382"/>
-          </w:tcPr>
-          <w:p>
-            <w:pPr>
-              <w:pStyle w:val="Compact"/>
-              <w:spacing w:line="240" w:lineRule="auto" w:after="20"/>
-            </w:pPr>
-            <w:r>
-              <w:rPr>
-                <w:sz w:val="20"/>
-              </w:rPr>
-              <w:t xml:space="preserve">Do the collar reversals survive correction?</w:t>
-            </w:r>
-          </w:p>
-        </w:tc>
-        <w:tc>
-          <w:tcPr>
-            <w:tcW w:type="dxa" w:w="6936"/>
-          </w:tcPr>
-          <w:p>
-            <w:pPr>
-              <w:pStyle w:val="Compact"/>
-              <w:spacing w:line="240" w:lineRule="auto" w:after="20"/>
-            </w:pPr>
-            <w:r>
-              <w:rPr>
-                <w:sz w:val="20"/>
-              </w:rPr>
-              <w:t xml:space="preserve">Table S30: two per-comparison reversals, none after Holm intersection-union</w:t>
+            <w:tcW w:type="dxa" w:w="1137"/>
+          </w:tcPr>
+          <w:p>
+            <w:pPr>
+              <w:pStyle w:val="Compact"/>
+              <w:spacing w:line="240" w:lineRule="auto" w:after="20"/>
+            </w:pPr>
+            <w:r>
+              <w:rPr>
+                <w:sz w:val="20"/>
+              </w:rPr>
+              <w:t xml:space="preserve">Within minus transfer increment</w:t>
+            </w:r>
+          </w:p>
+        </w:tc>
+        <w:tc>
+          <w:tcPr>
+            <w:tcW w:type="dxa" w:w="1432"/>
+          </w:tcPr>
+          <w:p>
+            <w:pPr>
+              <w:pStyle w:val="Compact"/>
+              <w:spacing w:line="240" w:lineRule="auto" w:after="20"/>
+            </w:pPr>
+            <w:r>
+              <w:rPr>
+                <w:sz w:val="20"/>
+              </w:rPr>
+              <w:t xml:space="preserve">Is the local-versus-portable contrast itself supported?</w:t>
+            </w:r>
+          </w:p>
+        </w:tc>
+        <w:tc>
+          <w:tcPr>
+            <w:tcW w:type="dxa" w:w="6501"/>
+          </w:tcPr>
+          <w:p>
+            <w:pPr>
+              <w:pStyle w:val="Compact"/>
+              <w:spacing w:line="240" w:lineRule="auto" w:after="20"/>
+            </w:pPr>
+            <w:r>
+              <w:rPr>
+                <w:sz w:val="20"/>
+              </w:rPr>
+              <w:t xml:space="preserve">Full frame +0.079 [+0.014, +0.145]; 10 km collar +0.059 [+0.007, +0.110]; 5 km collar +0.026 [−0.012, +0.063]</w:t>
             </w:r>
           </w:p>
         </w:tc>
@@ -22776,7 +22754,63 @@
         </w:trPr>
         <w:tc>
           <w:tcPr>
-            <w:tcW w:type="dxa" w:w="752"/>
+            <w:tcW w:type="dxa" w:w="1137"/>
+          </w:tcPr>
+          <w:p>
+            <w:pPr>
+              <w:pStyle w:val="Compact"/>
+              <w:spacing w:line="240" w:lineRule="auto" w:after="20"/>
+            </w:pPr>
+            <w:r>
+              <w:rPr>
+                <w:sz w:val="20"/>
+              </w:rPr>
+              <w:t xml:space="preserve">Reversal multiplicity</w:t>
+            </w:r>
+          </w:p>
+        </w:tc>
+        <w:tc>
+          <w:tcPr>
+            <w:tcW w:type="dxa" w:w="1432"/>
+          </w:tcPr>
+          <w:p>
+            <w:pPr>
+              <w:pStyle w:val="Compact"/>
+              <w:spacing w:line="240" w:lineRule="auto" w:after="20"/>
+            </w:pPr>
+            <w:r>
+              <w:rPr>
+                <w:sz w:val="20"/>
+              </w:rPr>
+              <w:t xml:space="preserve">Do the collar reversals survive correction?</w:t>
+            </w:r>
+          </w:p>
+        </w:tc>
+        <w:tc>
+          <w:tcPr>
+            <w:tcW w:type="dxa" w:w="6501"/>
+          </w:tcPr>
+          <w:p>
+            <w:pPr>
+              <w:pStyle w:val="Compact"/>
+              <w:spacing w:line="240" w:lineRule="auto" w:after="20"/>
+            </w:pPr>
+            <w:r>
+              <w:rPr>
+                <w:sz w:val="20"/>
+              </w:rPr>
+              <w:t xml:space="preserve">Table S30: two per-comparison reversals, none after Holm intersection-union</w:t>
+            </w:r>
+          </w:p>
+        </w:tc>
+      </w:tr>
+      <w:tr>
+        <w:trPr>
+          <w:cantSplit/>
+        </w:trPr>
+        <w:tc>
+          <w:tcPr>
+            <w:tcW w:type="dxa" w:w="1137"/>
           </w:tcPr>
           <w:p>
             <w:pPr>
@@ -22793,7 +22827,7 @@
         </w:tc>
         <w:tc>
           <w:tcPr>
-            <w:tcW w:type="dxa" w:w="1382"/>
+            <w:tcW w:type="dxa" w:w="1432"/>
           </w:tcPr>
           <w:p>
             <w:pPr>
@@ -22810,7 +22844,7 @@
         </w:tc>
         <w:tc>
           <w:tcPr>
-            <w:tcW w:type="dxa" w:w="6936"/>
+            <w:tcW w:type="dxa" w:w="6501"/>
           </w:tcPr>
           <w:p>
             <w:pPr>
@@ -41533,7 +41567,7 @@
         <w:t xml:space="preserve"> </w:t>
       </w:r>
       <w:r>
-        <w:t xml:space="preserve">results of Section S1.22, positive and negative, have this low power. With ten pairs, a moderate true</w:t>
+        <w:t xml:space="preserve">results of Section S1.21, positive and negative, have this low power. With ten pairs, a moderate true</w:t>
       </w:r>
       <w:r>
         <w:t xml:space="preserve"> </w:t>
@@ -42972,13 +43006,13 @@
         <w:t xml:space="preserve"> </w:t>
       </w:r>
       <w:r>
-        <w:t xml:space="preserve">clipped, with its interval from the same paired bootstrap. It is an upper limit on what a correction</w:t>
-      </w:r>
-      <w:r>
-        <w:t xml:space="preserve"> </w:t>
-      </w:r>
-      <w:r>
-        <w:t xml:space="preserve">of the predictor distributions can achieve. Section 4.3 shows that the remainder should not be read</w:t>
+        <w:t xml:space="preserve">clipped, with its interval from the same paired bootstrap. It describes what the two methods tested achieved, with the better one chosen using target labels;</w:t>
+      </w:r>
+      <w:r>
+        <w:t xml:space="preserve"> </w:t>
+      </w:r>
+      <w:r>
+        <w:t xml:space="preserve">other correction methods were not tested. Section 4.3 shows that the remainder should not be read</w:t>
       </w:r>
       <w:r>
         <w:t xml:space="preserve"> </w:t>
@@ -43162,13 +43196,13 @@
     </w:p>
     <w:bookmarkEnd w:id="62"/>
     <w:bookmarkEnd w:id="63"/>
-    <w:bookmarkStart w:id="64" w:name="X2ca07e7c22cf45b2abe8f9173657513d187df7a"/>
+    <w:bookmarkStart w:id="64" w:name="Xcdcaf2323eeae0176f0536c5eea1cbf922f6585"/>
     <w:p>
       <w:pPr>
         <w:pStyle w:val="Heading2"/>
       </w:pPr>
       <w:r>
-        <w:t xml:space="preserve">S3.8 Label-blind adaptation, full specification</w:t>
+        <w:t xml:space="preserve">S3.8 Label-free adaptation, full specification</w:t>
       </w:r>
     </w:p>
     <w:p>
@@ -44509,22 +44543,22 @@
     </w:p>
     <w:bookmarkEnd w:id="64"/>
     <w:bookmarkEnd w:id="65"/>
-    <w:bookmarkStart w:id="70" w:name="s5-target-label-recovery-curve"/>
+    <w:bookmarkStart w:id="70" w:name="s4-target-label-recovery-curve"/>
     <w:p>
       <w:pPr>
         <w:pStyle w:val="Heading1"/>
       </w:pPr>
       <w:r>
-        <w:t xml:space="preserve">S5 Target-label recovery curve</w:t>
+        <w:t xml:space="preserve">S4 Target-label recovery curve</w:t>
       </w:r>
     </w:p>
-    <w:bookmarkStart w:id="66" w:name="s5.1-purpose"/>
+    <w:bookmarkStart w:id="66" w:name="s4.1-purpose"/>
     <w:p>
       <w:pPr>
         <w:pStyle w:val="Heading2"/>
       </w:pPr>
       <w:r>
-        <w:t xml:space="preserve">S5.1 Purpose</w:t>
+        <w:t xml:space="preserve">S4.1 Purpose</w:t>
       </w:r>
     </w:p>
     <w:p>
@@ -44620,13 +44654,13 @@
       </w:r>
     </w:p>
     <w:bookmarkEnd w:id="66"/>
-    <w:bookmarkStart w:id="67" w:name="s5.2-design"/>
+    <w:bookmarkStart w:id="67" w:name="s4.2-design"/>
     <w:p>
       <w:pPr>
         <w:pStyle w:val="Heading2"/>
       </w:pPr>
       <w:r>
-        <w:t xml:space="preserve">S5.2 Design</w:t>
+        <w:t xml:space="preserve">S4.2 Design</w:t>
       </w:r>
     </w:p>
     <w:p>
@@ -44737,13 +44771,13 @@
       </w:r>
     </w:p>
     <w:bookmarkEnd w:id="67"/>
-    <w:bookmarkStart w:id="68" w:name="s5.3-result"/>
+    <w:bookmarkStart w:id="68" w:name="s4.3-result"/>
     <w:p>
       <w:pPr>
         <w:pStyle w:val="Heading2"/>
       </w:pPr>
       <w:r>
-        <w:t xml:space="preserve">S5.3 Result</w:t>
+        <w:t xml:space="preserve">S4.3 Result</w:t>
       </w:r>
     </w:p>
     <w:p>
@@ -46119,13 +46153,13 @@
       </w:r>
     </w:p>
     <w:bookmarkEnd w:id="68"/>
-    <w:bookmarkStart w:id="69" w:name="s5.4-limits"/>
+    <w:bookmarkStart w:id="69" w:name="s4.4-limits"/>
     <w:p>
       <w:pPr>
         <w:pStyle w:val="Heading2"/>
       </w:pPr>
       <w:r>
-        <w:t xml:space="preserve">S5.4 Limits</w:t>
+        <w:t xml:space="preserve">S4.4 Limits</w:t>
       </w:r>
     </w:p>
     <w:p>
@@ -46292,13 +46326,13 @@
     </w:p>
     <w:bookmarkEnd w:id="69"/>
     <w:bookmarkEnd w:id="70"/>
-    <w:bookmarkStart w:id="72" w:name="s6-code"/>
+    <w:bookmarkStart w:id="72" w:name="s5-code"/>
     <w:p>
       <w:pPr>
         <w:pStyle w:val="Heading1"/>
       </w:pPr>
       <w:r>
-        <w:t xml:space="preserve">S6 Code</w:t>
+        <w:t xml:space="preserve">S5 Code</w:t>
       </w:r>
     </w:p>
     <w:p>
@@ -46995,13 +47029,13 @@
       </w:r>
     </w:p>
     <w:bookmarkEnd w:id="72"/>
-    <w:bookmarkStart w:id="73" w:name="s7-data"/>
+    <w:bookmarkStart w:id="73" w:name="s6-data"/>
     <w:p>
       <w:pPr>
         <w:pStyle w:val="Heading1"/>
       </w:pPr>
       <w:r>
-        <w:t xml:space="preserve">S7 Data</w:t>
+        <w:t xml:space="preserve">S6 Data</w:t>
       </w:r>
     </w:p>
     <w:p>

--- a/paper/submission/supplementary_material.docx
+++ b/paper/submission/supplementary_material.docx
@@ -56,7 +56,7 @@
         <w:t xml:space="preserve"> </w:t>
       </w:r>
       <w:r>
-        <w:t xml:space="preserve">recovery curve, Section S5 the code and Section S6 the data. Tables are numbered S1 to S34,</w:t>
+        <w:t xml:space="preserve">recovery curve, Section S5 the code and Section S6 the data. Tables are numbered S1 to S35,</w:t>
       </w:r>
       <w:r>
         <w:t xml:space="preserve"> </w:t>
@@ -410,12 +410,12 @@
       <w:pPr>
         <w:pStyle w:val="Compact"/>
         <w:numPr>
-          <w:ilvl w:val="0"/>
-          <w:numId w:val="1001"/>
+          <w:ilvl w:val="1"/>
+          <w:numId w:val="1002"/>
         </w:numPr>
       </w:pPr>
       <w:r>
-        <w:t xml:space="preserve">S2 Supporting tables</w:t>
+        <w:t xml:space="preserve">S1.23 Analyses added after the pre-submission review</w:t>
       </w:r>
     </w:p>
     <w:p>
@@ -427,7 +427,7 @@
         </w:numPr>
       </w:pPr>
       <w:r>
-        <w:t xml:space="preserve">S3 Protocol detail and limitations</w:t>
+        <w:t xml:space="preserve">S2 Supporting tables</w:t>
       </w:r>
     </w:p>
     <w:p>
@@ -439,7 +439,7 @@
         </w:numPr>
       </w:pPr>
       <w:r>
-        <w:t xml:space="preserve">S4 Target-label recovery curve</w:t>
+        <w:t xml:space="preserve">S3 Protocol detail and limitations</w:t>
       </w:r>
     </w:p>
     <w:p>
@@ -451,7 +451,7 @@
         </w:numPr>
       </w:pPr>
       <w:r>
-        <w:t xml:space="preserve">S5 Code</w:t>
+        <w:t xml:space="preserve">S4 Target-label recovery curve</w:t>
       </w:r>
     </w:p>
     <w:p>
@@ -463,11 +463,23 @@
         </w:numPr>
       </w:pPr>
       <w:r>
+        <w:t xml:space="preserve">S5 Code</w:t>
+      </w:r>
+    </w:p>
+    <w:p>
+      <w:pPr>
+        <w:pStyle w:val="Compact"/>
+        <w:numPr>
+          <w:ilvl w:val="0"/>
+          <w:numId w:val="1001"/>
+        </w:numPr>
+      </w:pPr>
+      <w:r>
         <w:t xml:space="preserve">S6 Data</w:t>
       </w:r>
     </w:p>
     <w:bookmarkEnd w:id="19"/>
-    <w:bookmarkStart w:id="45" w:name="s1-sensitivity-analyses-and-detail"/>
+    <w:bookmarkStart w:id="46" w:name="s1-sensitivity-analyses-and-detail"/>
     <w:p>
       <w:pPr>
         <w:pStyle w:val="Heading1"/>
@@ -14348,6 +14360,36 @@
         </w:rPr>
         <w:t xml:space="preserve">Table S27. The LST association, stratified, 10 km collar.</w:t>
       </w:r>
+      <w:r>
+        <w:t xml:space="preserve"> </w:t>
+      </w:r>
+      <w:r>
+        <w:t xml:space="preserve">Point estimates; 10-cell block-bootstrap intervals for every cell</w:t>
+      </w:r>
+      <w:r>
+        <w:t xml:space="preserve"> </w:t>
+      </w:r>
+      <w:r>
+        <w:t xml:space="preserve">are in</w:t>
+      </w:r>
+      <w:r>
+        <w:t xml:space="preserve"> </w:t>
+      </w:r>
+      <w:r>
+        <w:rPr>
+          <w:rStyle w:val="VerbatimChar"/>
+        </w:rPr>
+        <w:t xml:space="preserve">paper/labelfix_rerun/round8/r8e_stratified_intervals.csv</w:t>
+      </w:r>
+      <w:r>
+        <w:t xml:space="preserve">, and the Manavgat values are</w:t>
+      </w:r>
+      <w:r>
+        <w:t xml:space="preserve"> </w:t>
+      </w:r>
+      <w:r>
+        <w:t xml:space="preserve">summarised in Table S35.</w:t>
+      </w:r>
     </w:p>
     <w:tbl>
       <w:tblPr>
@@ -23463,8 +23505,612 @@
       </w:r>
     </w:p>
     <w:bookmarkEnd w:id="44"/>
+    <w:bookmarkStart w:id="45" w:name="X846699622cf221dea11b473d6ee6b95fc892f6f"/>
+    <w:p>
+      <w:pPr>
+        <w:pStyle w:val="Heading2"/>
+      </w:pPr>
+      <w:r>
+        <w:t xml:space="preserve">S1.23 Analyses added after the pre-submission review</w:t>
+      </w:r>
+    </w:p>
+    <w:p>
+      <w:pPr>
+        <w:pStyle w:val="FirstParagraph"/>
+      </w:pPr>
+      <w:r>
+        <w:t xml:space="preserve">The analyses in Table S35 were run after an internal review of the manuscript. They test the</w:t>
+      </w:r>
+      <w:r>
+        <w:t xml:space="preserve"> </w:t>
+      </w:r>
+      <w:r>
+        <w:t xml:space="preserve">dependence of the main results on the fitted forest, the adaptation method, the inference for the</w:t>
+      </w:r>
+      <w:r>
+        <w:t xml:space="preserve"> </w:t>
+      </w:r>
+      <w:r>
+        <w:t xml:space="preserve">similarity measures, and two data choices. Sources are in</w:t>
+      </w:r>
+      <w:r>
+        <w:t xml:space="preserve"> </w:t>
+      </w:r>
+      <w:r>
+        <w:rPr>
+          <w:rStyle w:val="VerbatimChar"/>
+        </w:rPr>
+        <w:t xml:space="preserve">paper/labelfix_rerun/round8/</w:t>
+      </w:r>
+      <w:r>
+        <w:t xml:space="preserve">, which also</w:t>
+      </w:r>
+      <w:r>
+        <w:t xml:space="preserve"> </w:t>
+      </w:r>
+      <w:r>
+        <w:t xml:space="preserve">describes each script.</w:t>
+      </w:r>
+    </w:p>
+    <w:p>
+      <w:pPr>
+        <w:pStyle w:val="BodyText"/>
+        <w:keepNext/>
+      </w:pPr>
+      <w:r>
+        <w:rPr>
+          <w:b/>
+          <w:bCs/>
+        </w:rPr>
+        <w:t xml:space="preserve">Table S35. Analyses added after the pre-submission review (post hoc).</w:t>
+      </w:r>
+    </w:p>
+    <w:tbl>
+      <w:tblPr>
+        <w:tblStyle w:val="Table"/>
+        <w:tblW w:type="auto" w:w="0"/>
+        <w:tblLook w:firstRow="1" w:lastRow="0" w:firstColumn="0" w:lastColumn="0" w:noHBand="0" w:noVBand="0" w:val="0020"/>
+      </w:tblPr>
+      <w:tblGrid>
+        <w:gridCol w:w="687"/>
+        <w:gridCol w:w="995"/>
+        <w:gridCol w:w="7388"/>
+      </w:tblGrid>
+      <w:tr>
+        <w:trPr>
+          <w:tblHeader w:val="on"/>
+          <w:cantSplit/>
+        </w:trPr>
+        <w:tc>
+          <w:tcPr>
+            <w:tcW w:type="dxa" w:w="687"/>
+          </w:tcPr>
+          <w:p>
+            <w:pPr>
+              <w:pStyle w:val="Compact"/>
+              <w:spacing w:line="240" w:lineRule="auto" w:after="20"/>
+            </w:pPr>
+            <w:r>
+              <w:rPr>
+                <w:sz w:val="20"/>
+              </w:rPr>
+              <w:t xml:space="preserve">Analysis</w:t>
+            </w:r>
+          </w:p>
+        </w:tc>
+        <w:tc>
+          <w:tcPr>
+            <w:tcW w:type="dxa" w:w="995"/>
+          </w:tcPr>
+          <w:p>
+            <w:pPr>
+              <w:pStyle w:val="Compact"/>
+              <w:spacing w:line="240" w:lineRule="auto" w:after="20"/>
+            </w:pPr>
+            <w:r>
+              <w:rPr>
+                <w:sz w:val="20"/>
+              </w:rPr>
+              <w:t xml:space="preserve">Question</w:t>
+            </w:r>
+          </w:p>
+        </w:tc>
+        <w:tc>
+          <w:tcPr>
+            <w:tcW w:type="dxa" w:w="7388"/>
+          </w:tcPr>
+          <w:p>
+            <w:pPr>
+              <w:pStyle w:val="Compact"/>
+              <w:spacing w:line="240" w:lineRule="auto" w:after="20"/>
+            </w:pPr>
+            <w:r>
+              <w:rPr>
+                <w:sz w:val="20"/>
+              </w:rPr>
+              <w:t xml:space="preserve">Result</w:t>
+            </w:r>
+          </w:p>
+        </w:tc>
+      </w:tr>
+      <w:tr>
+        <w:trPr>
+          <w:cantSplit/>
+        </w:trPr>
+        <w:tc>
+          <w:tcPr>
+            <w:tcW w:type="dxa" w:w="687"/>
+          </w:tcPr>
+          <w:p>
+            <w:pPr>
+              <w:pStyle w:val="Compact"/>
+              <w:spacing w:line="240" w:lineRule="auto" w:after="20"/>
+            </w:pPr>
+            <w:r>
+              <w:rPr>
+                <w:sz w:val="20"/>
+              </w:rPr>
+              <w:t xml:space="preserve">Random-forest seed (R8a)</w:t>
+            </w:r>
+          </w:p>
+        </w:tc>
+        <w:tc>
+          <w:tcPr>
+            <w:tcW w:type="dxa" w:w="995"/>
+          </w:tcPr>
+          <w:p>
+            <w:pPr>
+              <w:pStyle w:val="Compact"/>
+              <w:spacing w:line="240" w:lineRule="auto" w:after="20"/>
+            </w:pPr>
+            <w:r>
+              <w:rPr>
+                <w:sz w:val="20"/>
+              </w:rPr>
+              <w:t xml:space="preserve">Do the transfer results depend on the fitted forest?</w:t>
+            </w:r>
+          </w:p>
+        </w:tc>
+        <w:tc>
+          <w:tcPr>
+            <w:tcW w:type="dxa" w:w="7388"/>
+          </w:tcPr>
+          <w:p>
+            <w:pPr>
+              <w:pStyle w:val="Compact"/>
+              <w:spacing w:line="240" w:lineRule="auto" w:after="20"/>
+            </w:pPr>
+            <w:r>
+              <w:rPr>
+                <w:sz w:val="20"/>
+              </w:rPr>
+              <w:t xml:space="preserve">With ten seeds, mean transfer on the original study areas ranged from 0.525 to 0.530 and the mean thermal gain from +0.005 to +0.008. The seed-to-seed standard deviation of a direction had a median of 0.005 (maximum 0.015), and no direction changed side of chance. On the 10 km collar, mean transfer ranged from 0.588 to 0.592, and one direction (Montiferru to Manavgat) changed side. Averaging the predictions of the ten forests gave 0.527 (gain +0.006) and 0.590 (gain +0.025). Seed 42 reproduces the published matrix exactly</w:t>
+            </w:r>
+          </w:p>
+        </w:tc>
+      </w:tr>
+      <w:tr>
+        <w:trPr>
+          <w:cantSplit/>
+        </w:trPr>
+        <w:tc>
+          <w:tcPr>
+            <w:tcW w:type="dxa" w:w="687"/>
+          </w:tcPr>
+          <w:p>
+            <w:pPr>
+              <w:pStyle w:val="Compact"/>
+              <w:spacing w:line="240" w:lineRule="auto" w:after="20"/>
+            </w:pPr>
+            <w:r>
+              <w:rPr>
+                <w:sz w:val="20"/>
+              </w:rPr>
+              <w:t xml:space="preserve">CORAL variants and placebo (R8c)</w:t>
+            </w:r>
+          </w:p>
+        </w:tc>
+        <w:tc>
+          <w:tcPr>
+            <w:tcW w:type="dxa" w:w="995"/>
+          </w:tcPr>
+          <w:p>
+            <w:pPr>
+              <w:pStyle w:val="Compact"/>
+              <w:spacing w:line="240" w:lineRule="auto" w:after="20"/>
+            </w:pPr>
+            <w:r>
+              <w:rPr>
+                <w:sz w:val="20"/>
+              </w:rPr>
+              <w:t xml:space="preserve">Is the movement toward chance specific to aligning with the target?</w:t>
+            </w:r>
+          </w:p>
+        </w:tc>
+        <w:tc>
+          <w:tcPr>
+            <w:tcW w:type="dxa" w:w="7388"/>
+          </w:tcPr>
+          <w:p>
+            <w:pPr>
+              <w:pStyle w:val="Compact"/>
+              <w:spacing w:line="240" w:lineRule="auto" w:after="20"/>
+            </w:pPr>
+            <w:r>
+              <w:rPr>
+                <w:sz w:val="20"/>
+              </w:rPr>
+              <w:t xml:space="preserve">CORAL with λ = 1 gave a mean of 0.512 and CORAL on two thermal principal components 0.523, against 0.527 without adaptation. A placebo that aligns the source with the covariance of a third region instead of the target gave 0.507 and moved 15 of 20 directions closer to chance, against 16 of 20 for CORAL. The movement is therefore not specific to the target. The published CORAL values were reproduced to within 0.009</w:t>
+            </w:r>
+          </w:p>
+        </w:tc>
+      </w:tr>
+      <w:tr>
+        <w:trPr>
+          <w:cantSplit/>
+        </w:trPr>
+        <w:tc>
+          <w:tcPr>
+            <w:tcW w:type="dxa" w:w="687"/>
+          </w:tcPr>
+          <w:p>
+            <w:pPr>
+              <w:pStyle w:val="Compact"/>
+              <w:spacing w:line="240" w:lineRule="auto" w:after="20"/>
+            </w:pPr>
+            <w:r>
+              <w:rPr>
+                <w:sz w:val="20"/>
+              </w:rPr>
+              <w:t xml:space="preserve">Permutation test of the similarity measures (R8d)</w:t>
+            </w:r>
+          </w:p>
+        </w:tc>
+        <w:tc>
+          <w:tcPr>
+            <w:tcW w:type="dxa" w:w="995"/>
+          </w:tcPr>
+          <w:p>
+            <w:pPr>
+              <w:pStyle w:val="Compact"/>
+              <w:spacing w:line="240" w:lineRule="auto" w:after="20"/>
+            </w:pPr>
+            <w:r>
+              <w:rPr>
+                <w:sz w:val="20"/>
+              </w:rPr>
+              <w:t xml:space="preserve">Does any measure predict transfer under a permutation test?</w:t>
+            </w:r>
+          </w:p>
+        </w:tc>
+        <w:tc>
+          <w:tcPr>
+            <w:tcW w:type="dxa" w:w="7388"/>
+          </w:tcPr>
+          <w:p>
+            <w:pPr>
+              <w:pStyle w:val="Compact"/>
+              <w:spacing w:line="240" w:lineRule="auto" w:after="20"/>
+            </w:pPr>
+            <w:r>
+              <w:rPr>
+                <w:sz w:val="20"/>
+              </w:rPr>
+              <w:t xml:space="preserve">No. With all 120 permutations of the five regions, the smallest two-sided p-value was 0.10 (vector Spearman, six directions only); the two supported-feature conditional measures gave 0.125 and 0.15, and all other measures 0.15 or more. The smallest attainable p-value is 1/120</w:t>
+            </w:r>
+          </w:p>
+        </w:tc>
+      </w:tr>
+      <w:tr>
+        <w:trPr>
+          <w:cantSplit/>
+        </w:trPr>
+        <w:tc>
+          <w:tcPr>
+            <w:tcW w:type="dxa" w:w="687"/>
+          </w:tcPr>
+          <w:p>
+            <w:pPr>
+              <w:pStyle w:val="Compact"/>
+              <w:spacing w:line="240" w:lineRule="auto" w:after="20"/>
+            </w:pPr>
+            <w:r>
+              <w:rPr>
+                <w:sz w:val="20"/>
+              </w:rPr>
+              <w:t xml:space="preserve">Without Manavgat (R8d)</w:t>
+            </w:r>
+          </w:p>
+        </w:tc>
+        <w:tc>
+          <w:tcPr>
+            <w:tcW w:type="dxa" w:w="995"/>
+          </w:tcPr>
+          <w:p>
+            <w:pPr>
+              <w:pStyle w:val="Compact"/>
+              <w:spacing w:line="240" w:lineRule="auto" w:after="20"/>
+            </w:pPr>
+            <w:r>
+              <w:rPr>
+                <w:sz w:val="20"/>
+              </w:rPr>
+              <w:t xml:space="preserve">Does one region drive the transfer results?</w:t>
+            </w:r>
+          </w:p>
+        </w:tc>
+        <w:tc>
+          <w:tcPr>
+            <w:tcW w:type="dxa" w:w="7388"/>
+          </w:tcPr>
+          <w:p>
+            <w:pPr>
+              <w:pStyle w:val="Compact"/>
+              <w:spacing w:line="240" w:lineRule="auto" w:after="20"/>
+            </w:pPr>
+            <w:r>
+              <w:rPr>
+                <w:sz w:val="20"/>
+              </w:rPr>
+              <w:t xml:space="preserve">Without the eight directions that involve Manavgat, mean transfer was 0.566 on the original study areas (two of twelve directions below chance) and 0.631 on the 10 km collar (none below chance). The thermal gain was +0.015 and +0.032. Transfer is better without Manavgat, but it stays far below within-region skill</w:t>
+            </w:r>
+          </w:p>
+        </w:tc>
+      </w:tr>
+      <w:tr>
+        <w:trPr>
+          <w:cantSplit/>
+        </w:trPr>
+        <w:tc>
+          <w:tcPr>
+            <w:tcW w:type="dxa" w:w="687"/>
+          </w:tcPr>
+          <w:p>
+            <w:pPr>
+              <w:pStyle w:val="Compact"/>
+              <w:spacing w:line="240" w:lineRule="auto" w:after="20"/>
+            </w:pPr>
+            <w:r>
+              <w:rPr>
+                <w:sz w:val="20"/>
+              </w:rPr>
+              <w:t xml:space="preserve">Equivalence on the original study areas (R8d)</w:t>
+            </w:r>
+          </w:p>
+        </w:tc>
+        <w:tc>
+          <w:tcPr>
+            <w:tcW w:type="dxa" w:w="995"/>
+          </w:tcPr>
+          <w:p>
+            <w:pPr>
+              <w:pStyle w:val="Compact"/>
+              <w:spacing w:line="240" w:lineRule="auto" w:after="20"/>
+            </w:pPr>
+            <w:r>
+              <w:rPr>
+                <w:sz w:val="20"/>
+              </w:rPr>
+              <w:t xml:space="preserve">Is the as-drawn thermal gain within ±0.05?</w:t>
+            </w:r>
+          </w:p>
+        </w:tc>
+        <w:tc>
+          <w:tcPr>
+            <w:tcW w:type="dxa" w:w="7388"/>
+          </w:tcPr>
+          <w:p>
+            <w:pPr>
+              <w:pStyle w:val="Compact"/>
+              <w:spacing w:line="240" w:lineRule="auto" w:after="20"/>
+            </w:pPr>
+            <w:r>
+              <w:rPr>
+                <w:sz w:val="20"/>
+              </w:rPr>
+              <w:t xml:space="preserve">Yes, under all six resampling units that can be computed; the 90 % upper bounds range from 0.021 to 0.037. It is not within ±0.02 under any unit</w:t>
+            </w:r>
+          </w:p>
+        </w:tc>
+      </w:tr>
+      <w:tr>
+        <w:trPr>
+          <w:cantSplit/>
+        </w:trPr>
+        <w:tc>
+          <w:tcPr>
+            <w:tcW w:type="dxa" w:w="687"/>
+          </w:tcPr>
+          <w:p>
+            <w:pPr>
+              <w:pStyle w:val="Compact"/>
+              <w:spacing w:line="240" w:lineRule="auto" w:after="20"/>
+            </w:pPr>
+            <w:r>
+              <w:rPr>
+                <w:sz w:val="20"/>
+              </w:rPr>
+              <w:t xml:space="preserve">Intervals for Table S27 (R8e)</w:t>
+            </w:r>
+          </w:p>
+        </w:tc>
+        <w:tc>
+          <w:tcPr>
+            <w:tcW w:type="dxa" w:w="995"/>
+          </w:tcPr>
+          <w:p>
+            <w:pPr>
+              <w:pStyle w:val="Compact"/>
+              <w:spacing w:line="240" w:lineRule="auto" w:after="20"/>
+            </w:pPr>
+            <w:r>
+              <w:rPr>
+                <w:sz w:val="20"/>
+              </w:rPr>
+              <w:t xml:space="preserve">Are the stratified LST associations supported?</w:t>
+            </w:r>
+          </w:p>
+        </w:tc>
+        <w:tc>
+          <w:tcPr>
+            <w:tcW w:type="dxa" w:w="7388"/>
+          </w:tcPr>
+          <w:p>
+            <w:pPr>
+              <w:pStyle w:val="Compact"/>
+              <w:spacing w:line="240" w:lineRule="auto" w:after="20"/>
+            </w:pPr>
+            <w:r>
+              <w:rPr>
+                <w:sz w:val="20"/>
+              </w:rPr>
+              <w:t xml:space="preserve">On the 10 km collar, the Manavgat LST association within elevation deciles is 0.403 [0.343, 0.464], and after removing the linear effect of elevation 0.409 [0.350, 0.475]; both intervals exclude 0.5. On the original study area the values are 0.455 [0.396, 0.509] and 0.446 [0.387, 0.502], which include 0.5</w:t>
+            </w:r>
+          </w:p>
+        </w:tc>
+      </w:tr>
+      <w:tr>
+        <w:trPr>
+          <w:cantSplit/>
+        </w:trPr>
+        <w:tc>
+          <w:tcPr>
+            <w:tcW w:type="dxa" w:w="687"/>
+          </w:tcPr>
+          <w:p>
+            <w:pPr>
+              <w:pStyle w:val="Compact"/>
+              <w:spacing w:line="240" w:lineRule="auto" w:after="20"/>
+            </w:pPr>
+            <w:r>
+              <w:rPr>
+                <w:sz w:val="20"/>
+              </w:rPr>
+              <w:t xml:space="preserve">Capture of burned cells (R8b, R8g)</w:t>
+            </w:r>
+          </w:p>
+        </w:tc>
+        <w:tc>
+          <w:tcPr>
+            <w:tcW w:type="dxa" w:w="995"/>
+          </w:tcPr>
+          <w:p>
+            <w:pPr>
+              <w:pStyle w:val="Compact"/>
+              <w:spacing w:line="240" w:lineRule="auto" w:after="20"/>
+            </w:pPr>
+            <w:r>
+              <w:rPr>
+                <w:sz w:val="20"/>
+              </w:rPr>
+              <w:t xml:space="preserve">How many burned cells fall in the highest-scored cells?</w:t>
+            </w:r>
+          </w:p>
+        </w:tc>
+        <w:tc>
+          <w:tcPr>
+            <w:tcW w:type="dxa" w:w="7388"/>
+          </w:tcPr>
+          <w:p>
+            <w:pPr>
+              <w:pStyle w:val="Compact"/>
+              <w:spacing w:line="240" w:lineRule="auto" w:after="20"/>
+            </w:pPr>
+            <w:r>
+              <w:rPr>
+                <w:sz w:val="20"/>
+              </w:rPr>
+              <w:t xml:space="preserve">In transfer, the 10 % of target cells with the highest thermal scores contained on average 10.3 % of the burned cells (range 0.7 % to 27.1 %), which is what a random ranking gives; eight of twenty directions were below it. The top 20 % contained 19.9 %. Within regions (5 km blocking) the top 10 % contained 35.5 % of the burned cells on average (18.9 % to 44.5 %), and the top 20 % contained 55.7 %</w:t>
+            </w:r>
+          </w:p>
+        </w:tc>
+      </w:tr>
+      <w:tr>
+        <w:trPr>
+          <w:cantSplit/>
+        </w:trPr>
+        <w:tc>
+          <w:tcPr>
+            <w:tcW w:type="dxa" w:w="687"/>
+          </w:tcPr>
+          <w:p>
+            <w:pPr>
+              <w:pStyle w:val="Compact"/>
+              <w:spacing w:line="240" w:lineRule="auto" w:after="20"/>
+            </w:pPr>
+            <w:r>
+              <w:rPr>
+                <w:sz w:val="20"/>
+              </w:rPr>
+              <w:t xml:space="preserve">Bejís pre-label cells (R8b)</w:t>
+            </w:r>
+          </w:p>
+        </w:tc>
+        <w:tc>
+          <w:tcPr>
+            <w:tcW w:type="dxa" w:w="995"/>
+          </w:tcPr>
+          <w:p>
+            <w:pPr>
+              <w:pStyle w:val="Compact"/>
+              <w:spacing w:line="240" w:lineRule="auto" w:after="20"/>
+            </w:pPr>
+            <w:r>
+              <w:rPr>
+                <w:sz w:val="20"/>
+              </w:rPr>
+              <w:t xml:space="preserve">Do the 48 cells that burned in the predictor window affect the results?</w:t>
+            </w:r>
+          </w:p>
+        </w:tc>
+        <w:tc>
+          <w:tcPr>
+            <w:tcW w:type="dxa" w:w="7388"/>
+          </w:tcPr>
+          <w:p>
+            <w:pPr>
+              <w:pStyle w:val="Compact"/>
+              <w:spacing w:line="240" w:lineRule="auto" w:after="20"/>
+            </w:pPr>
+            <w:r>
+              <w:rPr>
+                <w:sz w:val="20"/>
+              </w:rPr>
+              <w:t xml:space="preserve">Ten of them are labelled burned. Without them, the within-region thermal gain was +0.050 at 1 km blocking (+0.056 with them) and +0.061 at 5 km (+0.045). Transfer in the eight directions that involve Bejís changed by at most 0.015, and their mean thermal gain from +0.011 to +0.007</w:t>
+            </w:r>
+          </w:p>
+        </w:tc>
+      </w:tr>
+    </w:tbl>
+    <w:p>
+      <w:pPr>
+        <w:pStyle w:val="BodyText"/>
+      </w:pPr>
+      <w:r>
+        <w:t xml:space="preserve">A leave-one-block-out reference with a 10 km buffer was also tried. Its pooled AUC combines the</w:t>
+      </w:r>
+      <w:r>
+        <w:t xml:space="preserve"> </w:t>
+      </w:r>
+      <w:r>
+        <w:t xml:space="preserve">predictions of different models, and because the burned cells lie in one or two blocks, the pooled</w:t>
+      </w:r>
+      <w:r>
+        <w:t xml:space="preserve"> </w:t>
+      </w:r>
+      <w:r>
+        <w:t xml:space="preserve">value was dominated by calibration differences between the models. It is therefore not reported; the</w:t>
+      </w:r>
+      <w:r>
+        <w:t xml:space="preserve"> </w:t>
+      </w:r>
+      <w:r>
+        <w:t xml:space="preserve">distance curve of Section S1.18, which scores a single model, answers the same question.</w:t>
+      </w:r>
+    </w:p>
     <w:bookmarkEnd w:id="45"/>
-    <w:bookmarkStart w:id="50" w:name="s2-supporting-tables"/>
+    <w:bookmarkEnd w:id="46"/>
+    <w:bookmarkStart w:id="51" w:name="s2-supporting-tables"/>
     <w:p>
       <w:pPr>
         <w:pStyle w:val="Heading1"/>
@@ -26888,7 +27534,7 @@
         <w:t xml:space="preserve">multiplicity; Table S30 gives the corrected counts.</w:t>
       </w:r>
     </w:p>
-    <w:bookmarkStart w:id="46" w:name="X352a247e862b156ea5c3bc60cd0031eea17b758"/>
+    <w:bookmarkStart w:id="47" w:name="X352a247e862b156ea5c3bc60cd0031eea17b758"/>
     <w:p>
       <w:pPr>
         <w:pStyle w:val="Heading2"/>
@@ -29140,8 +29786,8 @@
         <w:t xml:space="preserve">shows that the number of directions below chance depends largely on the study areas.</w:t>
       </w:r>
     </w:p>
-    <w:bookmarkEnd w:id="46"/>
-    <w:bookmarkStart w:id="47" w:name="Xa82a7106f004e36a9dc3d52b0e8d308ca3cd787"/>
+    <w:bookmarkEnd w:id="47"/>
+    <w:bookmarkStart w:id="48" w:name="Xa82a7106f004e36a9dc3d52b0e8d308ca3cd787"/>
     <w:p>
       <w:pPr>
         <w:pStyle w:val="Heading2"/>
@@ -30011,8 +30657,8 @@
         </w:tc>
       </w:tr>
     </w:tbl>
-    <w:bookmarkEnd w:id="47"/>
-    <w:bookmarkStart w:id="48" w:name="Xb04c43faa0a78ce01256a28bdcfaf43e48d920a"/>
+    <w:bookmarkEnd w:id="48"/>
+    <w:bookmarkStart w:id="49" w:name="Xb04c43faa0a78ce01256a28bdcfaf43e48d920a"/>
     <w:p>
       <w:pPr>
         <w:pStyle w:val="Heading2"/>
@@ -34504,8 +35150,8 @@
         </w:tc>
       </w:tr>
     </w:tbl>
-    <w:bookmarkEnd w:id="48"/>
-    <w:bookmarkStart w:id="49" w:name="Xa73af5c53e1b16a765aea6ff09dad9bdcea9040"/>
+    <w:bookmarkEnd w:id="49"/>
+    <w:bookmarkStart w:id="50" w:name="Xa73af5c53e1b16a765aea6ff09dad9bdcea9040"/>
     <w:p>
       <w:pPr>
         <w:pStyle w:val="Heading2"/>
@@ -37613,9 +38259,9 @@
         </w:tc>
       </w:tr>
     </w:tbl>
-    <w:bookmarkEnd w:id="49"/>
     <w:bookmarkEnd w:id="50"/>
-    <w:bookmarkStart w:id="65" w:name="s3-protocol-detail-and-limitations"/>
+    <w:bookmarkEnd w:id="51"/>
+    <w:bookmarkStart w:id="66" w:name="s3-protocol-detail-and-limitations"/>
     <w:p>
       <w:pPr>
         <w:pStyle w:val="Heading1"/>
@@ -37638,7 +38284,7 @@
         <w:t xml:space="preserve">follow the main argument. Sections 3.2 to 3.4, 3.7, 3.9, 3.10, 3.13 and 3.14 summarise them.</w:t>
       </w:r>
     </w:p>
-    <w:bookmarkStart w:id="54" w:name="X7e7b212c5d054fdf29ae47676c209a07da91ef2"/>
+    <w:bookmarkStart w:id="55" w:name="X7e7b212c5d054fdf29ae47676c209a07da91ef2"/>
     <w:p>
       <w:pPr>
         <w:pStyle w:val="Heading2"/>
@@ -37944,7 +38590,7 @@
         <w:t xml:space="preserve">not distinguish. The results are given in Section 4.1.</w:t>
       </w:r>
     </w:p>
-    <w:bookmarkStart w:id="51" w:name="X0187690c157fe859747169913e873649982fd09"/>
+    <w:bookmarkStart w:id="52" w:name="X0187690c157fe859747169913e873649982fd09"/>
     <w:p>
       <w:pPr>
         <w:pStyle w:val="Heading3"/>
@@ -38680,8 +39326,8 @@
         <w:t xml:space="preserve">+0.055, +0.088, +0.162 and +0.111 for Manavgat, Bejís, Muğla, Evia and Montiferru.</w:t>
       </w:r>
     </w:p>
-    <w:bookmarkEnd w:id="51"/>
-    <w:bookmarkStart w:id="52" w:name="s3.1.2-the-manavgat-label-correction"/>
+    <w:bookmarkEnd w:id="52"/>
+    <w:bookmarkStart w:id="53" w:name="s3.1.2-the-manavgat-label-correction"/>
     <w:p>
       <w:pPr>
         <w:pStyle w:val="Heading3"/>
@@ -38843,8 +39489,8 @@
         <w:t xml:space="preserve">.</w:t>
       </w:r>
     </w:p>
-    <w:bookmarkEnd w:id="52"/>
-    <w:bookmarkStart w:id="53" w:name="s3.1.3-effect-on-table-1"/>
+    <w:bookmarkEnd w:id="53"/>
+    <w:bookmarkStart w:id="54" w:name="s3.1.3-effect-on-table-1"/>
     <w:p>
       <w:pPr>
         <w:pStyle w:val="Heading3"/>
@@ -38885,9 +39531,9 @@
         <w:t xml:space="preserve">blocks of 2 cells with burned cells instead of 235.</w:t>
       </w:r>
     </w:p>
-    <w:bookmarkEnd w:id="53"/>
     <w:bookmarkEnd w:id="54"/>
-    <w:bookmarkStart w:id="55" w:name="X14ca69bbebde8a5864f7a13a03352256b1aa046"/>
+    <w:bookmarkEnd w:id="55"/>
+    <w:bookmarkStart w:id="56" w:name="X14ca69bbebde8a5864f7a13a03352256b1aa046"/>
     <w:p>
       <w:pPr>
         <w:pStyle w:val="Heading2"/>
@@ -39062,13 +39708,28 @@
         <w:t xml:space="preserve"> </w:t>
       </w:r>
       <w:r>
-        <w:t xml:space="preserve">8 August 2026, together with its results under the original label (commit d0b20af in the authors’</w:t>
-      </w:r>
-      <w:r>
-        <w:t xml:space="preserve"> </w:t>
-      </w:r>
-      <w:r>
-        <w:t xml:space="preserve">version history, available on request). It was not re-selected after the label correction. This is a</w:t>
+        <w:t xml:space="preserve">8 August 2026, together with its results under the original label (commit abd6a4b on the</w:t>
+      </w:r>
+      <w:r>
+        <w:t xml:space="preserve"> </w:t>
+      </w:r>
+      <w:r>
+        <w:rPr>
+          <w:rStyle w:val="VerbatimChar"/>
+        </w:rPr>
+        <w:t xml:space="preserve">history-archive</w:t>
+      </w:r>
+      <w:r>
+        <w:t xml:space="preserve"> </w:t>
+      </w:r>
+      <w:r>
+        <w:t xml:space="preserve">branch of the public repository,</w:t>
+      </w:r>
+      <w:r>
+        <w:t xml:space="preserve"> </w:t>
+      </w:r>
+      <w:r>
+        <w:t xml:space="preserve">which keeps the development history without internal notes). It was not re-selected after the label correction. This is a</w:t>
       </w:r>
       <w:r>
         <w:t xml:space="preserve"> </w:t>
@@ -39089,8 +39750,8 @@
         <w:t xml:space="preserve">measure passes an interval test but not a Bonferroni threshold, both results are reported.</w:t>
       </w:r>
     </w:p>
-    <w:bookmarkEnd w:id="55"/>
-    <w:bookmarkStart w:id="56" w:name="Xb9fe7c08312f968ea6f251d07b2866d86307a9c"/>
+    <w:bookmarkEnd w:id="56"/>
+    <w:bookmarkStart w:id="57" w:name="Xb9fe7c08312f968ea6f251d07b2866d86307a9c"/>
     <w:p>
       <w:pPr>
         <w:pStyle w:val="Heading2"/>
@@ -39791,8 +40452,8 @@
         </w:tc>
       </w:tr>
     </w:tbl>
-    <w:bookmarkEnd w:id="56"/>
-    <w:bookmarkStart w:id="57" w:name="X22ccedc7bb5c833a610874f39c5377f7d0b97b2"/>
+    <w:bookmarkEnd w:id="57"/>
+    <w:bookmarkStart w:id="58" w:name="X22ccedc7bb5c833a610874f39c5377f7d0b97b2"/>
     <w:p>
       <w:pPr>
         <w:pStyle w:val="Heading2"/>
@@ -40907,8 +41568,8 @@
         <w:t xml:space="preserve">years (Table S19). WorldCover 2021 is later than four of the five fires (Section 3.4).</w:t>
       </w:r>
     </w:p>
-    <w:bookmarkEnd w:id="57"/>
-    <w:bookmarkStart w:id="58" w:name="s3.5-limitations-in-full"/>
+    <w:bookmarkEnd w:id="58"/>
+    <w:bookmarkStart w:id="59" w:name="s3.5-limitations-in-full"/>
     <w:p>
       <w:pPr>
         <w:pStyle w:val="Heading2"/>
@@ -41615,8 +42276,8 @@
         <w:t xml:space="preserve">quoted.</w:t>
       </w:r>
     </w:p>
-    <w:bookmarkEnd w:id="58"/>
-    <w:bookmarkStart w:id="61" w:name="Xdd31c53b461bc182b050058e71b7f599426e20c"/>
+    <w:bookmarkEnd w:id="59"/>
+    <w:bookmarkStart w:id="62" w:name="Xdd31c53b461bc182b050058e71b7f599426e20c"/>
     <w:p>
       <w:pPr>
         <w:pStyle w:val="Heading2"/>
@@ -41795,7 +42456,7 @@
         <w:t xml:space="preserve">conclusion depends on one of these choices, the dependence is reported (Section S1).</w:t>
       </w:r>
     </w:p>
-    <w:bookmarkStart w:id="59" w:name="s3.6.1-resampling-units"/>
+    <w:bookmarkStart w:id="60" w:name="s3.6.1-resampling-units"/>
     <w:p>
       <w:pPr>
         <w:pStyle w:val="Heading3"/>
@@ -42858,8 +43519,8 @@
         <w:t xml:space="preserve">most seven scars from three regions for scar-level intervals.</w:t>
       </w:r>
     </w:p>
-    <w:bookmarkEnd w:id="59"/>
-    <w:bookmarkStart w:id="60" w:name="X0ae8e26febd88e9fb8191e199c7ec154398bd1c"/>
+    <w:bookmarkEnd w:id="60"/>
+    <w:bookmarkStart w:id="61" w:name="X0ae8e26febd88e9fb8191e199c7ec154398bd1c"/>
     <w:p>
       <w:pPr>
         <w:pStyle w:val="Heading3"/>
@@ -42972,9 +43633,9 @@
         <w:t xml:space="preserve">given in Section S3.5(vi).</w:t>
       </w:r>
     </w:p>
-    <w:bookmarkEnd w:id="60"/>
     <w:bookmarkEnd w:id="61"/>
-    <w:bookmarkStart w:id="63" w:name="Xcb25a90d00f58f7567c934698a002b62f4fc3c6"/>
+    <w:bookmarkEnd w:id="62"/>
+    <w:bookmarkStart w:id="64" w:name="Xcb25a90d00f58f7567c934698a002b62f4fc3c6"/>
     <w:p>
       <w:pPr>
         <w:pStyle w:val="Heading2"/>
@@ -43127,7 +43788,7 @@
         <w:t xml:space="preserve">stores it as metadata.</w:t>
       </w:r>
     </w:p>
-    <w:bookmarkStart w:id="62" w:name="s3.7.1-degenerate-replicates"/>
+    <w:bookmarkStart w:id="63" w:name="s3.7.1-degenerate-replicates"/>
     <w:p>
       <w:pPr>
         <w:pStyle w:val="Heading3"/>
@@ -43194,9 +43855,9 @@
         <w:t xml:space="preserve">are dropped.</w:t>
       </w:r>
     </w:p>
-    <w:bookmarkEnd w:id="62"/>
     <w:bookmarkEnd w:id="63"/>
-    <w:bookmarkStart w:id="64" w:name="Xcdcaf2323eeae0176f0536c5eea1cbf922f6585"/>
+    <w:bookmarkEnd w:id="64"/>
+    <w:bookmarkStart w:id="65" w:name="Xcdcaf2323eeae0176f0536c5eea1cbf922f6585"/>
     <w:p>
       <w:pPr>
         <w:pStyle w:val="Heading2"/>
@@ -44541,9 +45202,9 @@
         <w:t xml:space="preserve">(Section S1.2).</w:t>
       </w:r>
     </w:p>
-    <w:bookmarkEnd w:id="64"/>
     <w:bookmarkEnd w:id="65"/>
-    <w:bookmarkStart w:id="70" w:name="s4-target-label-recovery-curve"/>
+    <w:bookmarkEnd w:id="66"/>
+    <w:bookmarkStart w:id="71" w:name="s4-target-label-recovery-curve"/>
     <w:p>
       <w:pPr>
         <w:pStyle w:val="Heading1"/>
@@ -44552,7 +45213,7 @@
         <w:t xml:space="preserve">S4 Target-label recovery curve</w:t>
       </w:r>
     </w:p>
-    <w:bookmarkStart w:id="66" w:name="s4.1-purpose"/>
+    <w:bookmarkStart w:id="67" w:name="s4.1-purpose"/>
     <w:p>
       <w:pPr>
         <w:pStyle w:val="Heading2"/>
@@ -44653,8 +45314,8 @@
         <w:t xml:space="preserve">); every value below is read from it.</w:t>
       </w:r>
     </w:p>
-    <w:bookmarkEnd w:id="66"/>
-    <w:bookmarkStart w:id="67" w:name="s4.2-design"/>
+    <w:bookmarkEnd w:id="67"/>
+    <w:bookmarkStart w:id="68" w:name="s4.2-design"/>
     <w:p>
       <w:pPr>
         <w:pStyle w:val="Heading2"/>
@@ -44770,8 +45431,8 @@
         <w:t xml:space="preserve">block draws. They describe only which blocks were drawn, and no hypothesis test is made.</w:t>
       </w:r>
     </w:p>
-    <w:bookmarkEnd w:id="67"/>
-    <w:bookmarkStart w:id="68" w:name="s4.3-result"/>
+    <w:bookmarkEnd w:id="68"/>
+    <w:bookmarkStart w:id="69" w:name="s4.3-result"/>
     <w:p>
       <w:pPr>
         <w:pStyle w:val="Heading2"/>
@@ -46152,8 +46813,8 @@
         <w:t xml:space="preserve">blocks (0.576 to 0.598), rises above it only at 16 blocks, and closes 30 % at 32.</w:t>
       </w:r>
     </w:p>
-    <w:bookmarkEnd w:id="68"/>
-    <w:bookmarkStart w:id="69" w:name="s4.4-limits"/>
+    <w:bookmarkEnd w:id="69"/>
+    <w:bookmarkStart w:id="70" w:name="s4.4-limits"/>
     <w:p>
       <w:pPr>
         <w:pStyle w:val="Heading2"/>
@@ -46324,9 +46985,9 @@
         <w:t xml:space="preserve">original study areas, which are not comparable across regions (Section 4.4).</w:t>
       </w:r>
     </w:p>
-    <w:bookmarkEnd w:id="69"/>
     <w:bookmarkEnd w:id="70"/>
-    <w:bookmarkStart w:id="72" w:name="s5-code"/>
+    <w:bookmarkEnd w:id="71"/>
+    <w:bookmarkStart w:id="73" w:name="s5-code"/>
     <w:p>
       <w:pPr>
         <w:pStyle w:val="Heading1"/>
@@ -46375,7 +47036,7 @@
       <w:r>
         <w:t xml:space="preserve"> </w:t>
       </w:r>
-      <w:hyperlink r:id="rId71">
+      <w:hyperlink r:id="rId72">
         <w:r>
           <w:rPr>
             <w:rStyle w:val="Hyperlink"/>
@@ -47028,8 +47689,8 @@
         <w:t xml:space="preserve">; they name their source files in their captions or text.</w:t>
       </w:r>
     </w:p>
-    <w:bookmarkEnd w:id="72"/>
-    <w:bookmarkStart w:id="73" w:name="s6-data"/>
+    <w:bookmarkEnd w:id="73"/>
+    <w:bookmarkStart w:id="74" w:name="s6-data"/>
     <w:p>
       <w:pPr>
         <w:pStyle w:val="Heading1"/>
@@ -47156,8 +47817,8 @@
         <w:t xml:space="preserve">in the Declarations.</w:t>
       </w:r>
     </w:p>
-    <w:bookmarkEnd w:id="73"/>
-    <w:bookmarkStart w:id="111" w:name="references"/>
+    <w:bookmarkEnd w:id="74"/>
+    <w:bookmarkStart w:id="112" w:name="references"/>
     <w:p>
       <w:pPr>
         <w:pStyle w:val="Heading1"/>
@@ -47166,8 +47827,8 @@
         <w:t xml:space="preserve">References</w:t>
       </w:r>
     </w:p>
-    <w:bookmarkStart w:id="110" w:name="refs"/>
-    <w:bookmarkStart w:id="75" w:name="ref-Barve2011"/>
+    <w:bookmarkStart w:id="111" w:name="refs"/>
+    <w:bookmarkStart w:id="76" w:name="ref-Barve2011"/>
     <w:p>
       <w:pPr>
         <w:pStyle w:val="Bibliography"/>
@@ -47178,7 +47839,7 @@
       <w:r>
         <w:t xml:space="preserve"> </w:t>
       </w:r>
-      <w:hyperlink r:id="rId74">
+      <w:hyperlink r:id="rId75">
         <w:r>
           <w:rPr>
             <w:rStyle w:val="Hyperlink"/>
@@ -47187,8 +47848,8 @@
         </w:r>
       </w:hyperlink>
     </w:p>
-    <w:bookmarkEnd w:id="75"/>
-    <w:bookmarkStart w:id="77" w:name="ref-Boschetti2019"/>
+    <w:bookmarkEnd w:id="76"/>
+    <w:bookmarkStart w:id="78" w:name="ref-Boschetti2019"/>
     <w:p>
       <w:pPr>
         <w:pStyle w:val="Bibliography"/>
@@ -47223,7 +47884,7 @@
       <w:r>
         <w:t xml:space="preserve"> </w:t>
       </w:r>
-      <w:hyperlink r:id="rId76">
+      <w:hyperlink r:id="rId77">
         <w:r>
           <w:rPr>
             <w:rStyle w:val="Hyperlink"/>
@@ -47232,8 +47893,8 @@
         </w:r>
       </w:hyperlink>
     </w:p>
-    <w:bookmarkEnd w:id="77"/>
-    <w:bookmarkStart w:id="79" w:name="ref-CopernicusDEM"/>
+    <w:bookmarkEnd w:id="78"/>
+    <w:bookmarkStart w:id="80" w:name="ref-CopernicusDEM"/>
     <w:p>
       <w:pPr>
         <w:pStyle w:val="Bibliography"/>
@@ -47262,7 +47923,7 @@
       <w:r>
         <w:t xml:space="preserve"> </w:t>
       </w:r>
-      <w:hyperlink r:id="rId78">
+      <w:hyperlink r:id="rId79">
         <w:r>
           <w:rPr>
             <w:rStyle w:val="Hyperlink"/>
@@ -47271,8 +47932,8 @@
         </w:r>
       </w:hyperlink>
     </w:p>
-    <w:bookmarkEnd w:id="79"/>
-    <w:bookmarkStart w:id="81" w:name="ref-VNP64A1"/>
+    <w:bookmarkEnd w:id="80"/>
+    <w:bookmarkStart w:id="82" w:name="ref-VNP64A1"/>
     <w:p>
       <w:pPr>
         <w:pStyle w:val="Bibliography"/>
@@ -47331,7 +47992,7 @@
       <w:r>
         <w:t xml:space="preserve"> </w:t>
       </w:r>
-      <w:hyperlink r:id="rId80">
+      <w:hyperlink r:id="rId81">
         <w:r>
           <w:rPr>
             <w:rStyle w:val="Hyperlink"/>
@@ -47340,8 +48001,8 @@
         </w:r>
       </w:hyperlink>
     </w:p>
-    <w:bookmarkEnd w:id="81"/>
-    <w:bookmarkStart w:id="83" w:name="ref-Giglio2018"/>
+    <w:bookmarkEnd w:id="82"/>
+    <w:bookmarkStart w:id="84" w:name="ref-Giglio2018"/>
     <w:p>
       <w:pPr>
         <w:pStyle w:val="Bibliography"/>
@@ -47376,7 +48037,7 @@
       <w:r>
         <w:t xml:space="preserve"> </w:t>
       </w:r>
-      <w:hyperlink r:id="rId82">
+      <w:hyperlink r:id="rId83">
         <w:r>
           <w:rPr>
             <w:rStyle w:val="Hyperlink"/>
@@ -47385,8 +48046,8 @@
         </w:r>
       </w:hyperlink>
     </w:p>
-    <w:bookmarkEnd w:id="83"/>
-    <w:bookmarkStart w:id="85" w:name="ref-MCD64A1"/>
+    <w:bookmarkEnd w:id="84"/>
+    <w:bookmarkStart w:id="86" w:name="ref-MCD64A1"/>
     <w:p>
       <w:pPr>
         <w:pStyle w:val="Bibliography"/>
@@ -47445,7 +48106,7 @@
       <w:r>
         <w:t xml:space="preserve"> </w:t>
       </w:r>
-      <w:hyperlink r:id="rId84">
+      <w:hyperlink r:id="rId85">
         <w:r>
           <w:rPr>
             <w:rStyle w:val="Hyperlink"/>
@@ -47454,8 +48115,8 @@
         </w:r>
       </w:hyperlink>
     </w:p>
-    <w:bookmarkEnd w:id="85"/>
-    <w:bookmarkStart w:id="87" w:name="ref-Gorelick2017"/>
+    <w:bookmarkEnd w:id="86"/>
+    <w:bookmarkStart w:id="88" w:name="ref-Gorelick2017"/>
     <w:p>
       <w:pPr>
         <w:pStyle w:val="Bibliography"/>
@@ -47487,7 +48148,7 @@
       <w:r>
         <w:t xml:space="preserve"> </w:t>
       </w:r>
-      <w:hyperlink r:id="rId86">
+      <w:hyperlink r:id="rId87">
         <w:r>
           <w:rPr>
             <w:rStyle w:val="Hyperlink"/>
@@ -47496,8 +48157,8 @@
         </w:r>
       </w:hyperlink>
     </w:p>
-    <w:bookmarkEnd w:id="87"/>
-    <w:bookmarkStart w:id="89" w:name="ref-Katagis2022"/>
+    <w:bookmarkEnd w:id="88"/>
+    <w:bookmarkStart w:id="90" w:name="ref-Katagis2022"/>
     <w:p>
       <w:pPr>
         <w:pStyle w:val="Bibliography"/>
@@ -47556,7 +48217,7 @@
       <w:r>
         <w:t xml:space="preserve"> </w:t>
       </w:r>
-      <w:hyperlink r:id="rId88">
+      <w:hyperlink r:id="rId89">
         <w:r>
           <w:rPr>
             <w:rStyle w:val="Hyperlink"/>
@@ -47565,8 +48226,8 @@
         </w:r>
       </w:hyperlink>
     </w:p>
-    <w:bookmarkEnd w:id="89"/>
-    <w:bookmarkStart w:id="91" w:name="ref-Ludwig2023"/>
+    <w:bookmarkEnd w:id="90"/>
+    <w:bookmarkStart w:id="92" w:name="ref-Ludwig2023"/>
     <w:p>
       <w:pPr>
         <w:pStyle w:val="Bibliography"/>
@@ -47577,7 +48238,7 @@
       <w:r>
         <w:t xml:space="preserve"> </w:t>
       </w:r>
-      <w:hyperlink r:id="rId90">
+      <w:hyperlink r:id="rId91">
         <w:r>
           <w:rPr>
             <w:rStyle w:val="Hyperlink"/>
@@ -47586,8 +48247,8 @@
         </w:r>
       </w:hyperlink>
     </w:p>
-    <w:bookmarkEnd w:id="91"/>
-    <w:bookmarkStart w:id="93" w:name="ref-Meyer2021"/>
+    <w:bookmarkEnd w:id="92"/>
+    <w:bookmarkStart w:id="94" w:name="ref-Meyer2021"/>
     <w:p>
       <w:pPr>
         <w:pStyle w:val="Bibliography"/>
@@ -47610,7 +48271,7 @@
       <w:r>
         <w:t xml:space="preserve"> </w:t>
       </w:r>
-      <w:hyperlink r:id="rId92">
+      <w:hyperlink r:id="rId93">
         <w:r>
           <w:rPr>
             <w:rStyle w:val="Hyperlink"/>
@@ -47619,8 +48280,8 @@
         </w:r>
       </w:hyperlink>
     </w:p>
-    <w:bookmarkEnd w:id="93"/>
-    <w:bookmarkStart w:id="95" w:name="ref-Meyer2022"/>
+    <w:bookmarkEnd w:id="94"/>
+    <w:bookmarkStart w:id="96" w:name="ref-Meyer2022"/>
     <w:p>
       <w:pPr>
         <w:pStyle w:val="Bibliography"/>
@@ -47631,7 +48292,7 @@
       <w:r>
         <w:t xml:space="preserve"> </w:t>
       </w:r>
-      <w:hyperlink r:id="rId94">
+      <w:hyperlink r:id="rId95">
         <w:r>
           <w:rPr>
             <w:rStyle w:val="Hyperlink"/>
@@ -47640,8 +48301,8 @@
         </w:r>
       </w:hyperlink>
     </w:p>
-    <w:bookmarkEnd w:id="95"/>
-    <w:bookmarkStart w:id="97" w:name="ref-Sandholt2002"/>
+    <w:bookmarkEnd w:id="96"/>
+    <w:bookmarkStart w:id="98" w:name="ref-Sandholt2002"/>
     <w:p>
       <w:pPr>
         <w:pStyle w:val="Bibliography"/>
@@ -47652,7 +48313,7 @@
       <w:r>
         <w:t xml:space="preserve"> </w:t>
       </w:r>
-      <w:hyperlink r:id="rId96">
+      <w:hyperlink r:id="rId97">
         <w:r>
           <w:rPr>
             <w:rStyle w:val="Hyperlink"/>
@@ -47661,8 +48322,8 @@
         </w:r>
       </w:hyperlink>
     </w:p>
-    <w:bookmarkEnd w:id="97"/>
-    <w:bookmarkStart w:id="99" w:name="ref-Schoener1968"/>
+    <w:bookmarkEnd w:id="98"/>
+    <w:bookmarkStart w:id="100" w:name="ref-Schoener1968"/>
     <w:p>
       <w:pPr>
         <w:pStyle w:val="Bibliography"/>
@@ -47694,7 +48355,7 @@
       <w:r>
         <w:t xml:space="preserve"> </w:t>
       </w:r>
-      <w:hyperlink r:id="rId98">
+      <w:hyperlink r:id="rId99">
         <w:r>
           <w:rPr>
             <w:rStyle w:val="Hyperlink"/>
@@ -47703,8 +48364,8 @@
         </w:r>
       </w:hyperlink>
     </w:p>
-    <w:bookmarkEnd w:id="99"/>
-    <w:bookmarkStart w:id="101" w:name="ref-Sun2016"/>
+    <w:bookmarkEnd w:id="100"/>
+    <w:bookmarkStart w:id="102" w:name="ref-Sun2016"/>
     <w:p>
       <w:pPr>
         <w:pStyle w:val="Bibliography"/>
@@ -47715,7 +48376,7 @@
       <w:r>
         <w:t xml:space="preserve"> </w:t>
       </w:r>
-      <w:hyperlink r:id="rId100">
+      <w:hyperlink r:id="rId101">
         <w:r>
           <w:rPr>
             <w:rStyle w:val="Hyperlink"/>
@@ -47745,8 +48406,8 @@
         <w:t xml:space="preserve">-16). AAAI Press, Phoenix, Arizona, USA, pp 2058–2065</w:t>
       </w:r>
     </w:p>
-    <w:bookmarkEnd w:id="101"/>
-    <w:bookmarkStart w:id="103" w:name="ref-LandsatC2L2"/>
+    <w:bookmarkEnd w:id="102"/>
+    <w:bookmarkStart w:id="104" w:name="ref-LandsatC2L2"/>
     <w:p>
       <w:pPr>
         <w:pStyle w:val="Bibliography"/>
@@ -47757,7 +48418,7 @@
       <w:r>
         <w:t xml:space="preserve"> </w:t>
       </w:r>
-      <w:hyperlink r:id="rId102">
+      <w:hyperlink r:id="rId103">
         <w:r>
           <w:rPr>
             <w:rStyle w:val="Hyperlink"/>
@@ -47766,8 +48427,8 @@
         </w:r>
       </w:hyperlink>
     </w:p>
-    <w:bookmarkEnd w:id="103"/>
-    <w:bookmarkStart w:id="105" w:name="ref-MOD11A1"/>
+    <w:bookmarkEnd w:id="104"/>
+    <w:bookmarkStart w:id="106" w:name="ref-MOD11A1"/>
     <w:p>
       <w:pPr>
         <w:pStyle w:val="Bibliography"/>
@@ -47826,7 +48487,7 @@
       <w:r>
         <w:t xml:space="preserve"> </w:t>
       </w:r>
-      <w:hyperlink r:id="rId104">
+      <w:hyperlink r:id="rId105">
         <w:r>
           <w:rPr>
             <w:rStyle w:val="Hyperlink"/>
@@ -47835,8 +48496,8 @@
         </w:r>
       </w:hyperlink>
     </w:p>
-    <w:bookmarkEnd w:id="105"/>
-    <w:bookmarkStart w:id="107" w:name="ref-Warren2008"/>
+    <w:bookmarkEnd w:id="106"/>
+    <w:bookmarkStart w:id="108" w:name="ref-Warren2008"/>
     <w:p>
       <w:pPr>
         <w:pStyle w:val="Bibliography"/>
@@ -47847,7 +48508,7 @@
       <w:r>
         <w:t xml:space="preserve"> </w:t>
       </w:r>
-      <w:hyperlink r:id="rId106">
+      <w:hyperlink r:id="rId107">
         <w:r>
           <w:rPr>
             <w:rStyle w:val="Hyperlink"/>
@@ -47856,8 +48517,8 @@
         </w:r>
       </w:hyperlink>
     </w:p>
-    <w:bookmarkEnd w:id="107"/>
-    <w:bookmarkStart w:id="109" w:name="ref-Zanaga2022"/>
+    <w:bookmarkEnd w:id="108"/>
+    <w:bookmarkStart w:id="110" w:name="ref-Zanaga2022"/>
     <w:p>
       <w:pPr>
         <w:pStyle w:val="Bibliography"/>
@@ -47886,7 +48547,7 @@
       <w:r>
         <w:t xml:space="preserve"> </w:t>
       </w:r>
-      <w:hyperlink r:id="rId108">
+      <w:hyperlink r:id="rId109">
         <w:r>
           <w:rPr>
             <w:rStyle w:val="Hyperlink"/>
@@ -47895,9 +48556,9 @@
         </w:r>
       </w:hyperlink>
     </w:p>
-    <w:bookmarkEnd w:id="109"/>
     <w:bookmarkEnd w:id="110"/>
     <w:bookmarkEnd w:id="111"/>
+    <w:bookmarkEnd w:id="112"/>
     <w:sectPr>
       <w:footerReference r:id="rId9" w:type="default"/>
       <w:footnotePr>

--- a/paper/submission/supplementary_material.docx
+++ b/paper/submission/supplementary_material.docx
@@ -23568,13 +23568,14 @@
     <w:tbl>
       <w:tblPr>
         <w:tblStyle w:val="Table"/>
-        <w:tblW w:type="auto" w:w="0"/>
+        <w:tblW w:type="pct" w:w="5000"/>
+        <w:tblLayout w:type="fixed"/>
         <w:tblLook w:firstRow="1" w:lastRow="0" w:firstColumn="0" w:lastColumn="0" w:noHBand="0" w:noVBand="0" w:val="0020"/>
       </w:tblPr>
       <w:tblGrid>
-        <w:gridCol w:w="687"/>
-        <w:gridCol w:w="995"/>
-        <w:gridCol w:w="7388"/>
+        <w:gridCol w:w="395"/>
+        <w:gridCol w:w="726"/>
+        <w:gridCol w:w="7948"/>
       </w:tblGrid>
       <w:tr>
         <w:trPr>
@@ -23583,7 +23584,7 @@
         </w:trPr>
         <w:tc>
           <w:tcPr>
-            <w:tcW w:type="dxa" w:w="687"/>
+            <w:tcW w:type="dxa" w:w="395"/>
           </w:tcPr>
           <w:p>
             <w:pPr>
@@ -23600,7 +23601,7 @@
         </w:tc>
         <w:tc>
           <w:tcPr>
-            <w:tcW w:type="dxa" w:w="995"/>
+            <w:tcW w:type="dxa" w:w="726"/>
           </w:tcPr>
           <w:p>
             <w:pPr>
@@ -23617,7 +23618,7 @@
         </w:tc>
         <w:tc>
           <w:tcPr>
-            <w:tcW w:type="dxa" w:w="7388"/>
+            <w:tcW w:type="dxa" w:w="7948"/>
           </w:tcPr>
           <w:p>
             <w:pPr>
@@ -23639,7 +23640,7 @@
         </w:trPr>
         <w:tc>
           <w:tcPr>
-            <w:tcW w:type="dxa" w:w="687"/>
+            <w:tcW w:type="dxa" w:w="395"/>
           </w:tcPr>
           <w:p>
             <w:pPr>
@@ -23656,7 +23657,7 @@
         </w:tc>
         <w:tc>
           <w:tcPr>
-            <w:tcW w:type="dxa" w:w="995"/>
+            <w:tcW w:type="dxa" w:w="726"/>
           </w:tcPr>
           <w:p>
             <w:pPr>
@@ -23673,7 +23674,7 @@
         </w:tc>
         <w:tc>
           <w:tcPr>
-            <w:tcW w:type="dxa" w:w="7388"/>
+            <w:tcW w:type="dxa" w:w="7948"/>
           </w:tcPr>
           <w:p>
             <w:pPr>
@@ -23695,7 +23696,7 @@
         </w:trPr>
         <w:tc>
           <w:tcPr>
-            <w:tcW w:type="dxa" w:w="687"/>
+            <w:tcW w:type="dxa" w:w="395"/>
           </w:tcPr>
           <w:p>
             <w:pPr>
@@ -23712,7 +23713,7 @@
         </w:tc>
         <w:tc>
           <w:tcPr>
-            <w:tcW w:type="dxa" w:w="995"/>
+            <w:tcW w:type="dxa" w:w="726"/>
           </w:tcPr>
           <w:p>
             <w:pPr>
@@ -23729,7 +23730,7 @@
         </w:tc>
         <w:tc>
           <w:tcPr>
-            <w:tcW w:type="dxa" w:w="7388"/>
+            <w:tcW w:type="dxa" w:w="7948"/>
           </w:tcPr>
           <w:p>
             <w:pPr>
@@ -23751,7 +23752,7 @@
         </w:trPr>
         <w:tc>
           <w:tcPr>
-            <w:tcW w:type="dxa" w:w="687"/>
+            <w:tcW w:type="dxa" w:w="395"/>
           </w:tcPr>
           <w:p>
             <w:pPr>
@@ -23768,7 +23769,7 @@
         </w:tc>
         <w:tc>
           <w:tcPr>
-            <w:tcW w:type="dxa" w:w="995"/>
+            <w:tcW w:type="dxa" w:w="726"/>
           </w:tcPr>
           <w:p>
             <w:pPr>
@@ -23785,7 +23786,7 @@
         </w:tc>
         <w:tc>
           <w:tcPr>
-            <w:tcW w:type="dxa" w:w="7388"/>
+            <w:tcW w:type="dxa" w:w="7948"/>
           </w:tcPr>
           <w:p>
             <w:pPr>
@@ -23807,7 +23808,7 @@
         </w:trPr>
         <w:tc>
           <w:tcPr>
-            <w:tcW w:type="dxa" w:w="687"/>
+            <w:tcW w:type="dxa" w:w="395"/>
           </w:tcPr>
           <w:p>
             <w:pPr>
@@ -23824,7 +23825,7 @@
         </w:tc>
         <w:tc>
           <w:tcPr>
-            <w:tcW w:type="dxa" w:w="995"/>
+            <w:tcW w:type="dxa" w:w="726"/>
           </w:tcPr>
           <w:p>
             <w:pPr>
@@ -23841,7 +23842,7 @@
         </w:tc>
         <w:tc>
           <w:tcPr>
-            <w:tcW w:type="dxa" w:w="7388"/>
+            <w:tcW w:type="dxa" w:w="7948"/>
           </w:tcPr>
           <w:p>
             <w:pPr>
@@ -23863,7 +23864,7 @@
         </w:trPr>
         <w:tc>
           <w:tcPr>
-            <w:tcW w:type="dxa" w:w="687"/>
+            <w:tcW w:type="dxa" w:w="395"/>
           </w:tcPr>
           <w:p>
             <w:pPr>
@@ -23880,7 +23881,7 @@
         </w:tc>
         <w:tc>
           <w:tcPr>
-            <w:tcW w:type="dxa" w:w="995"/>
+            <w:tcW w:type="dxa" w:w="726"/>
           </w:tcPr>
           <w:p>
             <w:pPr>
@@ -23897,7 +23898,7 @@
         </w:tc>
         <w:tc>
           <w:tcPr>
-            <w:tcW w:type="dxa" w:w="7388"/>
+            <w:tcW w:type="dxa" w:w="7948"/>
           </w:tcPr>
           <w:p>
             <w:pPr>
@@ -23919,7 +23920,7 @@
         </w:trPr>
         <w:tc>
           <w:tcPr>
-            <w:tcW w:type="dxa" w:w="687"/>
+            <w:tcW w:type="dxa" w:w="395"/>
           </w:tcPr>
           <w:p>
             <w:pPr>
@@ -23936,7 +23937,7 @@
         </w:tc>
         <w:tc>
           <w:tcPr>
-            <w:tcW w:type="dxa" w:w="995"/>
+            <w:tcW w:type="dxa" w:w="726"/>
           </w:tcPr>
           <w:p>
             <w:pPr>
@@ -23953,7 +23954,7 @@
         </w:tc>
         <w:tc>
           <w:tcPr>
-            <w:tcW w:type="dxa" w:w="7388"/>
+            <w:tcW w:type="dxa" w:w="7948"/>
           </w:tcPr>
           <w:p>
             <w:pPr>
@@ -23975,7 +23976,7 @@
         </w:trPr>
         <w:tc>
           <w:tcPr>
-            <w:tcW w:type="dxa" w:w="687"/>
+            <w:tcW w:type="dxa" w:w="395"/>
           </w:tcPr>
           <w:p>
             <w:pPr>
@@ -23992,7 +23993,7 @@
         </w:tc>
         <w:tc>
           <w:tcPr>
-            <w:tcW w:type="dxa" w:w="995"/>
+            <w:tcW w:type="dxa" w:w="726"/>
           </w:tcPr>
           <w:p>
             <w:pPr>
@@ -24009,7 +24010,7 @@
         </w:tc>
         <w:tc>
           <w:tcPr>
-            <w:tcW w:type="dxa" w:w="7388"/>
+            <w:tcW w:type="dxa" w:w="7948"/>
           </w:tcPr>
           <w:p>
             <w:pPr>
@@ -24031,7 +24032,63 @@
         </w:trPr>
         <w:tc>
           <w:tcPr>
-            <w:tcW w:type="dxa" w:w="687"/>
+            <w:tcW w:type="dxa" w:w="395"/>
+          </w:tcPr>
+          <w:p>
+            <w:pPr>
+              <w:pStyle w:val="Compact"/>
+              <w:spacing w:line="240" w:lineRule="auto" w:after="20"/>
+            </w:pPr>
+            <w:r>
+              <w:rPr>
+                <w:sz w:val="20"/>
+              </w:rPr>
+              <w:t xml:space="preserve">Pre-fire land cover (R8i, R8j)</w:t>
+            </w:r>
+          </w:p>
+        </w:tc>
+        <w:tc>
+          <w:tcPr>
+            <w:tcW w:type="dxa" w:w="726"/>
+          </w:tcPr>
+          <w:p>
+            <w:pPr>
+              <w:pStyle w:val="Compact"/>
+              <w:spacing w:line="240" w:lineRule="auto" w:after="20"/>
+            </w:pPr>
+            <w:r>
+              <w:rPr>
+                <w:sz w:val="20"/>
+              </w:rPr>
+              <w:t xml:space="preserve">Does the post-fire WorldCover v200 map (2021 images) affect the population or the results?</w:t>
+            </w:r>
+          </w:p>
+        </w:tc>
+        <w:tc>
+          <w:tcPr>
+            <w:tcW w:type="dxa" w:w="7948"/>
+          </w:tcPr>
+          <w:p>
+            <w:pPr>
+              <w:pStyle w:val="Compact"/>
+              <w:spacing w:line="240" w:lineRule="auto" w:after="20"/>
+            </w:pPr>
+            <w:r>
+              <w:rPr>
+                <w:sz w:val="20"/>
+              </w:rPr>
+              <w:t xml:space="preserve">The 2020 map (v100) was fetched on each region’s 30 m grid and aggregated to the same cells; the same procedure applied to v200 reproduces the pipeline’s raster and every cell value of the modelling datasets exactly. With the 2020 map, at most 43 burned cells left or entered the natural-vegetation population in Manavgat, Bejís, Muğla and Evia. In Montiferru, 142 burned cells entered it, and the gate fraction rose from 0.773 to 0.977, so the 2021 map left out about a fifth of the burned natural vegetation there. The within-region thermal gain (5 km blocking) changed from +0.062, +0.045, +0.079, +0.148 and +0.099 to +0.060, +0.071, +0.083, +0.155 and +0.095 (Manavgat, Bejís, Muğla, Evia, Montiferru). Mean transfer changed from 0.527 to 0.513, and the mean thermal gain in transfer from +0.007 to +0.013; seven directions were below chance with both maps, and no direction changed side. Part of the class changes reflects the different algorithms of v100 and v200, not the fires</w:t>
+            </w:r>
+          </w:p>
+        </w:tc>
+      </w:tr>
+      <w:tr>
+        <w:trPr>
+          <w:cantSplit/>
+        </w:trPr>
+        <w:tc>
+          <w:tcPr>
+            <w:tcW w:type="dxa" w:w="395"/>
           </w:tcPr>
           <w:p>
             <w:pPr>
@@ -24048,7 +24105,7 @@
         </w:tc>
         <w:tc>
           <w:tcPr>
-            <w:tcW w:type="dxa" w:w="995"/>
+            <w:tcW w:type="dxa" w:w="726"/>
           </w:tcPr>
           <w:p>
             <w:pPr>
@@ -24065,7 +24122,7 @@
         </w:tc>
         <w:tc>
           <w:tcPr>
-            <w:tcW w:type="dxa" w:w="7388"/>
+            <w:tcW w:type="dxa" w:w="7948"/>
           </w:tcPr>
           <w:p>
             <w:pPr>

--- a/paper/submission/supplementary_material.docx
+++ b/paper/submission/supplementary_material.docx
@@ -47076,7 +47076,13 @@
         <w:t xml:space="preserve"> </w:t>
       </w:r>
       <w:r>
-        <w:t xml:space="preserve">under the MIT licence.</w:t>
+        <w:t xml:space="preserve">under the MIT licence,</w:t>
+      </w:r>
+      <w:r>
+        <w:t xml:space="preserve"> </w:t>
+      </w:r>
+      <w:r>
+        <w:t xml:space="preserve">and the version used for this paper is archived at Zenodo (https://doi.org/10.5281/zenodo.23035271).</w:t>
       </w:r>
       <w:r>
         <w:t xml:space="preserve"> </w:t>

--- a/paper/submission/supplementary_material.docx
+++ b/paper/submission/supplementary_material.docx
@@ -56,7 +56,7 @@
         <w:t xml:space="preserve"> </w:t>
       </w:r>
       <w:r>
-        <w:t xml:space="preserve">recovery curve, Section S5 the code and Section S6 the data. Tables are numbered S1 to S35,</w:t>
+        <w:t xml:space="preserve">recovery curve, Section S5 the code and Section S6 the data. Tables are numbered S1 to S36,</w:t>
       </w:r>
       <w:r>
         <w:t xml:space="preserve"> </w:t>
@@ -319,7 +319,7 @@
         </w:numPr>
       </w:pPr>
       <w:r>
-        <w:t xml:space="preserve">S1.15 Signed associations on both frames</w:t>
+        <w:t xml:space="preserve">S1.15 The paired thermal contribution to transfer</w:t>
       </w:r>
     </w:p>
     <w:p>
@@ -15358,7 +15358,13 @@
         <w:t xml:space="preserve"> </w:t>
       </w:r>
       <w:r>
-        <w:t xml:space="preserve">held. Aspect and illumination are not used, so terrain is held only through elevation.</w:t>
+        <w:t xml:space="preserve">held. Holding northness (the cosine of aspect) through deciles does not change the sign of the LST</w:t>
+      </w:r>
+      <w:r>
+        <w:t xml:space="preserve"> </w:t>
+      </w:r>
+      <w:r>
+        <w:t xml:space="preserve">association in any region (Table S35).</w:t>
       </w:r>
     </w:p>
     <w:bookmarkEnd w:id="33"/>
@@ -17463,13 +17469,13 @@
       </w:r>
     </w:p>
     <w:bookmarkEnd w:id="36"/>
-    <w:bookmarkStart w:id="37" w:name="s1.15-signed-associations-on-both-frames"/>
+    <w:bookmarkStart w:id="37" w:name="X0bca91d5c67796c86c5b93cce0259614be8d6a1"/>
     <w:p>
       <w:pPr>
         <w:pStyle w:val="Heading2"/>
       </w:pPr>
       <w:r>
-        <w:t xml:space="preserve">S1.15 Signed associations on both frames</w:t>
+        <w:t xml:space="preserve">S1.15 The paired thermal contribution to transfer</w:t>
       </w:r>
     </w:p>
     <w:p>
@@ -17477,256 +17483,19 @@
         <w:pStyle w:val="FirstParagraph"/>
       </w:pPr>
       <w:r>
-        <w:t xml:space="preserve">Section 4.4 gives the collar results. The values per region are given here. Values per feature on</w:t>
-      </w:r>
-      <w:r>
-        <w:t xml:space="preserve"> </w:t>
-      </w:r>
-      <w:r>
-        <w:t xml:space="preserve">both frames are in Table S14.</w:t>
-      </w:r>
-    </w:p>
-    <w:p>
-      <w:pPr>
-        <w:pStyle w:val="BodyText"/>
-      </w:pPr>
-      <w:r>
-        <w:rPr>
-          <w:b/>
-          <w:bCs/>
-        </w:rPr>
-        <w:t xml:space="preserve">Reversals that meet the per-comparison criterion.</w:t>
-      </w:r>
-      <w:r>
-        <w:t xml:space="preserve"> </w:t>
-      </w:r>
-      <w:r>
-        <w:t xml:space="preserve">On the original study areas, Table S10 counts</w:t>
-      </w:r>
-      <w:r>
-        <w:t xml:space="preserve"> </w:t>
-      </w:r>
-      <w:r>
-        <w:t xml:space="preserve">fourteen supported reversals between pairs, across seven features. All but the anomaly pair involve</w:t>
-      </w:r>
-      <w:r>
-        <w:t xml:space="preserve"> </w:t>
-      </w:r>
-      <w:r>
-        <w:t xml:space="preserve">Manavgat. On the collar, elevation is below 0.5 in Manavgat, at 0.376 [0.300, 0.465], and above 0.5</w:t>
-      </w:r>
-      <w:r>
-        <w:t xml:space="preserve"> </w:t>
-      </w:r>
-      <w:r>
-        <w:t xml:space="preserve">in the other four regions. It is supported in two of them: Muğla at 0.606 [0.525, 0.685] and Evia at</w:t>
-      </w:r>
-      <w:r>
-        <w:t xml:space="preserve"> </w:t>
-      </w:r>
-      <w:r>
-        <w:t xml:space="preserve">0.648 [0.550, 0.740] (</w:t>
-      </w:r>
-      <w:r>
-        <w:rPr>
-          <w:rStyle w:val="VerbatimChar"/>
-        </w:rPr>
-        <w:t xml:space="preserve">paper/labelfix_rerun/code/collar_frame_bootstrap.csv</w:t>
-      </w:r>
-      <w:r>
-        <w:t xml:space="preserve">). These two pairs are</w:t>
-      </w:r>
-      <w:r>
-        <w:t xml:space="preserve"> </w:t>
-      </w:r>
-      <w:r>
-        <w:t xml:space="preserve">the only supported reversals left on the collar, and neither survives the Holm intersection-union</w:t>
-      </w:r>
-      <w:r>
-        <w:t xml:space="preserve"> </w:t>
-      </w:r>
-      <w:r>
-        <w:t xml:space="preserve">correction (Section S1.19). The LST anomaly differs between regions only under the weaker difference</w:t>
-      </w:r>
-      <w:r>
-        <w:t xml:space="preserve"> </w:t>
-      </w:r>
-      <w:r>
-        <w:t xml:space="preserve">test (Section S1.12).</w:t>
-      </w:r>
-    </w:p>
-    <w:p>
-      <w:pPr>
-        <w:pStyle w:val="BodyText"/>
-      </w:pPr>
-      <w:r>
-        <w:rPr>
-          <w:b/>
-          <w:bCs/>
-        </w:rPr>
-        <w:t xml:space="preserve">The common sign.</w:t>
-      </w:r>
-      <w:r>
-        <w:t xml:space="preserve"> </w:t>
-      </w:r>
-      <w:r>
-        <w:t xml:space="preserve">On the collar, LST is below 0.5 in four of five regions: 0.405, 0.332, 0.286 and</w:t>
-      </w:r>
-      <w:r>
-        <w:t xml:space="preserve"> </w:t>
-      </w:r>
-      <w:r>
-        <w:t xml:space="preserve">0.376 in Bejís, Muğla, Evia and Montiferru. A hotter pre-fire surface is therefore associated with</w:t>
-      </w:r>
-      <w:r>
-        <w:t xml:space="preserve"> </w:t>
-      </w:r>
-      <w:r>
-        <w:t xml:space="preserve">less burning there, and the same holds for TVDI. Manavgat is the exception in the raw association</w:t>
-      </w:r>
-      <w:r>
-        <w:t xml:space="preserve"> </w:t>
-      </w:r>
-      <w:r>
-        <w:t xml:space="preserve">(0.522 for LST, 0.527 for TVDI), but it shows the same sign once elevation is held (Section S1.11).</w:t>
-      </w:r>
-      <w:r>
-        <w:t xml:space="preserve"> </w:t>
-      </w:r>
-      <w:r>
-        <w:t xml:space="preserve">Interval support differs: LST is supported in three of the four regions and TVDI in two, so</w:t>
-      </w:r>
-      <w:r>
-        <w:t xml:space="preserve"> </w:t>
-      </w:r>
-      <w:r>
-        <w:t xml:space="preserve">“four of</w:t>
-      </w:r>
-      <w:r>
-        <w:t xml:space="preserve"> </w:t>
-      </w:r>
-      <w:r>
-        <w:t xml:space="preserve">five agree”</w:t>
-      </w:r>
-      <w:r>
-        <w:t xml:space="preserve"> </w:t>
-      </w:r>
-      <w:r>
-        <w:t xml:space="preserve">refers to point estimates. The absolute thermal channels therefore behave here as</w:t>
-      </w:r>
-      <w:r>
-        <w:t xml:space="preserve"> </w:t>
-      </w:r>
-      <w:r>
-        <w:t xml:space="preserve">land-surface descriptors and not as a dryness index. The two differenced channels have no consistent</w:t>
-      </w:r>
-      <w:r>
-        <w:t xml:space="preserve"> </w:t>
-      </w:r>
-      <w:r>
-        <w:t xml:space="preserve">direction across regions.</w:t>
-      </w:r>
-    </w:p>
-    <w:p>
-      <w:pPr>
-        <w:pStyle w:val="BodyText"/>
-      </w:pPr>
-      <w:r>
-        <w:rPr>
-          <w:b/>
-          <w:bCs/>
-        </w:rPr>
-        <w:t xml:space="preserve">The number of independent reversals.</w:t>
-      </w:r>
-      <w:r>
-        <w:t xml:space="preserve"> </w:t>
-      </w:r>
-      <w:r>
-        <w:t xml:space="preserve">The channels whose reversals disappear on the collar partly</w:t>
-      </w:r>
-      <w:r>
-        <w:t xml:space="preserve"> </w:t>
-      </w:r>
-      <w:r>
-        <w:t xml:space="preserve">measure terrain. Across the regions, current LST is correlated with elevation at −0.695 to −0.125, and</w:t>
-      </w:r>
-      <w:r>
-        <w:t xml:space="preserve"> </w:t>
-      </w:r>
-      <w:r>
-        <w:t xml:space="preserve">TVDI at −0.722 to −0.298. Within the collar,</w:t>
-      </w:r>
-      <w:r>
-        <w:t xml:space="preserve"> </w:t>
-      </w:r>
-      <w:r>
-        <w:rPr>
-          <w:rStyle w:val="VerbatimChar"/>
-        </w:rPr>
-        <w:t xml:space="preserve">fused_lst_mean</w:t>
-      </w:r>
-      <w:r>
-        <w:t xml:space="preserve"> </w:t>
-      </w:r>
-      <w:r>
-        <w:t xml:space="preserve">is correlated with</w:t>
-      </w:r>
-      <w:r>
-        <w:t xml:space="preserve"> </w:t>
-      </w:r>
-      <w:r>
-        <w:rPr>
-          <w:rStyle w:val="VerbatimChar"/>
-        </w:rPr>
-        <w:t xml:space="preserve">current_lst_mean</w:t>
-      </w:r>
-      <w:r>
-        <w:t xml:space="preserve"> </w:t>
-      </w:r>
-      <w:r>
-        <w:t xml:space="preserve">at 0.99 to 1.00,</w:t>
-      </w:r>
-      <w:r>
-        <w:t xml:space="preserve"> </w:t>
-      </w:r>
-      <w:r>
-        <w:rPr>
-          <w:rStyle w:val="VerbatimChar"/>
-        </w:rPr>
-        <w:t xml:space="preserve">downscaled_lst_mean</w:t>
-      </w:r>
-      <w:r>
-        <w:t xml:space="preserve"> </w:t>
-      </w:r>
-      <w:r>
-        <w:t xml:space="preserve">at 0.97 to 0.99 and</w:t>
-      </w:r>
-      <w:r>
-        <w:t xml:space="preserve"> </w:t>
-      </w:r>
-      <w:r>
-        <w:rPr>
-          <w:rStyle w:val="VerbatimChar"/>
-        </w:rPr>
-        <w:t xml:space="preserve">current_tvdi_mean</w:t>
-      </w:r>
-      <w:r>
-        <w:t xml:space="preserve"> </w:t>
-      </w:r>
-      <w:r>
-        <w:t xml:space="preserve">at 0.87 to 0.98. The</w:t>
-      </w:r>
-      <w:r>
-        <w:t xml:space="preserve"> </w:t>
-      </w:r>
-      <w:r>
-        <w:t xml:space="preserve">two differenced channels are correlated at 0.64 to 0.94. Counts over the nine features therefore</w:t>
-      </w:r>
-      <w:r>
-        <w:t xml:space="preserve"> </w:t>
-      </w:r>
-      <w:r>
-        <w:t xml:space="preserve">count features, not independent quantities. The thermal set carries about two independent signals.</w:t>
+        <w:t xml:space="preserve">The signed associations on both frames are given in Tables S9, S10 and S14, and their stratified</w:t>
+      </w:r>
+      <w:r>
+        <w:t xml:space="preserve"> </w:t>
+      </w:r>
+      <w:r>
+        <w:t xml:space="preserve">values in Section S1.11; Section 4.4 summarises them. This section gives the uncertainty of the</w:t>
+      </w:r>
+      <w:r>
+        <w:t xml:space="preserve"> </w:t>
+      </w:r>
+      <w:r>
+        <w:t xml:space="preserve">paired thermal contribution to transfer.</w:t>
       </w:r>
     </w:p>
     <w:p>
@@ -18185,199 +17954,6 @@
         <w:t xml:space="preserve">resample only between directions. They do not include the sampling variability within a direction.</w:t>
       </w:r>
     </w:p>
-    <w:p>
-      <w:pPr>
-        <w:pStyle w:val="BodyText"/>
-      </w:pPr>
-      <w:r>
-        <w:rPr>
-          <w:b/>
-          <w:bCs/>
-        </w:rPr>
-        <w:t xml:space="preserve">Precision.</w:t>
-      </w:r>
-      <w:r>
-        <w:t xml:space="preserve"> </w:t>
-      </w:r>
-      <w:r>
-        <w:t xml:space="preserve">Across the twenty directions, the mean PR-AUC of the thermal model is</w:t>
-      </w:r>
-      <w:r>
-        <w:t xml:space="preserve"> </w:t>
-      </w:r>
-      <w:r>
-        <w:rPr>
-          <w:b/>
-          <w:bCs/>
-        </w:rPr>
-        <w:t xml:space="preserve">0.181, against</w:t>
-      </w:r>
-      <w:r>
-        <w:rPr>
-          <w:b/>
-          <w:bCs/>
-        </w:rPr>
-        <w:t xml:space="preserve"> </w:t>
-      </w:r>
-      <w:r>
-        <w:rPr>
-          <w:b/>
-          <w:bCs/>
-        </w:rPr>
-        <w:t xml:space="preserve">a no-skill baseline of 0.157</w:t>
-      </w:r>
-      <w:r>
-        <w:t xml:space="preserve">. The mean of the twenty lifts over the baseline is 1.13. Seven of the</w:t>
-      </w:r>
-      <w:r>
-        <w:t xml:space="preserve"> </w:t>
-      </w:r>
-      <w:r>
-        <w:t xml:space="preserve">twenty directions are below their own no-skill baseline at the point estimate. At 1 km blocking all</w:t>
-      </w:r>
-      <w:r>
-        <w:t xml:space="preserve"> </w:t>
-      </w:r>
-      <w:r>
-        <w:t xml:space="preserve">seven have intervals fully below it. At 5 km blocking two do: Bejís to Manavgat and Muğla to Manavgat</w:t>
-      </w:r>
-      <w:r>
-        <w:t xml:space="preserve"> </w:t>
-      </w:r>
-      <w:r>
-        <w:t xml:space="preserve">(</w:t>
-      </w:r>
-      <w:r>
-        <w:rPr>
-          <w:rStyle w:val="VerbatimChar"/>
-        </w:rPr>
-        <w:t xml:space="preserve">paper/labelfix_rerun/round7/r7a_pr_auc_10cell.csv</w:t>
-      </w:r>
-      <w:r>
-        <w:t xml:space="preserve">). Only one direction, Evia to Manavgat, is above</w:t>
-      </w:r>
-      <w:r>
-        <w:t xml:space="preserve"> </w:t>
-      </w:r>
-      <w:r>
-        <w:t xml:space="preserve">twice its baseline, at 0.321 against 0.143 (Table S11).</w:t>
-      </w:r>
-    </w:p>
-    <w:p>
-      <w:pPr>
-        <w:pStyle w:val="BodyText"/>
-      </w:pPr>
-      <w:r>
-        <w:rPr>
-          <w:b/>
-          <w:bCs/>
-        </w:rPr>
-        <w:t xml:space="preserve">The within-region gain on the collar.</w:t>
-      </w:r>
-      <w:r>
-        <w:t xml:space="preserve"> </w:t>
-      </w:r>
-      <w:r>
-        <w:t xml:space="preserve">The baseline model was also run on the collar</w:t>
-      </w:r>
-      <w:r>
-        <w:t xml:space="preserve"> </w:t>
-      </w:r>
-      <w:r>
-        <w:t xml:space="preserve">(</w:t>
-      </w:r>
-      <w:r>
-        <w:rPr>
-          <w:rStyle w:val="VerbatimChar"/>
-        </w:rPr>
-        <w:t xml:space="preserve">paper/labelfix_rerun/round6/cosine/official_collar_increment_and_cosine.csv</w:t>
-      </w:r>
-      <w:r>
-        <w:t xml:space="preserve">). The thermal gain at</w:t>
-      </w:r>
-      <w:r>
-        <w:t xml:space="preserve"> </w:t>
-      </w:r>
-      <w:r>
-        <w:t xml:space="preserve">5 km blocking is +0.073, +0.030, +0.088, +0.134 and +0.090 in the five regions. It is positive in all</w:t>
-      </w:r>
-      <w:r>
-        <w:t xml:space="preserve"> </w:t>
-      </w:r>
-      <w:r>
-        <w:t xml:space="preserve">five, with a mean of +0.083, against +0.087 on the original study areas. On a 5 km collar the mean</w:t>
-      </w:r>
-      <w:r>
-        <w:t xml:space="preserve"> </w:t>
-      </w:r>
-      <w:r>
-        <w:t xml:space="preserve">falls to +0.042, but it is still positive in all five regions. These are point estimates. The</w:t>
-      </w:r>
-      <w:r>
-        <w:t xml:space="preserve"> </w:t>
-      </w:r>
-      <w:r>
-        <w:t xml:space="preserve">intervals of Table 1 refer to the original study areas.</w:t>
-      </w:r>
-    </w:p>
-    <w:p>
-      <w:pPr>
-        <w:pStyle w:val="BodyText"/>
-      </w:pPr>
-      <w:r>
-        <w:rPr>
-          <w:b/>
-          <w:bCs/>
-        </w:rPr>
-        <w:t xml:space="preserve">The five study areas are not comparable.</w:t>
-      </w:r>
-      <w:r>
-        <w:t xml:space="preserve"> </w:t>
-      </w:r>
-      <w:r>
-        <w:t xml:space="preserve">The share of modelled cells more than 10 km from any</w:t>
-      </w:r>
-      <w:r>
-        <w:t xml:space="preserve"> </w:t>
-      </w:r>
-      <w:r>
-        <w:t xml:space="preserve">burned cell is 58.5 % in Manavgat, 63.1 % in Bejís, 55.3 % in Muğla, 43.7 % in Evia and</w:t>
-      </w:r>
-      <w:r>
-        <w:t xml:space="preserve"> </w:t>
-      </w:r>
-      <w:r>
-        <w:rPr>
-          <w:b/>
-          <w:bCs/>
-        </w:rPr>
-        <w:t xml:space="preserve">2.1 %</w:t>
-      </w:r>
-      <w:r>
-        <w:t xml:space="preserve"> </w:t>
-      </w:r>
-      <w:r>
-        <w:t xml:space="preserve">in</w:t>
-      </w:r>
-      <w:r>
-        <w:t xml:space="preserve"> </w:t>
-      </w:r>
-      <w:r>
-        <w:t xml:space="preserve">Montiferru. The median distances are 13.1, 13.5, 11.3, 8.0 and 2.7 km (Table S13). In Manavgat, the</w:t>
-      </w:r>
-      <w:r>
-        <w:t xml:space="preserve"> </w:t>
-      </w:r>
-      <w:r>
-        <w:t xml:space="preserve">median elevation of modelled cells rises from 330 m within 5 km of the fire to 995 m at 10 to 20 km</w:t>
-      </w:r>
-      <w:r>
-        <w:t xml:space="preserve"> </w:t>
-      </w:r>
-      <w:r>
-        <w:t xml:space="preserve">and 1,273 m at 20 to 50 km. The median elevation of the burned cells is 287 m.</w:t>
-      </w:r>
-    </w:p>
     <w:bookmarkEnd w:id="37"/>
     <w:bookmarkStart w:id="38" w:name="s1.16-the-contrast-pair-in-full"/>
     <w:p>
@@ -18647,42 +18223,6 @@
       </w:r>
       <w:r>
         <w:t xml:space="preserve">is therefore not caused by excluding cropland. This analysis says nothing about transfer.</w:t>
-      </w:r>
-    </w:p>
-    <w:p>
-      <w:pPr>
-        <w:pStyle w:val="BodyText"/>
-      </w:pPr>
-      <w:r>
-        <w:rPr>
-          <w:b/>
-          <w:bCs/>
-        </w:rPr>
-        <w:t xml:space="preserve">The block size.</w:t>
-      </w:r>
-      <w:r>
-        <w:t xml:space="preserve"> </w:t>
-      </w:r>
-      <w:r>
-        <w:t xml:space="preserve">Larger blocks (5 km instead of 1 km) change the paired thermal-minus-baseline</w:t>
-      </w:r>
-      <w:r>
-        <w:t xml:space="preserve"> </w:t>
-      </w:r>
-      <w:r>
-        <w:t xml:space="preserve">verdicts from twelve positive, seven negative and one uncertain to six, five and nine. The verdicts</w:t>
-      </w:r>
-      <w:r>
-        <w:t xml:space="preserve"> </w:t>
-      </w:r>
-      <w:r>
-        <w:t xml:space="preserve">for the thermal model itself change from eleven above, seven below and two uncertain to nine, six and</w:t>
-      </w:r>
-      <w:r>
-        <w:t xml:space="preserve"> </w:t>
-      </w:r>
-      <w:r>
-        <w:t xml:space="preserve">five (Section S1.3). Support is removed, never added. The point estimates do not change.</w:t>
       </w:r>
     </w:p>
     <w:bookmarkEnd w:id="39"/>
@@ -21969,57 +21509,6 @@
           <w:b/>
           <w:bCs/>
         </w:rPr>
-        <w:t xml:space="preserve">Equal samples.</w:t>
-      </w:r>
-      <w:r>
-        <w:t xml:space="preserve"> </w:t>
-      </w:r>
-      <w:r>
-        <w:t xml:space="preserve">The families use different samples: twelve directions for the marginal,</w:t>
-      </w:r>
-      <w:r>
-        <w:t xml:space="preserve"> </w:t>
-      </w:r>
-      <w:r>
-        <w:t xml:space="preserve">applicability, climatic and geographic rows, eighteen for the supported conditional rows, and twenty</w:t>
-      </w:r>
-      <w:r>
-        <w:t xml:space="preserve"> </w:t>
-      </w:r>
-      <w:r>
-        <w:t xml:space="preserve">for the others. Every row was therefore recomputed on the common subsets of twelve and sixteen</w:t>
-      </w:r>
-      <w:r>
-        <w:t xml:space="preserve"> </w:t>
-      </w:r>
-      <w:r>
-        <w:t xml:space="preserve">directions. On both, every interpretable row includes zero</w:t>
-      </w:r>
-      <w:r>
-        <w:t xml:space="preserve"> </w:t>
-      </w:r>
-      <w:r>
-        <w:t xml:space="preserve">(</w:t>
-      </w:r>
-      <w:r>
-        <w:rPr>
-          <w:rStyle w:val="VerbatimChar"/>
-        </w:rPr>
-        <w:t xml:space="preserve">paper/labelfix_rerun/round5/out_official/diagnostics_common_subset.json</w:t>
-      </w:r>
-      <w:r>
-        <w:t xml:space="preserve">).</w:t>
-      </w:r>
-    </w:p>
-    <w:p>
-      <w:pPr>
-        <w:pStyle w:val="BodyText"/>
-      </w:pPr>
-      <w:r>
-        <w:rPr>
-          <w:b/>
-          <w:bCs/>
-        </w:rPr>
         <w:t xml:space="preserve">The collar.</w:t>
       </w:r>
       <w:r>
@@ -23525,13 +23014,13 @@
         <w:t xml:space="preserve"> </w:t>
       </w:r>
       <w:r>
-        <w:t xml:space="preserve">dependence of the main results on the fitted forest, the adaptation method, the inference for the</w:t>
-      </w:r>
-      <w:r>
-        <w:t xml:space="preserve"> </w:t>
-      </w:r>
-      <w:r>
-        <w:t xml:space="preserve">similarity measures, and two data choices. Sources are in</w:t>
+        <w:t xml:space="preserve">main results against the fitted forest, the adaptation method, the inference, the land-cover map,</w:t>
+      </w:r>
+      <w:r>
+        <w:t xml:space="preserve"> </w:t>
+      </w:r>
+      <w:r>
+        <w:t xml:space="preserve">the burned-area product, terrain aspect and a weather reference. Sources are in</w:t>
       </w:r>
       <w:r>
         <w:t xml:space="preserve"> </w:t>
@@ -24099,6 +23588,398 @@
               <w:rPr>
                 <w:sz w:val="20"/>
               </w:rPr>
+              <w:t xml:space="preserve">Second burned-area product (R8k, R8m)</w:t>
+            </w:r>
+          </w:p>
+        </w:tc>
+        <w:tc>
+          <w:tcPr>
+            <w:tcW w:type="dxa" w:w="726"/>
+          </w:tcPr>
+          <w:p>
+            <w:pPr>
+              <w:pStyle w:val="Compact"/>
+              <w:spacing w:line="240" w:lineRule="auto" w:after="20"/>
+            </w:pPr>
+            <w:r>
+              <w:rPr>
+                <w:sz w:val="20"/>
+              </w:rPr>
+              <w:t xml:space="preserve">Do the results depend on MCD64A1?</w:t>
+            </w:r>
+          </w:p>
+        </w:tc>
+        <w:tc>
+          <w:tcPr>
+            <w:tcW w:type="dxa" w:w="7948"/>
+          </w:tcPr>
+          <w:p>
+            <w:pPr>
+              <w:pStyle w:val="Compact"/>
+              <w:spacing w:line="240" w:lineRule="auto" w:after="20"/>
+            </w:pPr>
+            <w:r>
+              <w:rPr>
+                <w:sz w:val="20"/>
+              </w:rPr>
+              <w:t xml:space="preserve">The MCD64A1 labels fetched again from Earth Engine reproduce the modelling datasets exactly in all five regions. VIIRS VNP64A1 v002 labels, built the same way, agree with them with a Jaccard index of 0.941, 0.950, 0.925, 0.978 and 0.865 (Manavgat, Bejís, Muğla, Evia, Montiferru). With VNP64A1 labels, the within-region thermal gain (5 km blocking) is +0.057, +0.055, +0.089, +0.147 and +0.082; the elevation association of Manavgat is 0.228 (0.232 with MCD64A1); mean transfer is 0.525 (0.527), the mean thermal gain in transfer +0.005 (+0.007), seven directions are below chance with both products, and no direction changes side</w:t>
+            </w:r>
+          </w:p>
+        </w:tc>
+      </w:tr>
+      <w:tr>
+        <w:trPr>
+          <w:cantSplit/>
+        </w:trPr>
+        <w:tc>
+          <w:tcPr>
+            <w:tcW w:type="dxa" w:w="395"/>
+          </w:tcPr>
+          <w:p>
+            <w:pPr>
+              <w:pStyle w:val="Compact"/>
+              <w:spacing w:line="240" w:lineRule="auto" w:after="20"/>
+            </w:pPr>
+            <w:r>
+              <w:rPr>
+                <w:sz w:val="20"/>
+              </w:rPr>
+              <w:t xml:space="preserve">Terrain aspect (R8k, R8m, R8n)</w:t>
+            </w:r>
+          </w:p>
+        </w:tc>
+        <w:tc>
+          <w:tcPr>
+            <w:tcW w:type="dxa" w:w="726"/>
+          </w:tcPr>
+          <w:p>
+            <w:pPr>
+              <w:pStyle w:val="Compact"/>
+              <w:spacing w:line="240" w:lineRule="auto" w:after="20"/>
+            </w:pPr>
+            <w:r>
+              <w:rPr>
+                <w:sz w:val="20"/>
+              </w:rPr>
+              <w:t xml:space="preserve">Does aspect explain the thermal gain or the LST sign?</w:t>
+            </w:r>
+          </w:p>
+        </w:tc>
+        <w:tc>
+          <w:tcPr>
+            <w:tcW w:type="dxa" w:w="7948"/>
+          </w:tcPr>
+          <w:p>
+            <w:pPr>
+              <w:pStyle w:val="Compact"/>
+              <w:spacing w:line="240" w:lineRule="auto" w:after="20"/>
+            </w:pPr>
+            <w:r>
+              <w:rPr>
+                <w:sz w:val="20"/>
+              </w:rPr>
+              <w:t xml:space="preserve">Northness and eastness from the Copernicus DEM were added to both feature sets. The within-region thermal gain (5 km blocking) became +0.051 [+0.030, +0.070], +0.044 [+0.025, +0.065], +0.073 [+0.047, +0.099] and +0.139 [+0.109, +0.173] in Manavgat, Bejís, Muğla and Evia, and +0.020 [−0.025, +0.066] in Montiferru, against +0.099 [+0.017, +0.186] without aspect there. Within northness deciles, the LST association is 0.652, 0.482, 0.317, 0.376 and 0.417 (raw 0.665, 0.478, 0.324, 0.377 and 0.370), so aspect does not change its sign</w:t>
+            </w:r>
+          </w:p>
+        </w:tc>
+      </w:tr>
+      <w:tr>
+        <w:trPr>
+          <w:cantSplit/>
+        </w:trPr>
+        <w:tc>
+          <w:tcPr>
+            <w:tcW w:type="dxa" w:w="395"/>
+          </w:tcPr>
+          <w:p>
+            <w:pPr>
+              <w:pStyle w:val="Compact"/>
+              <w:spacing w:line="240" w:lineRule="auto" w:after="20"/>
+            </w:pPr>
+            <w:r>
+              <w:rPr>
+                <w:sz w:val="20"/>
+              </w:rPr>
+              <w:t xml:space="preserve">Weather reference (R8o)</w:t>
+            </w:r>
+          </w:p>
+        </w:tc>
+        <w:tc>
+          <w:tcPr>
+            <w:tcW w:type="dxa" w:w="726"/>
+          </w:tcPr>
+          <w:p>
+            <w:pPr>
+              <w:pStyle w:val="Compact"/>
+              <w:spacing w:line="240" w:lineRule="auto" w:after="20"/>
+            </w:pPr>
+            <w:r>
+              <w:rPr>
+                <w:sz w:val="20"/>
+              </w:rPr>
+              <w:t xml:space="preserve">Do the thermal channels follow weather anomalies?</w:t>
+            </w:r>
+          </w:p>
+        </w:tc>
+        <w:tc>
+          <w:tcPr>
+            <w:tcW w:type="dxa" w:w="7948"/>
+          </w:tcPr>
+          <w:p>
+            <w:pPr>
+              <w:pStyle w:val="Compact"/>
+              <w:spacing w:line="240" w:lineRule="auto" w:after="20"/>
+            </w:pPr>
+            <w:r>
+              <w:rPr>
+                <w:sz w:val="20"/>
+              </w:rPr>
+              <w:t xml:space="preserve">Descriptively, across the five regions the mean Landsat LST anomaly follows the ERA5-Land anomaly of air temperature in the predictor window (Spearman ρ = 0.8) but not that of relative humidity (ρ = 0.0), and the mean TVDI difference does not follow humidity either (ρ = 0.0). With five regions this is descriptive only; it fits the reading that the channels describe temperature and surface state more than fuel moisture</w:t>
+            </w:r>
+          </w:p>
+        </w:tc>
+      </w:tr>
+      <w:tr>
+        <w:trPr>
+          <w:cantSplit/>
+        </w:trPr>
+        <w:tc>
+          <w:tcPr>
+            <w:tcW w:type="dxa" w:w="395"/>
+          </w:tcPr>
+          <w:p>
+            <w:pPr>
+              <w:pStyle w:val="Compact"/>
+              <w:spacing w:line="240" w:lineRule="auto" w:after="20"/>
+            </w:pPr>
+            <w:r>
+              <w:rPr>
+                <w:sz w:val="20"/>
+              </w:rPr>
+              <w:t xml:space="preserve">Crossed random effects (R8l)</w:t>
+            </w:r>
+          </w:p>
+        </w:tc>
+        <w:tc>
+          <w:tcPr>
+            <w:tcW w:type="dxa" w:w="726"/>
+          </w:tcPr>
+          <w:p>
+            <w:pPr>
+              <w:pStyle w:val="Compact"/>
+              <w:spacing w:line="240" w:lineRule="auto" w:after="20"/>
+            </w:pPr>
+            <w:r>
+              <w:rPr>
+                <w:sz w:val="20"/>
+              </w:rPr>
+              <w:t xml:space="preserve">Does a model with source and target random intercepts change the thermal gain in transfer?</w:t>
+            </w:r>
+          </w:p>
+        </w:tc>
+        <w:tc>
+          <w:tcPr>
+            <w:tcW w:type="dxa" w:w="7948"/>
+          </w:tcPr>
+          <w:p>
+            <w:pPr>
+              <w:pStyle w:val="Compact"/>
+              <w:spacing w:line="240" w:lineRule="auto" w:after="20"/>
+            </w:pPr>
+            <w:r>
+              <w:rPr>
+                <w:sz w:val="20"/>
+              </w:rPr>
+              <w:t xml:space="preserve">No. The estimated source and target variances are close to zero. The mean gain is +0.007 [−0.035, +0.050] on the original study areas and +0.024 [−0.012, +0.060] on the 10 km collar (REML, t interval with four degrees of freedom); both include zero</w:t>
+            </w:r>
+          </w:p>
+        </w:tc>
+      </w:tr>
+      <w:tr>
+        <w:trPr>
+          <w:cantSplit/>
+        </w:trPr>
+        <w:tc>
+          <w:tcPr>
+            <w:tcW w:type="dxa" w:w="395"/>
+          </w:tcPr>
+          <w:p>
+            <w:pPr>
+              <w:pStyle w:val="Compact"/>
+              <w:spacing w:line="240" w:lineRule="auto" w:after="20"/>
+            </w:pPr>
+            <w:r>
+              <w:rPr>
+                <w:sz w:val="20"/>
+              </w:rPr>
+              <w:t xml:space="preserve">Residual spatial correlation (R8l)</w:t>
+            </w:r>
+          </w:p>
+        </w:tc>
+        <w:tc>
+          <w:tcPr>
+            <w:tcW w:type="dxa" w:w="726"/>
+          </w:tcPr>
+          <w:p>
+            <w:pPr>
+              <w:pStyle w:val="Compact"/>
+              <w:spacing w:line="240" w:lineRule="auto" w:after="20"/>
+            </w:pPr>
+            <w:r>
+              <w:rPr>
+                <w:sz w:val="20"/>
+              </w:rPr>
+              <w:t xml:space="preserve">Do 5 km blocks remove the spatial dependence?</w:t>
+            </w:r>
+          </w:p>
+        </w:tc>
+        <w:tc>
+          <w:tcPr>
+            <w:tcW w:type="dxa" w:w="7948"/>
+          </w:tcPr>
+          <w:p>
+            <w:pPr>
+              <w:pStyle w:val="Compact"/>
+              <w:spacing w:line="240" w:lineRule="auto" w:after="20"/>
+            </w:pPr>
+            <w:r>
+              <w:rPr>
+                <w:sz w:val="20"/>
+              </w:rPr>
+              <w:t xml:space="preserve">Not fully. The correlation of out-of-fold residuals between cell pairs is 0.58 to 0.83 below 1 km, 0.15 to 0.48 at 5 to 10 km (except Montiferru, −0.01), and falls below 0.05 at 10 to 20 km in Manavgat, Bejís and Muğla, at 20 to 40 km in Evia and at 5 to 10 km in Montiferru. Intervals at 5 km blocking may therefore be somewhat too narrow</w:t>
+            </w:r>
+          </w:p>
+        </w:tc>
+      </w:tr>
+      <w:tr>
+        <w:trPr>
+          <w:cantSplit/>
+        </w:trPr>
+        <w:tc>
+          <w:tcPr>
+            <w:tcW w:type="dxa" w:w="395"/>
+          </w:tcPr>
+          <w:p>
+            <w:pPr>
+              <w:pStyle w:val="Compact"/>
+              <w:spacing w:line="240" w:lineRule="auto" w:after="20"/>
+            </w:pPr>
+            <w:r>
+              <w:rPr>
+                <w:sz w:val="20"/>
+              </w:rPr>
+              <w:t xml:space="preserve">Pooled against fold-averaged AUC (R8l)</w:t>
+            </w:r>
+          </w:p>
+        </w:tc>
+        <w:tc>
+          <w:tcPr>
+            <w:tcW w:type="dxa" w:w="726"/>
+          </w:tcPr>
+          <w:p>
+            <w:pPr>
+              <w:pStyle w:val="Compact"/>
+              <w:spacing w:line="240" w:lineRule="auto" w:after="20"/>
+            </w:pPr>
+            <w:r>
+              <w:rPr>
+                <w:sz w:val="20"/>
+              </w:rPr>
+              <w:t xml:space="preserve">Does pooling out-of-fold predictions inflate the within-region AUC?</w:t>
+            </w:r>
+          </w:p>
+        </w:tc>
+        <w:tc>
+          <w:tcPr>
+            <w:tcW w:type="dxa" w:w="7948"/>
+          </w:tcPr>
+          <w:p>
+            <w:pPr>
+              <w:pStyle w:val="Compact"/>
+              <w:spacing w:line="240" w:lineRule="auto" w:after="20"/>
+            </w:pPr>
+            <w:r>
+              <w:rPr>
+                <w:sz w:val="20"/>
+              </w:rPr>
+              <w:t xml:space="preserve">No. The mean of the five fold AUCs is 0.004 to 0.018 higher than the pooled value in every region (thermal model, 5 km blocking)</w:t>
+            </w:r>
+          </w:p>
+        </w:tc>
+      </w:tr>
+      <w:tr>
+        <w:trPr>
+          <w:cantSplit/>
+        </w:trPr>
+        <w:tc>
+          <w:tcPr>
+            <w:tcW w:type="dxa" w:w="395"/>
+          </w:tcPr>
+          <w:p>
+            <w:pPr>
+              <w:pStyle w:val="Compact"/>
+              <w:spacing w:line="240" w:lineRule="auto" w:after="20"/>
+            </w:pPr>
+            <w:r>
+              <w:rPr>
+                <w:sz w:val="20"/>
+              </w:rPr>
+              <w:t xml:space="preserve">Estimator intervals (R8l)</w:t>
+            </w:r>
+          </w:p>
+        </w:tc>
+        <w:tc>
+          <w:tcPr>
+            <w:tcW w:type="dxa" w:w="726"/>
+          </w:tcPr>
+          <w:p>
+            <w:pPr>
+              <w:pStyle w:val="Compact"/>
+              <w:spacing w:line="240" w:lineRule="auto" w:after="20"/>
+            </w:pPr>
+            <w:r>
+              <w:rPr>
+                <w:sz w:val="20"/>
+              </w:rPr>
+              <w:t xml:space="preserve">How uncertain are the four estimators of Table S25?</w:t>
+            </w:r>
+          </w:p>
+        </w:tc>
+        <w:tc>
+          <w:tcPr>
+            <w:tcW w:type="dxa" w:w="7948"/>
+          </w:tcPr>
+          <w:p>
+            <w:pPr>
+              <w:pStyle w:val="Compact"/>
+              <w:spacing w:line="240" w:lineRule="auto" w:after="20"/>
+            </w:pPr>
+            <w:r>
+              <w:rPr>
+                <w:sz w:val="20"/>
+              </w:rPr>
+              <w:t xml:space="preserve">Pair-cluster intervals of mean transfer: 0.527 [0.461, 0.588], 0.527 [0.460, 0.594], 0.522 [0.456, 0.584] and 0.481 [0.419, 0.542]; of the thermal gain in transfer: +0.007 [−0.022, +0.034], −0.011 [−0.040, +0.016], −0.019 [−0.045, +0.007] and −0.021 [−0.057, +0.010]. All gain intervals include zero</w:t>
+            </w:r>
+          </w:p>
+        </w:tc>
+      </w:tr>
+      <w:tr>
+        <w:trPr>
+          <w:cantSplit/>
+        </w:trPr>
+        <w:tc>
+          <w:tcPr>
+            <w:tcW w:type="dxa" w:w="395"/>
+          </w:tcPr>
+          <w:p>
+            <w:pPr>
+              <w:pStyle w:val="Compact"/>
+              <w:spacing w:line="240" w:lineRule="auto" w:after="20"/>
+            </w:pPr>
+            <w:r>
+              <w:rPr>
+                <w:sz w:val="20"/>
+              </w:rPr>
               <w:t xml:space="preserve">Bejís pre-label cells (R8b)</w:t>
             </w:r>
           </w:p>
@@ -24167,7 +24048,7 @@
     </w:p>
     <w:bookmarkEnd w:id="45"/>
     <w:bookmarkEnd w:id="46"/>
-    <w:bookmarkStart w:id="51" w:name="s2-supporting-tables"/>
+    <w:bookmarkStart w:id="54" w:name="s2-supporting-tables"/>
     <w:p>
       <w:pPr>
         <w:pStyle w:val="Heading1"/>
@@ -30715,7 +30596,7 @@
       </w:tr>
     </w:tbl>
     <w:bookmarkEnd w:id="48"/>
-    <w:bookmarkStart w:id="49" w:name="Xb04c43faa0a78ce01256a28bdcfaf43e48d920a"/>
+    <w:bookmarkStart w:id="52" w:name="Xb04c43faa0a78ce01256a28bdcfaf43e48d920a"/>
     <w:p>
       <w:pPr>
         <w:pStyle w:val="Heading2"/>
@@ -30730,6 +30611,110 @@
       </w:pPr>
       <w:r>
         <w:t xml:space="preserve">Section 4.4 gives these results. The values per region are given here.</w:t>
+      </w:r>
+    </w:p>
+    <w:p>
+      <w:pPr>
+        <w:pStyle w:val="CaptionedFigure"/>
+      </w:pPr>
+      <w:r>
+        <w:drawing>
+          <wp:inline>
+            <wp:extent cx="5753100" cy="4213538"/>
+            <wp:effectExtent b="0" l="0" r="0" t="0"/>
+            <wp:docPr descr="Fig. S1. The five study areas at cell level. Grey shading is the elevation of the natural-vegetation cells, white cells lie outside this population, and burned cells are red. The dashed and solid blue lines are the 5 km and 10 km distance collars (Section 3.12). Axes give approximate distances in km on the ~500 m grid. Drawn by paper/figures/figS1_study_areas.py from the released modelling datasets." title="" id="50" name="Picture"/>
+            <a:graphic>
+              <a:graphicData uri="http://schemas.openxmlformats.org/drawingml/2006/picture">
+                <pic:pic>
+                  <pic:nvPicPr>
+                    <pic:cNvPr descr="figures/figS1_study_areas.png" id="51" name="Picture"/>
+                    <pic:cNvPicPr>
+                      <a:picLocks noChangeArrowheads="1" noChangeAspect="1"/>
+                    </pic:cNvPicPr>
+                  </pic:nvPicPr>
+                  <pic:blipFill>
+                    <a:blip r:embed="rId49"/>
+                    <a:stretch>
+                      <a:fillRect/>
+                    </a:stretch>
+                  </pic:blipFill>
+                  <pic:spPr bwMode="auto">
+                    <a:xfrm>
+                      <a:off x="0" y="0"/>
+                      <a:ext cx="5753100" cy="4213538"/>
+                    </a:xfrm>
+                    <a:prstGeom prst="rect">
+                      <a:avLst/>
+                    </a:prstGeom>
+                    <a:noFill/>
+                    <a:ln w="9525">
+                      <a:noFill/>
+                      <a:headEnd/>
+                      <a:tailEnd/>
+                    </a:ln>
+                  </pic:spPr>
+                </pic:pic>
+              </a:graphicData>
+            </a:graphic>
+          </wp:inline>
+        </w:drawing>
+      </w:r>
+    </w:p>
+    <w:p>
+      <w:pPr>
+        <w:pStyle w:val="ImageCaption"/>
+      </w:pPr>
+      <w:r>
+        <w:rPr>
+          <w:b/>
+          <w:bCs/>
+        </w:rPr>
+        <w:t xml:space="preserve">Fig. S1. The five study areas at cell level.</w:t>
+      </w:r>
+      <w:r>
+        <w:t xml:space="preserve"> </w:t>
+      </w:r>
+      <w:r>
+        <w:t xml:space="preserve">Grey shading is the elevation of the</w:t>
+      </w:r>
+      <w:r>
+        <w:t xml:space="preserve"> </w:t>
+      </w:r>
+      <w:r>
+        <w:t xml:space="preserve">natural-vegetation cells, white cells lie outside this population, and burned cells are red. The dashed</w:t>
+      </w:r>
+      <w:r>
+        <w:t xml:space="preserve"> </w:t>
+      </w:r>
+      <w:r>
+        <w:t xml:space="preserve">and solid blue lines are the 5 km and 10 km distance collars (Section 3.12). Axes give approximate</w:t>
+      </w:r>
+      <w:r>
+        <w:t xml:space="preserve"> </w:t>
+      </w:r>
+      <w:r>
+        <w:t xml:space="preserve">distances in km on the ~500 m grid. Drawn by</w:t>
+      </w:r>
+      <w:r>
+        <w:t xml:space="preserve"> </w:t>
+      </w:r>
+      <w:r>
+        <w:rPr>
+          <w:rStyle w:val="VerbatimChar"/>
+        </w:rPr>
+        <w:t xml:space="preserve">paper/figures/figS1_study_areas.py</w:t>
+      </w:r>
+      <w:r>
+        <w:t xml:space="preserve"> </w:t>
+      </w:r>
+      <w:r>
+        <w:t xml:space="preserve">from the released</w:t>
+      </w:r>
+      <w:r>
+        <w:t xml:space="preserve"> </w:t>
+      </w:r>
+      <w:r>
+        <w:t xml:space="preserve">modelling datasets.</w:t>
       </w:r>
     </w:p>
     <w:p>
@@ -31387,6 +31372,38 @@
         </w:tc>
       </w:tr>
     </w:tbl>
+    <w:p>
+      <w:pPr>
+        <w:pStyle w:val="BodyText"/>
+      </w:pPr>
+      <w:r>
+        <w:t xml:space="preserve">In Manavgat, the median elevation of the modelled cells is 330 m within 5 km of the fire (burned cells</w:t>
+      </w:r>
+      <w:r>
+        <w:t xml:space="preserve"> </w:t>
+      </w:r>
+      <w:r>
+        <w:t xml:space="preserve">included), 995 m at 10 to 20 km and 1,273 m at 20 to 50 km; the burned cells have a median of 287 m</w:t>
+      </w:r>
+      <w:r>
+        <w:t xml:space="preserve"> </w:t>
+      </w:r>
+      <w:r>
+        <w:t xml:space="preserve">(printed by</w:t>
+      </w:r>
+      <w:r>
+        <w:t xml:space="preserve"> </w:t>
+      </w:r>
+      <w:r>
+        <w:rPr>
+          <w:rStyle w:val="VerbatimChar"/>
+        </w:rPr>
+        <w:t xml:space="preserve">paper/code/verify_aoi_frame.py</w:t>
+      </w:r>
+      <w:r>
+        <w:t xml:space="preserve">, stage 1b).</w:t>
+      </w:r>
+    </w:p>
     <w:p>
       <w:pPr>
         <w:pStyle w:val="BodyText"/>
@@ -35207,8 +35224,8 @@
         </w:tc>
       </w:tr>
     </w:tbl>
-    <w:bookmarkEnd w:id="49"/>
-    <w:bookmarkStart w:id="50" w:name="Xa73af5c53e1b16a765aea6ff09dad9bdcea9040"/>
+    <w:bookmarkEnd w:id="52"/>
+    <w:bookmarkStart w:id="53" w:name="Xa73af5c53e1b16a765aea6ff09dad9bdcea9040"/>
     <w:p>
       <w:pPr>
         <w:pStyle w:val="Heading2"/>
@@ -37614,45 +37631,6 @@
           <w:b/>
           <w:bCs/>
         </w:rPr>
-        <w:t xml:space="preserve">Under the original label</w:t>
-      </w:r>
-      <w:r>
-        <w:t xml:space="preserve">, the two supported-feature variants excluded zero (+0.84 and +0.81 over</w:t>
-      </w:r>
-      <w:r>
-        <w:t xml:space="preserve"> </w:t>
-      </w:r>
-      <w:r>
-        <w:t xml:space="preserve">sixteen directions). Both choose their predictors by whether the bootstrap intervals of two regions</w:t>
-      </w:r>
-      <w:r>
-        <w:t xml:space="preserve"> </w:t>
-      </w:r>
-      <w:r>
-        <w:t xml:space="preserve">exclude 0.5, a choice made on the same data. Under the corrected label neither excludes zero (+0.52</w:t>
-      </w:r>
-      <w:r>
-        <w:t xml:space="preserve"> </w:t>
-      </w:r>
-      <w:r>
-        <w:t xml:space="preserve">and +0.49 over eighteen directions), and no interpretable row does (see Section S3.5(viii) on why</w:t>
-      </w:r>
-      <w:r>
-        <w:t xml:space="preserve"> </w:t>
-      </w:r>
-      <w:r>
-        <w:t xml:space="preserve">measures based on interval support are unstable).</w:t>
-      </w:r>
-    </w:p>
-    <w:p>
-      <w:pPr>
-        <w:pStyle w:val="BodyText"/>
-      </w:pPr>
-      <w:r>
-        <w:rPr>
-          <w:b/>
-          <w:bCs/>
-        </w:rPr>
         <w:t xml:space="preserve">Equal-sample check.</w:t>
       </w:r>
       <w:r>
@@ -38316,9 +38294,9 @@
         </w:tc>
       </w:tr>
     </w:tbl>
-    <w:bookmarkEnd w:id="50"/>
-    <w:bookmarkEnd w:id="51"/>
-    <w:bookmarkStart w:id="66" w:name="s3-protocol-detail-and-limitations"/>
+    <w:bookmarkEnd w:id="53"/>
+    <w:bookmarkEnd w:id="54"/>
+    <w:bookmarkStart w:id="69" w:name="s3-protocol-detail-and-limitations"/>
     <w:p>
       <w:pPr>
         <w:pStyle w:val="Heading1"/>
@@ -38341,7 +38319,7 @@
         <w:t xml:space="preserve">follow the main argument. Sections 3.2 to 3.4, 3.7, 3.9, 3.10, 3.13 and 3.14 summarise them.</w:t>
       </w:r>
     </w:p>
-    <w:bookmarkStart w:id="55" w:name="X7e7b212c5d054fdf29ae47676c209a07da91ef2"/>
+    <w:bookmarkStart w:id="58" w:name="X7e7b212c5d054fdf29ae47676c209a07da91ef2"/>
     <w:p>
       <w:pPr>
         <w:pStyle w:val="Heading2"/>
@@ -38647,7 +38625,7 @@
         <w:t xml:space="preserve">not distinguish. The results are given in Section 4.1.</w:t>
       </w:r>
     </w:p>
-    <w:bookmarkStart w:id="52" w:name="X0187690c157fe859747169913e873649982fd09"/>
+    <w:bookmarkStart w:id="55" w:name="X0187690c157fe859747169913e873649982fd09"/>
     <w:p>
       <w:pPr>
         <w:pStyle w:val="Heading3"/>
@@ -39383,8 +39361,8 @@
         <w:t xml:space="preserve">+0.055, +0.088, +0.162 and +0.111 for Manavgat, Bejís, Muğla, Evia and Montiferru.</w:t>
       </w:r>
     </w:p>
-    <w:bookmarkEnd w:id="52"/>
-    <w:bookmarkStart w:id="53" w:name="s3.1.2-the-manavgat-label-correction"/>
+    <w:bookmarkEnd w:id="55"/>
+    <w:bookmarkStart w:id="56" w:name="s3.1.2-the-manavgat-label-correction"/>
     <w:p>
       <w:pPr>
         <w:pStyle w:val="Heading3"/>
@@ -39546,8 +39524,8 @@
         <w:t xml:space="preserve">.</w:t>
       </w:r>
     </w:p>
-    <w:bookmarkEnd w:id="53"/>
-    <w:bookmarkStart w:id="54" w:name="s3.1.3-effect-on-table-1"/>
+    <w:bookmarkEnd w:id="56"/>
+    <w:bookmarkStart w:id="57" w:name="s3.1.3-effect-on-table-1"/>
     <w:p>
       <w:pPr>
         <w:pStyle w:val="Heading3"/>
@@ -39588,9 +39566,9 @@
         <w:t xml:space="preserve">blocks of 2 cells with burned cells instead of 235.</w:t>
       </w:r>
     </w:p>
-    <w:bookmarkEnd w:id="54"/>
-    <w:bookmarkEnd w:id="55"/>
-    <w:bookmarkStart w:id="56" w:name="X14ca69bbebde8a5864f7a13a03352256b1aa046"/>
+    <w:bookmarkEnd w:id="57"/>
+    <w:bookmarkEnd w:id="58"/>
+    <w:bookmarkStart w:id="59" w:name="X14ca69bbebde8a5864f7a13a03352256b1aa046"/>
     <w:p>
       <w:pPr>
         <w:pStyle w:val="Heading2"/>
@@ -39807,8 +39785,8 @@
         <w:t xml:space="preserve">measure passes an interval test but not a Bonferroni threshold, both results are reported.</w:t>
       </w:r>
     </w:p>
-    <w:bookmarkEnd w:id="56"/>
-    <w:bookmarkStart w:id="57" w:name="Xb9fe7c08312f968ea6f251d07b2866d86307a9c"/>
+    <w:bookmarkEnd w:id="59"/>
+    <w:bookmarkStart w:id="60" w:name="Xb9fe7c08312f968ea6f251d07b2866d86307a9c"/>
     <w:p>
       <w:pPr>
         <w:pStyle w:val="Heading2"/>
@@ -39890,37 +39868,13 @@
         <w:pStyle w:val="BodyText"/>
       </w:pPr>
       <w:r>
-        <w:t xml:space="preserve">Two further properties limit the comparison. A historical-burn exclusion applies only to the 2022</w:t>
-      </w:r>
-      <w:r>
-        <w:t xml:space="preserve"> </w:t>
-      </w:r>
-      <w:r>
-        <w:t xml:space="preserve">population: every cell that burned in 2021 is masked, so the scar of the previous year does not enter</w:t>
-      </w:r>
-      <w:r>
-        <w:t xml:space="preserve"> </w:t>
-      </w:r>
-      <w:r>
-        <w:t xml:space="preserve">the analysis. This removes 3,073 cells, 2,941 of them in the primary population, and reduces the</w:t>
-      </w:r>
-      <w:r>
-        <w:t xml:space="preserve"> </w:t>
-      </w:r>
-      <w:r>
-        <w:t xml:space="preserve">population from 41,730 to 38,790 rows (7.0 %). The two populations therefore share 38,789 of 38,790</w:t>
-      </w:r>
-      <w:r>
-        <w:t xml:space="preserve"> </w:t>
-      </w:r>
-      <w:r>
-        <w:t xml:space="preserve">cells and three identical static predictors. In the 2022-to-2021 direction, no burned target cell is</w:t>
-      </w:r>
-      <w:r>
-        <w:t xml:space="preserve"> </w:t>
-      </w:r>
-      <w:r>
-        <w:t xml:space="preserve">in the source training data. Section S1.13 describes the consequences.</w:t>
+        <w:t xml:space="preserve">The 2022 population is the 2021 population without the 2021 scar; Section S1.13 describes what</w:t>
+      </w:r>
+      <w:r>
+        <w:t xml:space="preserve"> </w:t>
+      </w:r>
+      <w:r>
+        <w:t xml:space="preserve">follows from this.</w:t>
       </w:r>
     </w:p>
     <w:p>
@@ -40509,8 +40463,8 @@
         </w:tc>
       </w:tr>
     </w:tbl>
-    <w:bookmarkEnd w:id="57"/>
-    <w:bookmarkStart w:id="58" w:name="X22ccedc7bb5c833a610874f39c5377f7d0b97b2"/>
+    <w:bookmarkEnd w:id="60"/>
+    <w:bookmarkStart w:id="61" w:name="X22ccedc7bb5c833a610874f39c5377f7d0b97b2"/>
     <w:p>
       <w:pPr>
         <w:pStyle w:val="Heading2"/>
@@ -41625,8 +41579,544 @@
         <w:t xml:space="preserve">years (Table S19). WorldCover 2021 is later than four of the five fires (Section 3.4).</w:t>
       </w:r>
     </w:p>
-    <w:bookmarkEnd w:id="58"/>
-    <w:bookmarkStart w:id="59" w:name="s3.5-limitations-in-full"/>
+    <w:p>
+      <w:pPr>
+        <w:pStyle w:val="BodyText"/>
+        <w:keepNext/>
+      </w:pPr>
+      <w:r>
+        <w:rPr>
+          <w:b/>
+          <w:bCs/>
+        </w:rPr>
+        <w:t xml:space="preserve">Table S36. Landsat 8 observations per window.</w:t>
+      </w:r>
+      <w:r>
+        <w:t xml:space="preserve"> </w:t>
+      </w:r>
+      <w:r>
+        <w:t xml:space="preserve">Scenes = Landsat 8 Collection 2 Level-2 scenes</w:t>
+      </w:r>
+      <w:r>
+        <w:t xml:space="preserve"> </w:t>
+      </w:r>
+      <w:r>
+        <w:t xml:space="preserve">whose footprint intersects the study area. Clear observations = number of clear observations per</w:t>
+      </w:r>
+      <w:r>
+        <w:t xml:space="preserve"> </w:t>
+      </w:r>
+      <w:r>
+        <w:t xml:space="preserve">pixel after the pipeline’s QA mask (</w:t>
+      </w:r>
+      <w:r>
+        <w:rPr>
+          <w:rStyle w:val="VerbatimChar"/>
+        </w:rPr>
+        <w:t xml:space="preserve">src/step3_landsat_lst.py</w:t>
+      </w:r>
+      <w:r>
+        <w:t xml:space="preserve">), median and 10th to 90th percentile</w:t>
+      </w:r>
+      <w:r>
+        <w:t xml:space="preserve"> </w:t>
+      </w:r>
+      <w:r>
+        <w:t xml:space="preserve">over the study area at 300 m. The pipeline also filters the predictor window by calendar month, so</w:t>
+      </w:r>
+      <w:r>
+        <w:t xml:space="preserve"> </w:t>
+      </w:r>
+      <w:r>
+        <w:t xml:space="preserve">its counts can be slightly lower. Landsat 9 is not used. Source</w:t>
+      </w:r>
+      <w:r>
+        <w:t xml:space="preserve"> </w:t>
+      </w:r>
+      <w:r>
+        <w:rPr>
+          <w:rStyle w:val="VerbatimChar"/>
+        </w:rPr>
+        <w:t xml:space="preserve">paper/labelfix_rerun/round8/r8k_landsat_observations.csv</w:t>
+      </w:r>
+      <w:r>
+        <w:t xml:space="preserve">.</w:t>
+      </w:r>
+    </w:p>
+    <w:tbl>
+      <w:tblPr>
+        <w:tblStyle w:val="Table"/>
+        <w:tblW w:type="auto" w:w="0"/>
+        <w:tblLook w:firstRow="1" w:lastRow="0" w:firstColumn="0" w:lastColumn="0" w:noHBand="0" w:noVBand="0" w:val="0020"/>
+      </w:tblPr>
+      <w:tblGrid>
+        <w:gridCol w:w="1153"/>
+        <w:gridCol w:w="1768"/>
+        <w:gridCol w:w="2767"/>
+        <w:gridCol w:w="3382"/>
+      </w:tblGrid>
+      <w:tr>
+        <w:trPr>
+          <w:tblHeader w:val="on"/>
+          <w:cantSplit/>
+        </w:trPr>
+        <w:tc>
+          <w:tcPr>
+            <w:tcW w:type="dxa" w:w="1153"/>
+          </w:tcPr>
+          <w:p>
+            <w:pPr>
+              <w:pStyle w:val="Compact"/>
+              <w:spacing w:line="240" w:lineRule="auto" w:after="20"/>
+            </w:pPr>
+            <w:r>
+              <w:rPr>
+                <w:sz w:val="20"/>
+              </w:rPr>
+              <w:t xml:space="preserve">Region</w:t>
+            </w:r>
+          </w:p>
+        </w:tc>
+        <w:tc>
+          <w:tcPr>
+            <w:tcW w:type="dxa" w:w="1768"/>
+          </w:tcPr>
+          <w:p>
+            <w:pPr>
+              <w:pStyle w:val="Compact"/>
+              <w:spacing w:line="240" w:lineRule="auto" w:after="20"/>
+              <w:jc w:val="right"/>
+            </w:pPr>
+            <w:r>
+              <w:rPr>
+                <w:sz w:val="20"/>
+              </w:rPr>
+              <w:t xml:space="preserve">Predictor window scenes</w:t>
+            </w:r>
+          </w:p>
+        </w:tc>
+        <w:tc>
+          <w:tcPr>
+            <w:tcW w:type="dxa" w:w="2767"/>
+          </w:tcPr>
+          <w:p>
+            <w:pPr>
+              <w:pStyle w:val="Compact"/>
+              <w:spacing w:line="240" w:lineRule="auto" w:after="20"/>
+            </w:pPr>
+            <w:r>
+              <w:rPr>
+                <w:sz w:val="20"/>
+              </w:rPr>
+              <w:t xml:space="preserve">Clear observations, predictor window</w:t>
+            </w:r>
+          </w:p>
+        </w:tc>
+        <w:tc>
+          <w:tcPr>
+            <w:tcW w:type="dxa" w:w="3382"/>
+          </w:tcPr>
+          <w:p>
+            <w:pPr>
+              <w:pStyle w:val="Compact"/>
+              <w:spacing w:line="240" w:lineRule="auto" w:after="20"/>
+            </w:pPr>
+            <w:r>
+              <w:rPr>
+                <w:sz w:val="20"/>
+              </w:rPr>
+              <w:t xml:space="preserve">Clear observations, baseline years (medians)</w:t>
+            </w:r>
+          </w:p>
+        </w:tc>
+      </w:tr>
+      <w:tr>
+        <w:trPr>
+          <w:cantSplit/>
+        </w:trPr>
+        <w:tc>
+          <w:tcPr>
+            <w:tcW w:type="dxa" w:w="1153"/>
+          </w:tcPr>
+          <w:p>
+            <w:pPr>
+              <w:pStyle w:val="Compact"/>
+              <w:spacing w:line="240" w:lineRule="auto" w:after="20"/>
+            </w:pPr>
+            <w:r>
+              <w:rPr>
+                <w:sz w:val="20"/>
+              </w:rPr>
+              <w:t xml:space="preserve">Manavgat 2021</w:t>
+            </w:r>
+          </w:p>
+        </w:tc>
+        <w:tc>
+          <w:tcPr>
+            <w:tcW w:type="dxa" w:w="1768"/>
+          </w:tcPr>
+          <w:p>
+            <w:pPr>
+              <w:pStyle w:val="Compact"/>
+              <w:spacing w:line="240" w:lineRule="auto" w:after="20"/>
+              <w:jc w:val="right"/>
+            </w:pPr>
+            <w:r>
+              <w:rPr>
+                <w:sz w:val="20"/>
+              </w:rPr>
+              <w:t xml:space="preserve">14</w:t>
+            </w:r>
+          </w:p>
+        </w:tc>
+        <w:tc>
+          <w:tcPr>
+            <w:tcW w:type="dxa" w:w="2767"/>
+          </w:tcPr>
+          <w:p>
+            <w:pPr>
+              <w:pStyle w:val="Compact"/>
+              <w:spacing w:line="240" w:lineRule="auto" w:after="20"/>
+            </w:pPr>
+            <w:r>
+              <w:rPr>
+                <w:sz w:val="20"/>
+              </w:rPr>
+              <w:t xml:space="preserve">6 [3 to 10]</w:t>
+            </w:r>
+          </w:p>
+        </w:tc>
+        <w:tc>
+          <w:tcPr>
+            <w:tcW w:type="dxa" w:w="3382"/>
+          </w:tcPr>
+          <w:p>
+            <w:pPr>
+              <w:pStyle w:val="Compact"/>
+              <w:spacing w:line="240" w:lineRule="auto" w:after="20"/>
+            </w:pPr>
+            <w:r>
+              <w:rPr>
+                <w:sz w:val="20"/>
+              </w:rPr>
+              <w:t xml:space="preserve">7, 7, 6, 6</w:t>
+            </w:r>
+          </w:p>
+        </w:tc>
+      </w:tr>
+      <w:tr>
+        <w:trPr>
+          <w:cantSplit/>
+        </w:trPr>
+        <w:tc>
+          <w:tcPr>
+            <w:tcW w:type="dxa" w:w="1153"/>
+          </w:tcPr>
+          <w:p>
+            <w:pPr>
+              <w:pStyle w:val="Compact"/>
+              <w:spacing w:line="240" w:lineRule="auto" w:after="20"/>
+            </w:pPr>
+            <w:r>
+              <w:rPr>
+                <w:sz w:val="20"/>
+              </w:rPr>
+              <w:t xml:space="preserve">Bejís 2022</w:t>
+            </w:r>
+          </w:p>
+        </w:tc>
+        <w:tc>
+          <w:tcPr>
+            <w:tcW w:type="dxa" w:w="1768"/>
+          </w:tcPr>
+          <w:p>
+            <w:pPr>
+              <w:pStyle w:val="Compact"/>
+              <w:spacing w:line="240" w:lineRule="auto" w:after="20"/>
+              <w:jc w:val="right"/>
+            </w:pPr>
+            <w:r>
+              <w:rPr>
+                <w:sz w:val="20"/>
+              </w:rPr>
+              <w:t xml:space="preserve">16</w:t>
+            </w:r>
+          </w:p>
+        </w:tc>
+        <w:tc>
+          <w:tcPr>
+            <w:tcW w:type="dxa" w:w="2767"/>
+          </w:tcPr>
+          <w:p>
+            <w:pPr>
+              <w:pStyle w:val="Compact"/>
+              <w:spacing w:line="240" w:lineRule="auto" w:after="20"/>
+            </w:pPr>
+            <w:r>
+              <w:rPr>
+                <w:sz w:val="20"/>
+              </w:rPr>
+              <w:t xml:space="preserve">3 [2 to 6]</w:t>
+            </w:r>
+          </w:p>
+        </w:tc>
+        <w:tc>
+          <w:tcPr>
+            <w:tcW w:type="dxa" w:w="3382"/>
+          </w:tcPr>
+          <w:p>
+            <w:pPr>
+              <w:pStyle w:val="Compact"/>
+              <w:spacing w:line="240" w:lineRule="auto" w:after="20"/>
+            </w:pPr>
+            <w:r>
+              <w:rPr>
+                <w:sz w:val="20"/>
+              </w:rPr>
+              <w:t xml:space="preserve">4, 4, 3, 2</w:t>
+            </w:r>
+          </w:p>
+        </w:tc>
+      </w:tr>
+      <w:tr>
+        <w:trPr>
+          <w:cantSplit/>
+        </w:trPr>
+        <w:tc>
+          <w:tcPr>
+            <w:tcW w:type="dxa" w:w="1153"/>
+          </w:tcPr>
+          <w:p>
+            <w:pPr>
+              <w:pStyle w:val="Compact"/>
+              <w:spacing w:line="240" w:lineRule="auto" w:after="20"/>
+            </w:pPr>
+            <w:r>
+              <w:rPr>
+                <w:sz w:val="20"/>
+              </w:rPr>
+              <w:t xml:space="preserve">Muğla 2021</w:t>
+            </w:r>
+          </w:p>
+        </w:tc>
+        <w:tc>
+          <w:tcPr>
+            <w:tcW w:type="dxa" w:w="1768"/>
+          </w:tcPr>
+          <w:p>
+            <w:pPr>
+              <w:pStyle w:val="Compact"/>
+              <w:spacing w:line="240" w:lineRule="auto" w:after="20"/>
+              <w:jc w:val="right"/>
+            </w:pPr>
+            <w:r>
+              <w:rPr>
+                <w:sz w:val="20"/>
+              </w:rPr>
+              <w:t xml:space="preserve">18</w:t>
+            </w:r>
+          </w:p>
+        </w:tc>
+        <w:tc>
+          <w:tcPr>
+            <w:tcW w:type="dxa" w:w="2767"/>
+          </w:tcPr>
+          <w:p>
+            <w:pPr>
+              <w:pStyle w:val="Compact"/>
+              <w:spacing w:line="240" w:lineRule="auto" w:after="20"/>
+            </w:pPr>
+            <w:r>
+              <w:rPr>
+                <w:sz w:val="20"/>
+              </w:rPr>
+              <w:t xml:space="preserve">6 [3 to 10]</w:t>
+            </w:r>
+          </w:p>
+        </w:tc>
+        <w:tc>
+          <w:tcPr>
+            <w:tcW w:type="dxa" w:w="3382"/>
+          </w:tcPr>
+          <w:p>
+            <w:pPr>
+              <w:pStyle w:val="Compact"/>
+              <w:spacing w:line="240" w:lineRule="auto" w:after="20"/>
+            </w:pPr>
+            <w:r>
+              <w:rPr>
+                <w:sz w:val="20"/>
+              </w:rPr>
+              <w:t xml:space="preserve">6, 6, 6, 6</w:t>
+            </w:r>
+          </w:p>
+        </w:tc>
+      </w:tr>
+      <w:tr>
+        <w:trPr>
+          <w:cantSplit/>
+        </w:trPr>
+        <w:tc>
+          <w:tcPr>
+            <w:tcW w:type="dxa" w:w="1153"/>
+          </w:tcPr>
+          <w:p>
+            <w:pPr>
+              <w:pStyle w:val="Compact"/>
+              <w:spacing w:line="240" w:lineRule="auto" w:after="20"/>
+            </w:pPr>
+            <w:r>
+              <w:rPr>
+                <w:sz w:val="20"/>
+              </w:rPr>
+              <w:t xml:space="preserve">North Evia 2021</w:t>
+            </w:r>
+          </w:p>
+        </w:tc>
+        <w:tc>
+          <w:tcPr>
+            <w:tcW w:type="dxa" w:w="1768"/>
+          </w:tcPr>
+          <w:p>
+            <w:pPr>
+              <w:pStyle w:val="Compact"/>
+              <w:spacing w:line="240" w:lineRule="auto" w:after="20"/>
+              <w:jc w:val="right"/>
+            </w:pPr>
+            <w:r>
+              <w:rPr>
+                <w:sz w:val="20"/>
+              </w:rPr>
+              <w:t xml:space="preserve">8</w:t>
+            </w:r>
+          </w:p>
+        </w:tc>
+        <w:tc>
+          <w:tcPr>
+            <w:tcW w:type="dxa" w:w="2767"/>
+          </w:tcPr>
+          <w:p>
+            <w:pPr>
+              <w:pStyle w:val="Compact"/>
+              <w:spacing w:line="240" w:lineRule="auto" w:after="20"/>
+            </w:pPr>
+            <w:r>
+              <w:rPr>
+                <w:sz w:val="20"/>
+              </w:rPr>
+              <w:t xml:space="preserve">4 [3 to 4]</w:t>
+            </w:r>
+          </w:p>
+        </w:tc>
+        <w:tc>
+          <w:tcPr>
+            <w:tcW w:type="dxa" w:w="3382"/>
+          </w:tcPr>
+          <w:p>
+            <w:pPr>
+              <w:pStyle w:val="Compact"/>
+              <w:spacing w:line="240" w:lineRule="auto" w:after="20"/>
+            </w:pPr>
+            <w:r>
+              <w:rPr>
+                <w:sz w:val="20"/>
+              </w:rPr>
+              <w:t xml:space="preserve">4, 3, 2, 1</w:t>
+            </w:r>
+          </w:p>
+        </w:tc>
+      </w:tr>
+      <w:tr>
+        <w:trPr>
+          <w:cantSplit/>
+        </w:trPr>
+        <w:tc>
+          <w:tcPr>
+            <w:tcW w:type="dxa" w:w="1153"/>
+          </w:tcPr>
+          <w:p>
+            <w:pPr>
+              <w:pStyle w:val="Compact"/>
+              <w:spacing w:line="240" w:lineRule="auto" w:after="20"/>
+            </w:pPr>
+            <w:r>
+              <w:rPr>
+                <w:sz w:val="20"/>
+              </w:rPr>
+              <w:t xml:space="preserve">Montiferru 2021</w:t>
+            </w:r>
+          </w:p>
+        </w:tc>
+        <w:tc>
+          <w:tcPr>
+            <w:tcW w:type="dxa" w:w="1768"/>
+          </w:tcPr>
+          <w:p>
+            <w:pPr>
+              <w:pStyle w:val="Compact"/>
+              <w:spacing w:line="240" w:lineRule="auto" w:after="20"/>
+              <w:jc w:val="right"/>
+            </w:pPr>
+            <w:r>
+              <w:rPr>
+                <w:sz w:val="20"/>
+              </w:rPr>
+              <w:t xml:space="preserve">4</w:t>
+            </w:r>
+          </w:p>
+        </w:tc>
+        <w:tc>
+          <w:tcPr>
+            <w:tcW w:type="dxa" w:w="2767"/>
+          </w:tcPr>
+          <w:p>
+            <w:pPr>
+              <w:pStyle w:val="Compact"/>
+              <w:spacing w:line="240" w:lineRule="auto" w:after="20"/>
+            </w:pPr>
+            <w:r>
+              <w:rPr>
+                <w:sz w:val="20"/>
+              </w:rPr>
+              <w:t xml:space="preserve">3 [2 to 4]</w:t>
+            </w:r>
+          </w:p>
+        </w:tc>
+        <w:tc>
+          <w:tcPr>
+            <w:tcW w:type="dxa" w:w="3382"/>
+          </w:tcPr>
+          <w:p>
+            <w:pPr>
+              <w:pStyle w:val="Compact"/>
+              <w:spacing w:line="240" w:lineRule="auto" w:after="20"/>
+            </w:pPr>
+            <w:r>
+              <w:rPr>
+                <w:sz w:val="20"/>
+              </w:rPr>
+              <w:t xml:space="preserve">4, 3, 2, 3</w:t>
+            </w:r>
+          </w:p>
+        </w:tc>
+      </w:tr>
+    </w:tbl>
+    <w:p>
+      <w:pPr>
+        <w:pStyle w:val="BodyText"/>
+      </w:pPr>
+      <w:r>
+        <w:t xml:space="preserve">The anomaly channels therefore rest on few clear observations per year, one to seven depending on</w:t>
+      </w:r>
+      <w:r>
+        <w:t xml:space="preserve"> </w:t>
+      </w:r>
+      <w:r>
+        <w:t xml:space="preserve">region and year, which adds noise to the four-year baseline.</w:t>
+      </w:r>
+    </w:p>
+    <w:bookmarkEnd w:id="61"/>
+    <w:bookmarkStart w:id="62" w:name="s3.5-limitations-in-full"/>
     <w:p>
       <w:pPr>
         <w:pStyle w:val="Heading2"/>
@@ -41796,7 +42286,13 @@
         <w:t xml:space="preserve">(Giglio 2024)</w:t>
       </w:r>
       <w:r>
-        <w:t xml:space="preserve">, covers both years but was not used as a label sensitivity.</w:t>
+        <w:t xml:space="preserve">, was used as a label check (Table S35), and no</w:t>
+      </w:r>
+      <w:r>
+        <w:t xml:space="preserve"> </w:t>
+      </w:r>
+      <w:r>
+        <w:t xml:space="preserve">conclusion changed. Independent fire perimeters were not used.</w:t>
       </w:r>
     </w:p>
     <w:p>
@@ -41949,13 +42445,13 @@
         <w:t xml:space="preserve"> </w:t>
       </w:r>
       <w:r>
-        <w:t xml:space="preserve">reversal remains on the collar (Section 4.4). Holding elevation reverses its raw LST association</w:t>
-      </w:r>
-      <w:r>
-        <w:t xml:space="preserve"> </w:t>
-      </w:r>
-      <w:r>
-        <w:t xml:space="preserve">(Section S1.11). This rests on one region and one fire.</w:t>
+        <w:t xml:space="preserve">reversal remains on the collar (Section 4.4). Holding elevation reverses its raw LST association (Section S1.11), while holding aspect does not.</w:t>
+      </w:r>
+      <w:r>
+        <w:t xml:space="preserve"> </w:t>
+      </w:r>
+      <w:r>
+        <w:t xml:space="preserve">This rests on one region and one fire.</w:t>
       </w:r>
     </w:p>
     <w:p>
@@ -42333,8 +42829,8 @@
         <w:t xml:space="preserve">quoted.</w:t>
       </w:r>
     </w:p>
-    <w:bookmarkEnd w:id="59"/>
-    <w:bookmarkStart w:id="62" w:name="Xdd31c53b461bc182b050058e71b7f599426e20c"/>
+    <w:bookmarkEnd w:id="62"/>
+    <w:bookmarkStart w:id="65" w:name="Xdd31c53b461bc182b050058e71b7f599426e20c"/>
     <w:p>
       <w:pPr>
         <w:pStyle w:val="Heading2"/>
@@ -42438,82 +42934,10 @@
         <w:t xml:space="preserve"> </w:t>
       </w:r>
       <w:r>
-        <w:t xml:space="preserve">transfer and adaptation analysis runs in an environment separate from the pipeline. Every</w:t>
-      </w:r>
-      <w:r>
-        <w:t xml:space="preserve"> </w:t>
-      </w:r>
-      <w:r>
-        <w:t xml:space="preserve">within-region model was therefore refitted there and compared with the frozen pipeline output, and</w:t>
-      </w:r>
-      <w:r>
-        <w:t xml:space="preserve"> </w:t>
-      </w:r>
-      <w:r>
-        <w:t xml:space="preserve">the independent adaptation code was compared with the pipeline’s own. The within-region results agree</w:t>
-      </w:r>
-      <w:r>
-        <w:t xml:space="preserve"> </w:t>
-      </w:r>
-      <w:r>
-        <w:t xml:space="preserve">exactly. The twenty CORAL transfers agree to within 1.3×10⁻⁸ with the re-frozen outputs (1.6×10⁻⁷</w:t>
-      </w:r>
-      <w:r>
-        <w:t xml:space="preserve"> </w:t>
-      </w:r>
-      <w:r>
-        <w:t xml:space="preserve">with the frozen ones), below the tolerance of 10⁻⁶ set in the repository (Section 3.13). All numbers</w:t>
-      </w:r>
-      <w:r>
-        <w:t xml:space="preserve"> </w:t>
-      </w:r>
-      <w:r>
-        <w:t xml:space="preserve">were produced under scikit-learn 1.9.0 or checked against it. The version sensitivity is given in</w:t>
-      </w:r>
-      <w:r>
-        <w:t xml:space="preserve"> </w:t>
-      </w:r>
-      <w:r>
-        <w:t xml:space="preserve">Section S3.5(vi).</w:t>
+        <w:t xml:space="preserve">reproduction check is described in Section S3.6.2.</w:t>
       </w:r>
     </w:p>
-    <w:p>
-      <w:pPr>
-        <w:pStyle w:val="BodyText"/>
-      </w:pPr>
-      <w:r>
-        <w:rPr>
-          <w:b/>
-          <w:bCs/>
-        </w:rPr>
-        <w:t xml:space="preserve">Sensitivity analyses.</w:t>
-      </w:r>
-      <w:r>
-        <w:t xml:space="preserve"> </w:t>
-      </w:r>
-      <w:r>
-        <w:t xml:space="preserve">The within-region results are repeated for three block sizes, four</w:t>
-      </w:r>
-      <w:r>
-        <w:t xml:space="preserve"> </w:t>
-      </w:r>
-      <w:r>
-        <w:t xml:space="preserve">classifier capacities and, in two regions, a second population. The transfer results are repeated for</w:t>
-      </w:r>
-      <w:r>
-        <w:t xml:space="preserve"> </w:t>
-      </w:r>
-      <w:r>
-        <w:t xml:space="preserve">both feature sets, the CORAL sweep, the Evia study-area variant and three evaluation frames. Where a</w:t>
-      </w:r>
-      <w:r>
-        <w:t xml:space="preserve"> </w:t>
-      </w:r>
-      <w:r>
-        <w:t xml:space="preserve">conclusion depends on one of these choices, the dependence is reported (Section S1).</w:t>
-      </w:r>
-    </w:p>
-    <w:bookmarkStart w:id="60" w:name="s3.6.1-resampling-units"/>
+    <w:bookmarkStart w:id="63" w:name="s3.6.1-resampling-units"/>
     <w:p>
       <w:pPr>
         <w:pStyle w:val="Heading3"/>
@@ -43576,8 +44000,8 @@
         <w:t xml:space="preserve">most seven scars from three regions for scar-level intervals.</w:t>
       </w:r>
     </w:p>
-    <w:bookmarkEnd w:id="60"/>
-    <w:bookmarkStart w:id="61" w:name="X0ae8e26febd88e9fb8191e199c7ec154398bd1c"/>
+    <w:bookmarkEnd w:id="63"/>
+    <w:bookmarkStart w:id="64" w:name="X0ae8e26febd88e9fb8191e199c7ec154398bd1c"/>
     <w:p>
       <w:pPr>
         <w:pStyle w:val="Heading3"/>
@@ -43690,9 +44114,9 @@
         <w:t xml:space="preserve">given in Section S3.5(vi).</w:t>
       </w:r>
     </w:p>
-    <w:bookmarkEnd w:id="61"/>
-    <w:bookmarkEnd w:id="62"/>
-    <w:bookmarkStart w:id="64" w:name="Xcb25a90d00f58f7567c934698a002b62f4fc3c6"/>
+    <w:bookmarkEnd w:id="64"/>
+    <w:bookmarkEnd w:id="65"/>
+    <w:bookmarkStart w:id="67" w:name="Xcb25a90d00f58f7567c934698a002b62f4fc3c6"/>
     <w:p>
       <w:pPr>
         <w:pStyle w:val="Heading2"/>
@@ -43845,7 +44269,7 @@
         <w:t xml:space="preserve">stores it as metadata.</w:t>
       </w:r>
     </w:p>
-    <w:bookmarkStart w:id="63" w:name="s3.7.1-degenerate-replicates"/>
+    <w:bookmarkStart w:id="66" w:name="s3.7.1-degenerate-replicates"/>
     <w:p>
       <w:pPr>
         <w:pStyle w:val="Heading3"/>
@@ -43912,9 +44336,9 @@
         <w:t xml:space="preserve">are dropped.</w:t>
       </w:r>
     </w:p>
-    <w:bookmarkEnd w:id="63"/>
-    <w:bookmarkEnd w:id="64"/>
-    <w:bookmarkStart w:id="65" w:name="Xcdcaf2323eeae0176f0536c5eea1cbf922f6585"/>
+    <w:bookmarkEnd w:id="66"/>
+    <w:bookmarkEnd w:id="67"/>
+    <w:bookmarkStart w:id="68" w:name="Xcdcaf2323eeae0176f0536c5eea1cbf922f6585"/>
     <w:p>
       <w:pPr>
         <w:pStyle w:val="Heading2"/>
@@ -45259,9 +45683,9 @@
         <w:t xml:space="preserve">(Section S1.2).</w:t>
       </w:r>
     </w:p>
-    <w:bookmarkEnd w:id="65"/>
-    <w:bookmarkEnd w:id="66"/>
-    <w:bookmarkStart w:id="71" w:name="s4-target-label-recovery-curve"/>
+    <w:bookmarkEnd w:id="68"/>
+    <w:bookmarkEnd w:id="69"/>
+    <w:bookmarkStart w:id="74" w:name="s4-target-label-recovery-curve"/>
     <w:p>
       <w:pPr>
         <w:pStyle w:val="Heading1"/>
@@ -45270,7 +45694,7 @@
         <w:t xml:space="preserve">S4 Target-label recovery curve</w:t>
       </w:r>
     </w:p>
-    <w:bookmarkStart w:id="67" w:name="s4.1-purpose"/>
+    <w:bookmarkStart w:id="70" w:name="s4.1-purpose"/>
     <w:p>
       <w:pPr>
         <w:pStyle w:val="Heading2"/>
@@ -45371,8 +45795,8 @@
         <w:t xml:space="preserve">); every value below is read from it.</w:t>
       </w:r>
     </w:p>
-    <w:bookmarkEnd w:id="67"/>
-    <w:bookmarkStart w:id="68" w:name="s4.2-design"/>
+    <w:bookmarkEnd w:id="70"/>
+    <w:bookmarkStart w:id="71" w:name="s4.2-design"/>
     <w:p>
       <w:pPr>
         <w:pStyle w:val="Heading2"/>
@@ -45488,8 +45912,8 @@
         <w:t xml:space="preserve">block draws. They describe only which blocks were drawn, and no hypothesis test is made.</w:t>
       </w:r>
     </w:p>
-    <w:bookmarkEnd w:id="68"/>
-    <w:bookmarkStart w:id="69" w:name="s4.3-result"/>
+    <w:bookmarkEnd w:id="71"/>
+    <w:bookmarkStart w:id="72" w:name="s4.3-result"/>
     <w:p>
       <w:pPr>
         <w:pStyle w:val="Heading2"/>
@@ -46870,8 +47294,8 @@
         <w:t xml:space="preserve">blocks (0.576 to 0.598), rises above it only at 16 blocks, and closes 30 % at 32.</w:t>
       </w:r>
     </w:p>
-    <w:bookmarkEnd w:id="69"/>
-    <w:bookmarkStart w:id="70" w:name="s4.4-limits"/>
+    <w:bookmarkEnd w:id="72"/>
+    <w:bookmarkStart w:id="73" w:name="s4.4-limits"/>
     <w:p>
       <w:pPr>
         <w:pStyle w:val="Heading2"/>
@@ -47042,9 +47466,9 @@
         <w:t xml:space="preserve">original study areas, which are not comparable across regions (Section 4.4).</w:t>
       </w:r>
     </w:p>
-    <w:bookmarkEnd w:id="70"/>
-    <w:bookmarkEnd w:id="71"/>
-    <w:bookmarkStart w:id="73" w:name="s5-code"/>
+    <w:bookmarkEnd w:id="73"/>
+    <w:bookmarkEnd w:id="74"/>
+    <w:bookmarkStart w:id="76" w:name="s5-code"/>
     <w:p>
       <w:pPr>
         <w:pStyle w:val="Heading1"/>
@@ -47099,7 +47523,7 @@
       <w:r>
         <w:t xml:space="preserve"> </w:t>
       </w:r>
-      <w:hyperlink r:id="rId72">
+      <w:hyperlink r:id="rId75">
         <w:r>
           <w:rPr>
             <w:rStyle w:val="Hyperlink"/>
@@ -47752,8 +48176,8 @@
         <w:t xml:space="preserve">; they name their source files in their captions or text.</w:t>
       </w:r>
     </w:p>
-    <w:bookmarkEnd w:id="73"/>
-    <w:bookmarkStart w:id="74" w:name="s6-data"/>
+    <w:bookmarkEnd w:id="76"/>
+    <w:bookmarkStart w:id="77" w:name="s6-data"/>
     <w:p>
       <w:pPr>
         <w:pStyle w:val="Heading1"/>
@@ -47880,8 +48304,8 @@
         <w:t xml:space="preserve">in the Declarations.</w:t>
       </w:r>
     </w:p>
-    <w:bookmarkEnd w:id="74"/>
-    <w:bookmarkStart w:id="112" w:name="references"/>
+    <w:bookmarkEnd w:id="77"/>
+    <w:bookmarkStart w:id="115" w:name="references"/>
     <w:p>
       <w:pPr>
         <w:pStyle w:val="Heading1"/>
@@ -47890,8 +48314,8 @@
         <w:t xml:space="preserve">References</w:t>
       </w:r>
     </w:p>
-    <w:bookmarkStart w:id="111" w:name="refs"/>
-    <w:bookmarkStart w:id="76" w:name="ref-Barve2011"/>
+    <w:bookmarkStart w:id="114" w:name="refs"/>
+    <w:bookmarkStart w:id="79" w:name="ref-Barve2011"/>
     <w:p>
       <w:pPr>
         <w:pStyle w:val="Bibliography"/>
@@ -47902,7 +48326,7 @@
       <w:r>
         <w:t xml:space="preserve"> </w:t>
       </w:r>
-      <w:hyperlink r:id="rId75">
+      <w:hyperlink r:id="rId78">
         <w:r>
           <w:rPr>
             <w:rStyle w:val="Hyperlink"/>
@@ -47911,8 +48335,8 @@
         </w:r>
       </w:hyperlink>
     </w:p>
-    <w:bookmarkEnd w:id="76"/>
-    <w:bookmarkStart w:id="78" w:name="ref-Boschetti2019"/>
+    <w:bookmarkEnd w:id="79"/>
+    <w:bookmarkStart w:id="81" w:name="ref-Boschetti2019"/>
     <w:p>
       <w:pPr>
         <w:pStyle w:val="Bibliography"/>
@@ -47947,7 +48371,7 @@
       <w:r>
         <w:t xml:space="preserve"> </w:t>
       </w:r>
-      <w:hyperlink r:id="rId77">
+      <w:hyperlink r:id="rId80">
         <w:r>
           <w:rPr>
             <w:rStyle w:val="Hyperlink"/>
@@ -47956,8 +48380,8 @@
         </w:r>
       </w:hyperlink>
     </w:p>
-    <w:bookmarkEnd w:id="78"/>
-    <w:bookmarkStart w:id="80" w:name="ref-CopernicusDEM"/>
+    <w:bookmarkEnd w:id="81"/>
+    <w:bookmarkStart w:id="83" w:name="ref-CopernicusDEM"/>
     <w:p>
       <w:pPr>
         <w:pStyle w:val="Bibliography"/>
@@ -47986,7 +48410,7 @@
       <w:r>
         <w:t xml:space="preserve"> </w:t>
       </w:r>
-      <w:hyperlink r:id="rId79">
+      <w:hyperlink r:id="rId82">
         <w:r>
           <w:rPr>
             <w:rStyle w:val="Hyperlink"/>
@@ -47995,8 +48419,8 @@
         </w:r>
       </w:hyperlink>
     </w:p>
-    <w:bookmarkEnd w:id="80"/>
-    <w:bookmarkStart w:id="82" w:name="ref-VNP64A1"/>
+    <w:bookmarkEnd w:id="83"/>
+    <w:bookmarkStart w:id="85" w:name="ref-VNP64A1"/>
     <w:p>
       <w:pPr>
         <w:pStyle w:val="Bibliography"/>
@@ -48055,7 +48479,7 @@
       <w:r>
         <w:t xml:space="preserve"> </w:t>
       </w:r>
-      <w:hyperlink r:id="rId81">
+      <w:hyperlink r:id="rId84">
         <w:r>
           <w:rPr>
             <w:rStyle w:val="Hyperlink"/>
@@ -48064,8 +48488,8 @@
         </w:r>
       </w:hyperlink>
     </w:p>
-    <w:bookmarkEnd w:id="82"/>
-    <w:bookmarkStart w:id="84" w:name="ref-Giglio2018"/>
+    <w:bookmarkEnd w:id="85"/>
+    <w:bookmarkStart w:id="87" w:name="ref-Giglio2018"/>
     <w:p>
       <w:pPr>
         <w:pStyle w:val="Bibliography"/>
@@ -48100,7 +48524,7 @@
       <w:r>
         <w:t xml:space="preserve"> </w:t>
       </w:r>
-      <w:hyperlink r:id="rId83">
+      <w:hyperlink r:id="rId86">
         <w:r>
           <w:rPr>
             <w:rStyle w:val="Hyperlink"/>
@@ -48109,8 +48533,8 @@
         </w:r>
       </w:hyperlink>
     </w:p>
-    <w:bookmarkEnd w:id="84"/>
-    <w:bookmarkStart w:id="86" w:name="ref-MCD64A1"/>
+    <w:bookmarkEnd w:id="87"/>
+    <w:bookmarkStart w:id="89" w:name="ref-MCD64A1"/>
     <w:p>
       <w:pPr>
         <w:pStyle w:val="Bibliography"/>
@@ -48169,7 +48593,7 @@
       <w:r>
         <w:t xml:space="preserve"> </w:t>
       </w:r>
-      <w:hyperlink r:id="rId85">
+      <w:hyperlink r:id="rId88">
         <w:r>
           <w:rPr>
             <w:rStyle w:val="Hyperlink"/>
@@ -48178,8 +48602,8 @@
         </w:r>
       </w:hyperlink>
     </w:p>
-    <w:bookmarkEnd w:id="86"/>
-    <w:bookmarkStart w:id="88" w:name="ref-Gorelick2017"/>
+    <w:bookmarkEnd w:id="89"/>
+    <w:bookmarkStart w:id="91" w:name="ref-Gorelick2017"/>
     <w:p>
       <w:pPr>
         <w:pStyle w:val="Bibliography"/>
@@ -48211,7 +48635,7 @@
       <w:r>
         <w:t xml:space="preserve"> </w:t>
       </w:r>
-      <w:hyperlink r:id="rId87">
+      <w:hyperlink r:id="rId90">
         <w:r>
           <w:rPr>
             <w:rStyle w:val="Hyperlink"/>
@@ -48220,8 +48644,8 @@
         </w:r>
       </w:hyperlink>
     </w:p>
-    <w:bookmarkEnd w:id="88"/>
-    <w:bookmarkStart w:id="90" w:name="ref-Katagis2022"/>
+    <w:bookmarkEnd w:id="91"/>
+    <w:bookmarkStart w:id="93" w:name="ref-Katagis2022"/>
     <w:p>
       <w:pPr>
         <w:pStyle w:val="Bibliography"/>
@@ -48280,7 +48704,7 @@
       <w:r>
         <w:t xml:space="preserve"> </w:t>
       </w:r>
-      <w:hyperlink r:id="rId89">
+      <w:hyperlink r:id="rId92">
         <w:r>
           <w:rPr>
             <w:rStyle w:val="Hyperlink"/>
@@ -48289,8 +48713,8 @@
         </w:r>
       </w:hyperlink>
     </w:p>
-    <w:bookmarkEnd w:id="90"/>
-    <w:bookmarkStart w:id="92" w:name="ref-Ludwig2023"/>
+    <w:bookmarkEnd w:id="93"/>
+    <w:bookmarkStart w:id="95" w:name="ref-Ludwig2023"/>
     <w:p>
       <w:pPr>
         <w:pStyle w:val="Bibliography"/>
@@ -48301,7 +48725,7 @@
       <w:r>
         <w:t xml:space="preserve"> </w:t>
       </w:r>
-      <w:hyperlink r:id="rId91">
+      <w:hyperlink r:id="rId94">
         <w:r>
           <w:rPr>
             <w:rStyle w:val="Hyperlink"/>
@@ -48310,8 +48734,8 @@
         </w:r>
       </w:hyperlink>
     </w:p>
-    <w:bookmarkEnd w:id="92"/>
-    <w:bookmarkStart w:id="94" w:name="ref-Meyer2021"/>
+    <w:bookmarkEnd w:id="95"/>
+    <w:bookmarkStart w:id="97" w:name="ref-Meyer2021"/>
     <w:p>
       <w:pPr>
         <w:pStyle w:val="Bibliography"/>
@@ -48334,7 +48758,7 @@
       <w:r>
         <w:t xml:space="preserve"> </w:t>
       </w:r>
-      <w:hyperlink r:id="rId93">
+      <w:hyperlink r:id="rId96">
         <w:r>
           <w:rPr>
             <w:rStyle w:val="Hyperlink"/>
@@ -48343,8 +48767,8 @@
         </w:r>
       </w:hyperlink>
     </w:p>
-    <w:bookmarkEnd w:id="94"/>
-    <w:bookmarkStart w:id="96" w:name="ref-Meyer2022"/>
+    <w:bookmarkEnd w:id="97"/>
+    <w:bookmarkStart w:id="99" w:name="ref-Meyer2022"/>
     <w:p>
       <w:pPr>
         <w:pStyle w:val="Bibliography"/>
@@ -48355,7 +48779,7 @@
       <w:r>
         <w:t xml:space="preserve"> </w:t>
       </w:r>
-      <w:hyperlink r:id="rId95">
+      <w:hyperlink r:id="rId98">
         <w:r>
           <w:rPr>
             <w:rStyle w:val="Hyperlink"/>
@@ -48364,8 +48788,8 @@
         </w:r>
       </w:hyperlink>
     </w:p>
-    <w:bookmarkEnd w:id="96"/>
-    <w:bookmarkStart w:id="98" w:name="ref-Sandholt2002"/>
+    <w:bookmarkEnd w:id="99"/>
+    <w:bookmarkStart w:id="101" w:name="ref-Sandholt2002"/>
     <w:p>
       <w:pPr>
         <w:pStyle w:val="Bibliography"/>
@@ -48376,7 +48800,7 @@
       <w:r>
         <w:t xml:space="preserve"> </w:t>
       </w:r>
-      <w:hyperlink r:id="rId97">
+      <w:hyperlink r:id="rId100">
         <w:r>
           <w:rPr>
             <w:rStyle w:val="Hyperlink"/>
@@ -48385,8 +48809,8 @@
         </w:r>
       </w:hyperlink>
     </w:p>
-    <w:bookmarkEnd w:id="98"/>
-    <w:bookmarkStart w:id="100" w:name="ref-Schoener1968"/>
+    <w:bookmarkEnd w:id="101"/>
+    <w:bookmarkStart w:id="103" w:name="ref-Schoener1968"/>
     <w:p>
       <w:pPr>
         <w:pStyle w:val="Bibliography"/>
@@ -48418,7 +48842,7 @@
       <w:r>
         <w:t xml:space="preserve"> </w:t>
       </w:r>
-      <w:hyperlink r:id="rId99">
+      <w:hyperlink r:id="rId102">
         <w:r>
           <w:rPr>
             <w:rStyle w:val="Hyperlink"/>
@@ -48427,8 +48851,8 @@
         </w:r>
       </w:hyperlink>
     </w:p>
-    <w:bookmarkEnd w:id="100"/>
-    <w:bookmarkStart w:id="102" w:name="ref-Sun2016"/>
+    <w:bookmarkEnd w:id="103"/>
+    <w:bookmarkStart w:id="105" w:name="ref-Sun2016"/>
     <w:p>
       <w:pPr>
         <w:pStyle w:val="Bibliography"/>
@@ -48439,7 +48863,7 @@
       <w:r>
         <w:t xml:space="preserve"> </w:t>
       </w:r>
-      <w:hyperlink r:id="rId101">
+      <w:hyperlink r:id="rId104">
         <w:r>
           <w:rPr>
             <w:rStyle w:val="Hyperlink"/>
@@ -48469,8 +48893,8 @@
         <w:t xml:space="preserve">-16). AAAI Press, Phoenix, Arizona, USA, pp 2058–2065</w:t>
       </w:r>
     </w:p>
-    <w:bookmarkEnd w:id="102"/>
-    <w:bookmarkStart w:id="104" w:name="ref-LandsatC2L2"/>
+    <w:bookmarkEnd w:id="105"/>
+    <w:bookmarkStart w:id="107" w:name="ref-LandsatC2L2"/>
     <w:p>
       <w:pPr>
         <w:pStyle w:val="Bibliography"/>
@@ -48481,7 +48905,7 @@
       <w:r>
         <w:t xml:space="preserve"> </w:t>
       </w:r>
-      <w:hyperlink r:id="rId103">
+      <w:hyperlink r:id="rId106">
         <w:r>
           <w:rPr>
             <w:rStyle w:val="Hyperlink"/>
@@ -48490,8 +48914,8 @@
         </w:r>
       </w:hyperlink>
     </w:p>
-    <w:bookmarkEnd w:id="104"/>
-    <w:bookmarkStart w:id="106" w:name="ref-MOD11A1"/>
+    <w:bookmarkEnd w:id="107"/>
+    <w:bookmarkStart w:id="109" w:name="ref-MOD11A1"/>
     <w:p>
       <w:pPr>
         <w:pStyle w:val="Bibliography"/>
@@ -48550,7 +48974,7 @@
       <w:r>
         <w:t xml:space="preserve"> </w:t>
       </w:r>
-      <w:hyperlink r:id="rId105">
+      <w:hyperlink r:id="rId108">
         <w:r>
           <w:rPr>
             <w:rStyle w:val="Hyperlink"/>
@@ -48559,8 +48983,8 @@
         </w:r>
       </w:hyperlink>
     </w:p>
-    <w:bookmarkEnd w:id="106"/>
-    <w:bookmarkStart w:id="108" w:name="ref-Warren2008"/>
+    <w:bookmarkEnd w:id="109"/>
+    <w:bookmarkStart w:id="111" w:name="ref-Warren2008"/>
     <w:p>
       <w:pPr>
         <w:pStyle w:val="Bibliography"/>
@@ -48571,7 +48995,7 @@
       <w:r>
         <w:t xml:space="preserve"> </w:t>
       </w:r>
-      <w:hyperlink r:id="rId107">
+      <w:hyperlink r:id="rId110">
         <w:r>
           <w:rPr>
             <w:rStyle w:val="Hyperlink"/>
@@ -48580,8 +49004,8 @@
         </w:r>
       </w:hyperlink>
     </w:p>
-    <w:bookmarkEnd w:id="108"/>
-    <w:bookmarkStart w:id="110" w:name="ref-Zanaga2022"/>
+    <w:bookmarkEnd w:id="111"/>
+    <w:bookmarkStart w:id="113" w:name="ref-Zanaga2022"/>
     <w:p>
       <w:pPr>
         <w:pStyle w:val="Bibliography"/>
@@ -48610,7 +49034,7 @@
       <w:r>
         <w:t xml:space="preserve"> </w:t>
       </w:r>
-      <w:hyperlink r:id="rId109">
+      <w:hyperlink r:id="rId112">
         <w:r>
           <w:rPr>
             <w:rStyle w:val="Hyperlink"/>
@@ -48619,9 +49043,9 @@
         </w:r>
       </w:hyperlink>
     </w:p>
-    <w:bookmarkEnd w:id="110"/>
-    <w:bookmarkEnd w:id="111"/>
-    <w:bookmarkEnd w:id="112"/>
+    <w:bookmarkEnd w:id="113"/>
+    <w:bookmarkEnd w:id="114"/>
+    <w:bookmarkEnd w:id="115"/>
     <w:sectPr>
       <w:footerReference r:id="rId9" w:type="default"/>
       <w:footnotePr>

--- a/paper/submission/supplementary_material.docx
+++ b/paper/submission/supplementary_material.docx
@@ -632,7 +632,13 @@
         <w:t xml:space="preserve"> </w:t>
       </w:r>
       <w:r>
-        <w:t xml:space="preserve">this pair depended on λ. It was therefore tested separately at λ = 10⁻⁵, 10⁻³ and 10⁻¹</w:t>
+        <w:t xml:space="preserve">this pair depended on λ. It was therefore tested separately at λ = 10⁻⁵, 10⁻³, 10⁻¹ and 1 with the</w:t>
+      </w:r>
+      <w:r>
+        <w:t xml:space="preserve"> </w:t>
+      </w:r>
+      <w:r>
+        <w:t xml:space="preserve">authors’ own re-implementation of the pipeline’s CORAL</w:t>
       </w:r>
       <w:r>
         <w:t xml:space="preserve"> </w:t>
@@ -647,25 +653,43 @@
         <w:t xml:space="preserve">paper/labelfix_rerun/step10/coral_lambda_sensitivity.csv</w:t>
       </w:r>
       <w:r>
-        <w:t xml:space="preserve">). Bejís to Manavgat gives 0.408 [0.389,</w:t>
-      </w:r>
-      <w:r>
-        <w:t xml:space="preserve"> </w:t>
-      </w:r>
-      <w:r>
-        <w:t xml:space="preserve">0.427], 0.410 and 0.367, which are below chance at every λ. Manavgat to Bejís gives 0.470 [0.444,</w:t>
-      </w:r>
-      <w:r>
-        <w:t xml:space="preserve"> </w:t>
-      </w:r>
-      <w:r>
-        <w:t xml:space="preserve">0.494], 0.474 and 0.466. No adapted direction of this pair has an interval above chance at any λ, so</w:t>
-      </w:r>
-      <w:r>
-        <w:t xml:space="preserve"> </w:t>
-      </w:r>
-      <w:r>
-        <w:t xml:space="preserve">no conclusion depends on the choice of λ in this range.</w:t>
+        <w:t xml:space="preserve">). This implementation differs slightly</w:t>
+      </w:r>
+      <w:r>
+        <w:t xml:space="preserve"> </w:t>
+      </w:r>
+      <w:r>
+        <w:t xml:space="preserve">from the pipeline’s: at λ = 10⁻⁵ it gives 0.408 for Bejís to Manavgat and 0.470 for Manavgat to</w:t>
+      </w:r>
+      <w:r>
+        <w:t xml:space="preserve"> </w:t>
+      </w:r>
+      <w:r>
+        <w:t xml:space="preserve">Bejís, against 0.406 and 0.467 in Table S16. Across the four λ values, Bejís to Manavgat gives 0.408</w:t>
+      </w:r>
+      <w:r>
+        <w:t xml:space="preserve"> </w:t>
+      </w:r>
+      <w:r>
+        <w:t xml:space="preserve">[0.389, 0.427], 0.410, 0.367 and 0.313, which are below chance at every λ. Manavgat to Bejís gives</w:t>
+      </w:r>
+      <w:r>
+        <w:t xml:space="preserve"> </w:t>
+      </w:r>
+      <w:r>
+        <w:t xml:space="preserve">0.470 [0.444, 0.494], 0.474, 0.466 and 0.457. No adapted direction of this pair has an interval above</w:t>
+      </w:r>
+      <w:r>
+        <w:t xml:space="preserve"> </w:t>
+      </w:r>
+      <w:r>
+        <w:t xml:space="preserve">chance at any λ, so no conclusion depends on the choice of λ. The third implementation, of Section</w:t>
+      </w:r>
+      <w:r>
+        <w:t xml:space="preserve"> </w:t>
+      </w:r>
+      <w:r>
+        <w:t xml:space="preserve">S1.23 (R8c), reproduces the pipeline’s CORAL matrix to within 0.009.</w:t>
       </w:r>
     </w:p>
     <w:bookmarkEnd w:id="21"/>
@@ -15328,13 +15352,19 @@
         <w:t xml:space="preserve"> </w:t>
       </w:r>
       <w:r>
-        <w:t xml:space="preserve">against 0.455 and 0.446. The positive signal in Manavgat therefore comes from terrain, and with</w:t>
-      </w:r>
-      <w:r>
-        <w:t xml:space="preserve"> </w:t>
-      </w:r>
-      <w:r>
-        <w:t xml:space="preserve">terrain held, Manavgat has the same sign as the other four regions. Second, in the other four regions</w:t>
+        <w:t xml:space="preserve">against 0.455 and 0.446. The positive signal in Manavgat therefore comes from terrain. With elevation held, Manavgat has the</w:t>
+      </w:r>
+      <w:r>
+        <w:t xml:space="preserve"> </w:t>
+      </w:r>
+      <w:r>
+        <w:t xml:space="preserve">same sign as the other four regions at the point estimates; the interval excludes 0.5 on the collar</w:t>
+      </w:r>
+      <w:r>
+        <w:t xml:space="preserve"> </w:t>
+      </w:r>
+      <w:r>
+        <w:t xml:space="preserve">but not on the original study area (Table S35). Second, in the other four regions</w:t>
       </w:r>
       <w:r>
         <w:t xml:space="preserve"> </w:t>
@@ -17013,7 +17043,7 @@
           <w:b/>
           <w:bCs/>
         </w:rPr>
-        <w:t xml:space="preserve">−0.076</w:t>
+        <w:t xml:space="preserve">0.076</w:t>
       </w:r>
       <w:r>
         <w:t xml:space="preserve">, with support in every region (−0.035, −0.130,</w:t>
@@ -17041,7 +17071,32 @@
         <w:t xml:space="preserve">+0.014 [−0.028, +0.056]</w:t>
       </w:r>
       <w:r>
-        <w:t xml:space="preserve">, which includes zero (source</w:t>
+        <w:t xml:space="preserve"> </w:t>
+      </w:r>
+      <w:r>
+        <w:t xml:space="preserve">(Student</w:t>
+      </w:r>
+      <w:r>
+        <w:t xml:space="preserve"> </w:t>
+      </w:r>
+      <w:r>
+        <w:rPr>
+          <w:i/>
+          <w:iCs/>
+        </w:rPr>
+        <w:t xml:space="preserve">t</w:t>
+      </w:r>
+      <w:r>
+        <w:t xml:space="preserve"> </w:t>
+      </w:r>
+      <w:r>
+        <w:t xml:space="preserve">over the ten region pairs, as</w:t>
+      </w:r>
+      <w:r>
+        <w:t xml:space="preserve"> </w:t>
+      </w:r>
+      <w:r>
+        <w:t xml:space="preserve">plotted in Fig. 7), which includes zero; the primary pair-cluster bootstrap gives [−0.018, +0.049] (source</w:t>
       </w:r>
       <w:r>
         <w:t xml:space="preserve"> </w:t>
@@ -17073,19 +17128,13 @@
         <w:pStyle w:val="BodyText"/>
       </w:pPr>
       <w:r>
-        <w:t xml:space="preserve">Two points should be noted. First, most of the cost does not come from the thermal set. Removing</w:t>
-      </w:r>
-      <w:r>
-        <w:t xml:space="preserve"> </w:t>
-      </w:r>
-      <w:r>
-        <w:t xml:space="preserve">elevation alone costs −0.056 (0.896 to 0.840). Removing the LST anomaly alone costs −0.013 (0.896 to</w:t>
-      </w:r>
-      <w:r>
-        <w:t xml:space="preserve"> </w:t>
-      </w:r>
-      <w:r>
-        <w:t xml:space="preserve">0.883). About three quarters of the cost therefore comes from removing a baseline terrain variable.</w:t>
+        <w:t xml:space="preserve">Two points should be noted. First, most of the cost does not come from the thermal set. Removing elevation alone lowers AUC by 0.056 (0.896 to 0.840). Removing the LST anomaly alone lowers</w:t>
+      </w:r>
+      <w:r>
+        <w:t xml:space="preserve"> </w:t>
+      </w:r>
+      <w:r>
+        <w:t xml:space="preserve">it by 0.013 (0.896 to 0.883). About three quarters of the cost therefore comes from removing a baseline terrain variable.</w:t>
       </w:r>
       <w:r>
         <w:t xml:space="preserve"> </w:t>
@@ -17939,6 +17988,38 @@
         <w:pStyle w:val="BodyText"/>
       </w:pPr>
       <w:r>
+        <w:t xml:space="preserve">Two further units can be computed on this frame (20,000 replicates;</w:t>
+      </w:r>
+      <w:r>
+        <w:t xml:space="preserve"> </w:t>
+      </w:r>
+      <w:r>
+        <w:rPr>
+          <w:rStyle w:val="VerbatimChar"/>
+        </w:rPr>
+        <w:t xml:space="preserve">paper/labelfix_rerun/round8/r8d_summary.json</w:t>
+      </w:r>
+      <w:r>
+        <w:t xml:space="preserve">):</w:t>
+      </w:r>
+      <w:r>
+        <w:t xml:space="preserve"> </w:t>
+      </w:r>
+      <w:r>
+        <w:t xml:space="preserve">clustering by target region gives [−0.006, +0.022], clustering by source region [−0.008, +0.026] and the</w:t>
+      </w:r>
+      <w:r>
+        <w:t xml:space="preserve"> </w:t>
+      </w:r>
+      <w:r>
+        <w:t xml:space="preserve">pigeonhole bootstrap [−0.028, +0.045]. All six computable units therefore include zero.</w:t>
+      </w:r>
+    </w:p>
+    <w:p>
+      <w:pPr>
+        <w:pStyle w:val="BodyText"/>
+      </w:pPr>
+      <w:r>
         <w:t xml:space="preserve">Leaving out Manavgat, Bejís, Muğla, Evia and Montiferru in turn gives +0.0148, +0.0050, +0.0072,</w:t>
       </w:r>
       <w:r>
@@ -19092,7 +19173,25 @@
         <w:t xml:space="preserve"> </w:t>
       </w:r>
       <w:r>
-        <w:t xml:space="preserve">3.10 leaves two supported reversals on the collar, both on elevation and both involving Manavgat.</w:t>
+        <w:t xml:space="preserve">3.10 leaves two supported reversals on the collar, both on elevation and both involving Manavgat:</w:t>
+      </w:r>
+      <w:r>
+        <w:t xml:space="preserve"> </w:t>
+      </w:r>
+      <w:r>
+        <w:t xml:space="preserve">Manavgat against Muğla, which is also supported on the original areas, and Manavgat against Evia,</w:t>
+      </w:r>
+      <w:r>
+        <w:t xml:space="preserve"> </w:t>
+      </w:r>
+      <w:r>
+        <w:t xml:space="preserve">which is supported only on the collar. Manavgat against Bejís, supported on the original areas, misses</w:t>
+      </w:r>
+      <w:r>
+        <w:t xml:space="preserve"> </w:t>
+      </w:r>
+      <w:r>
+        <w:t xml:space="preserve">support on the collar by 0.004.</w:t>
       </w:r>
       <w:r>
         <w:t xml:space="preserve"> </w:t>
@@ -22218,7 +22317,7 @@
               <w:rPr>
                 <w:sz w:val="20"/>
               </w:rPr>
-              <w:t xml:space="preserve">Within ±0.05 under four of five units; no gain above 0.047 at 90 % (pair cluster); not within ±0.02 under any unit</w:t>
+              <w:t xml:space="preserve">Within ±0.05 under four of six computable units; no gain above 0.047 at 90 % (pair cluster); not within ±0.02 under any unit</w:t>
             </w:r>
           </w:p>
         </w:tc>
@@ -23062,9 +23161,9 @@
         <w:tblLook w:firstRow="1" w:lastRow="0" w:firstColumn="0" w:lastColumn="0" w:noHBand="0" w:noVBand="0" w:val="0020"/>
       </w:tblPr>
       <w:tblGrid>
-        <w:gridCol w:w="395"/>
-        <w:gridCol w:w="726"/>
-        <w:gridCol w:w="7948"/>
+        <w:gridCol w:w="327"/>
+        <w:gridCol w:w="600"/>
+        <w:gridCol w:w="8143"/>
       </w:tblGrid>
       <w:tr>
         <w:trPr>
@@ -23073,7 +23172,7 @@
         </w:trPr>
         <w:tc>
           <w:tcPr>
-            <w:tcW w:type="dxa" w:w="395"/>
+            <w:tcW w:type="dxa" w:w="327"/>
           </w:tcPr>
           <w:p>
             <w:pPr>
@@ -23090,7 +23189,7 @@
         </w:tc>
         <w:tc>
           <w:tcPr>
-            <w:tcW w:type="dxa" w:w="726"/>
+            <w:tcW w:type="dxa" w:w="600"/>
           </w:tcPr>
           <w:p>
             <w:pPr>
@@ -23107,7 +23206,7 @@
         </w:tc>
         <w:tc>
           <w:tcPr>
-            <w:tcW w:type="dxa" w:w="7948"/>
+            <w:tcW w:type="dxa" w:w="8143"/>
           </w:tcPr>
           <w:p>
             <w:pPr>
@@ -23129,7 +23228,7 @@
         </w:trPr>
         <w:tc>
           <w:tcPr>
-            <w:tcW w:type="dxa" w:w="395"/>
+            <w:tcW w:type="dxa" w:w="327"/>
           </w:tcPr>
           <w:p>
             <w:pPr>
@@ -23146,7 +23245,7 @@
         </w:tc>
         <w:tc>
           <w:tcPr>
-            <w:tcW w:type="dxa" w:w="726"/>
+            <w:tcW w:type="dxa" w:w="600"/>
           </w:tcPr>
           <w:p>
             <w:pPr>
@@ -23163,7 +23262,7 @@
         </w:tc>
         <w:tc>
           <w:tcPr>
-            <w:tcW w:type="dxa" w:w="7948"/>
+            <w:tcW w:type="dxa" w:w="8143"/>
           </w:tcPr>
           <w:p>
             <w:pPr>
@@ -23185,7 +23284,7 @@
         </w:trPr>
         <w:tc>
           <w:tcPr>
-            <w:tcW w:type="dxa" w:w="395"/>
+            <w:tcW w:type="dxa" w:w="327"/>
           </w:tcPr>
           <w:p>
             <w:pPr>
@@ -23202,7 +23301,7 @@
         </w:tc>
         <w:tc>
           <w:tcPr>
-            <w:tcW w:type="dxa" w:w="726"/>
+            <w:tcW w:type="dxa" w:w="600"/>
           </w:tcPr>
           <w:p>
             <w:pPr>
@@ -23219,7 +23318,7 @@
         </w:tc>
         <w:tc>
           <w:tcPr>
-            <w:tcW w:type="dxa" w:w="7948"/>
+            <w:tcW w:type="dxa" w:w="8143"/>
           </w:tcPr>
           <w:p>
             <w:pPr>
@@ -23241,7 +23340,7 @@
         </w:trPr>
         <w:tc>
           <w:tcPr>
-            <w:tcW w:type="dxa" w:w="395"/>
+            <w:tcW w:type="dxa" w:w="327"/>
           </w:tcPr>
           <w:p>
             <w:pPr>
@@ -23258,7 +23357,7 @@
         </w:tc>
         <w:tc>
           <w:tcPr>
-            <w:tcW w:type="dxa" w:w="726"/>
+            <w:tcW w:type="dxa" w:w="600"/>
           </w:tcPr>
           <w:p>
             <w:pPr>
@@ -23275,18 +23374,18 @@
         </w:tc>
         <w:tc>
           <w:tcPr>
-            <w:tcW w:type="dxa" w:w="7948"/>
-          </w:tcPr>
-          <w:p>
-            <w:pPr>
-              <w:pStyle w:val="Compact"/>
-              <w:spacing w:line="240" w:lineRule="auto" w:after="20"/>
-            </w:pPr>
-            <w:r>
-              <w:rPr>
-                <w:sz w:val="20"/>
-              </w:rPr>
-              <w:t xml:space="preserve">No. With all 120 permutations of the five regions, the smallest two-sided p-value was 0.10 (vector Spearman, six directions only); the two supported-feature conditional measures gave 0.125 and 0.15, and all other measures 0.15 or more. The smallest attainable p-value is 1/120</w:t>
+            <w:tcW w:type="dxa" w:w="8143"/>
+          </w:tcPr>
+          <w:p>
+            <w:pPr>
+              <w:pStyle w:val="Compact"/>
+              <w:spacing w:line="240" w:lineRule="auto" w:after="20"/>
+            </w:pPr>
+            <w:r>
+              <w:rPr>
+                <w:sz w:val="20"/>
+              </w:rPr>
+              <w:t xml:space="preserve">No. With all 120 permutations of the five regions, the smallest two-sided p-value was 0.10 (vector Spearman, six directions only); the two supported-feature conditional measures gave 0.125 and 0.15, and all other measures 0.15 or more. The smallest attainable p-value is 1/120 for measures defined on all twenty directions, and 1/24 for those defined on the twelve directions among four regions. Without Manavgat, most correlations are based on 2 to 12 directions; some rise, for example the supported-feature agreement to ρ = 0.70 (10 directions) and climatic distance to ρ = 0.72 (6 directions), but none of these samples can support inference</w:t>
             </w:r>
           </w:p>
         </w:tc>
@@ -23297,7 +23396,7 @@
         </w:trPr>
         <w:tc>
           <w:tcPr>
-            <w:tcW w:type="dxa" w:w="395"/>
+            <w:tcW w:type="dxa" w:w="327"/>
           </w:tcPr>
           <w:p>
             <w:pPr>
@@ -23314,7 +23413,7 @@
         </w:tc>
         <w:tc>
           <w:tcPr>
-            <w:tcW w:type="dxa" w:w="726"/>
+            <w:tcW w:type="dxa" w:w="600"/>
           </w:tcPr>
           <w:p>
             <w:pPr>
@@ -23331,7 +23430,7 @@
         </w:tc>
         <w:tc>
           <w:tcPr>
-            <w:tcW w:type="dxa" w:w="7948"/>
+            <w:tcW w:type="dxa" w:w="8143"/>
           </w:tcPr>
           <w:p>
             <w:pPr>
@@ -23353,7 +23452,7 @@
         </w:trPr>
         <w:tc>
           <w:tcPr>
-            <w:tcW w:type="dxa" w:w="395"/>
+            <w:tcW w:type="dxa" w:w="327"/>
           </w:tcPr>
           <w:p>
             <w:pPr>
@@ -23370,7 +23469,7 @@
         </w:tc>
         <w:tc>
           <w:tcPr>
-            <w:tcW w:type="dxa" w:w="726"/>
+            <w:tcW w:type="dxa" w:w="600"/>
           </w:tcPr>
           <w:p>
             <w:pPr>
@@ -23387,7 +23486,7 @@
         </w:tc>
         <w:tc>
           <w:tcPr>
-            <w:tcW w:type="dxa" w:w="7948"/>
+            <w:tcW w:type="dxa" w:w="8143"/>
           </w:tcPr>
           <w:p>
             <w:pPr>
@@ -23409,7 +23508,7 @@
         </w:trPr>
         <w:tc>
           <w:tcPr>
-            <w:tcW w:type="dxa" w:w="395"/>
+            <w:tcW w:type="dxa" w:w="327"/>
           </w:tcPr>
           <w:p>
             <w:pPr>
@@ -23426,7 +23525,7 @@
         </w:tc>
         <w:tc>
           <w:tcPr>
-            <w:tcW w:type="dxa" w:w="726"/>
+            <w:tcW w:type="dxa" w:w="600"/>
           </w:tcPr>
           <w:p>
             <w:pPr>
@@ -23443,7 +23542,7 @@
         </w:tc>
         <w:tc>
           <w:tcPr>
-            <w:tcW w:type="dxa" w:w="7948"/>
+            <w:tcW w:type="dxa" w:w="8143"/>
           </w:tcPr>
           <w:p>
             <w:pPr>
@@ -23465,7 +23564,7 @@
         </w:trPr>
         <w:tc>
           <w:tcPr>
-            <w:tcW w:type="dxa" w:w="395"/>
+            <w:tcW w:type="dxa" w:w="327"/>
           </w:tcPr>
           <w:p>
             <w:pPr>
@@ -23482,7 +23581,7 @@
         </w:tc>
         <w:tc>
           <w:tcPr>
-            <w:tcW w:type="dxa" w:w="726"/>
+            <w:tcW w:type="dxa" w:w="600"/>
           </w:tcPr>
           <w:p>
             <w:pPr>
@@ -23499,7 +23598,7 @@
         </w:tc>
         <w:tc>
           <w:tcPr>
-            <w:tcW w:type="dxa" w:w="7948"/>
+            <w:tcW w:type="dxa" w:w="8143"/>
           </w:tcPr>
           <w:p>
             <w:pPr>
@@ -23521,7 +23620,7 @@
         </w:trPr>
         <w:tc>
           <w:tcPr>
-            <w:tcW w:type="dxa" w:w="395"/>
+            <w:tcW w:type="dxa" w:w="327"/>
           </w:tcPr>
           <w:p>
             <w:pPr>
@@ -23538,7 +23637,7 @@
         </w:tc>
         <w:tc>
           <w:tcPr>
-            <w:tcW w:type="dxa" w:w="726"/>
+            <w:tcW w:type="dxa" w:w="600"/>
           </w:tcPr>
           <w:p>
             <w:pPr>
@@ -23555,18 +23654,18 @@
         </w:tc>
         <w:tc>
           <w:tcPr>
-            <w:tcW w:type="dxa" w:w="7948"/>
-          </w:tcPr>
-          <w:p>
-            <w:pPr>
-              <w:pStyle w:val="Compact"/>
-              <w:spacing w:line="240" w:lineRule="auto" w:after="20"/>
-            </w:pPr>
-            <w:r>
-              <w:rPr>
-                <w:sz w:val="20"/>
-              </w:rPr>
-              <w:t xml:space="preserve">The 2020 map (v100) was fetched on each region’s 30 m grid and aggregated to the same cells; the same procedure applied to v200 reproduces the pipeline’s raster and every cell value of the modelling datasets exactly. With the 2020 map, at most 43 burned cells left or entered the natural-vegetation population in Manavgat, Bejís, Muğla and Evia. In Montiferru, 142 burned cells entered it, and the gate fraction rose from 0.773 to 0.977, so the 2021 map left out about a fifth of the burned natural vegetation there. The within-region thermal gain (5 km blocking) changed from +0.062, +0.045, +0.079, +0.148 and +0.099 to +0.060, +0.071, +0.083, +0.155 and +0.095 (Manavgat, Bejís, Muğla, Evia, Montiferru). Mean transfer changed from 0.527 to 0.513, and the mean thermal gain in transfer from +0.007 to +0.013; seven directions were below chance with both maps, and no direction changed side. Part of the class changes reflects the different algorithms of v100 and v200, not the fires</w:t>
+            <w:tcW w:type="dxa" w:w="8143"/>
+          </w:tcPr>
+          <w:p>
+            <w:pPr>
+              <w:pStyle w:val="Compact"/>
+              <w:spacing w:line="240" w:lineRule="auto" w:after="20"/>
+            </w:pPr>
+            <w:r>
+              <w:rPr>
+                <w:sz w:val="20"/>
+              </w:rPr>
+              <w:t xml:space="preserve">The 2020 map (v100) was fetched on each region’s 30 m grid and aggregated to the same cells; the same procedure applied to v200 reproduces the pipeline’s raster and every cell value of the modelling datasets exactly. With the 2020 map, at most 43 burned cells left or entered the natural-vegetation population in Manavgat, Bejís, Muğla and Evia. In Montiferru, 142 burned cells entered it: the share of burned modelled cells with a natural-vegetation fraction of at least 0.5 rose from 0.773 to 0.977, so the 2021 map left out about a fifth of the burned natural vegetation there. This share is computed on the modelled cells and is not the gate fraction of Table S15 (0.723 for Montiferru with the 2021 map), which the gate computes on its own inputs. The within-region thermal gain (5 km blocking) changed from +0.062, +0.045, +0.079, +0.148 and +0.099 to +0.060, +0.071, +0.083, +0.155 and +0.095 (Manavgat, Bejís, Muğla, Evia, Montiferru). Mean transfer changed from 0.527 to 0.513, and the mean thermal gain in transfer from +0.007 to +0.013; seven directions were below chance with both maps, and no direction changed side. Part of the class changes reflects the different algorithms of v100 and v200, not the fires</w:t>
             </w:r>
           </w:p>
         </w:tc>
@@ -23577,7 +23676,7 @@
         </w:trPr>
         <w:tc>
           <w:tcPr>
-            <w:tcW w:type="dxa" w:w="395"/>
+            <w:tcW w:type="dxa" w:w="327"/>
           </w:tcPr>
           <w:p>
             <w:pPr>
@@ -23594,7 +23693,7 @@
         </w:tc>
         <w:tc>
           <w:tcPr>
-            <w:tcW w:type="dxa" w:w="726"/>
+            <w:tcW w:type="dxa" w:w="600"/>
           </w:tcPr>
           <w:p>
             <w:pPr>
@@ -23611,7 +23710,7 @@
         </w:tc>
         <w:tc>
           <w:tcPr>
-            <w:tcW w:type="dxa" w:w="7948"/>
+            <w:tcW w:type="dxa" w:w="8143"/>
           </w:tcPr>
           <w:p>
             <w:pPr>
@@ -23633,7 +23732,7 @@
         </w:trPr>
         <w:tc>
           <w:tcPr>
-            <w:tcW w:type="dxa" w:w="395"/>
+            <w:tcW w:type="dxa" w:w="327"/>
           </w:tcPr>
           <w:p>
             <w:pPr>
@@ -23650,7 +23749,7 @@
         </w:tc>
         <w:tc>
           <w:tcPr>
-            <w:tcW w:type="dxa" w:w="726"/>
+            <w:tcW w:type="dxa" w:w="600"/>
           </w:tcPr>
           <w:p>
             <w:pPr>
@@ -23667,18 +23766,18 @@
         </w:tc>
         <w:tc>
           <w:tcPr>
-            <w:tcW w:type="dxa" w:w="7948"/>
-          </w:tcPr>
-          <w:p>
-            <w:pPr>
-              <w:pStyle w:val="Compact"/>
-              <w:spacing w:line="240" w:lineRule="auto" w:after="20"/>
-            </w:pPr>
-            <w:r>
-              <w:rPr>
-                <w:sz w:val="20"/>
-              </w:rPr>
-              <w:t xml:space="preserve">Northness and eastness from the Copernicus DEM were added to both feature sets. The within-region thermal gain (5 km blocking) became +0.051 [+0.030, +0.070], +0.044 [+0.025, +0.065], +0.073 [+0.047, +0.099] and +0.139 [+0.109, +0.173] in Manavgat, Bejís, Muğla and Evia, and +0.020 [−0.025, +0.066] in Montiferru, against +0.099 [+0.017, +0.186] without aspect there. Within northness deciles, the LST association is 0.652, 0.482, 0.317, 0.376 and 0.417 (raw 0.665, 0.478, 0.324, 0.377 and 0.370), so aspect does not change its sign</w:t>
+            <w:tcW w:type="dxa" w:w="8143"/>
+          </w:tcPr>
+          <w:p>
+            <w:pPr>
+              <w:pStyle w:val="Compact"/>
+              <w:spacing w:line="240" w:lineRule="auto" w:after="20"/>
+            </w:pPr>
+            <w:r>
+              <w:rPr>
+                <w:sz w:val="20"/>
+              </w:rPr>
+              <w:t xml:space="preserve">Northness and eastness from the Copernicus DEM were added to both feature sets. The within-region thermal gain (5 km blocking) became +0.051 [+0.030, +0.070], +0.044 [+0.025, +0.065], +0.073 [+0.047, +0.099] and +0.139 [+0.109, +0.173] in Manavgat, Bejís, Muğla and Evia, and +0.020 [−0.025, +0.066] in Montiferru, against +0.099 [+0.017, +0.186] without aspect there. Within northness deciles, the LST association is 0.652, 0.482, 0.317, 0.376 and 0.417 (raw 0.665, 0.478, 0.324, 0.377 and 0.370, with missing values filled by the median, so they differ from Table S9 in the third decimal), so aspect does not change its sign</w:t>
             </w:r>
           </w:p>
         </w:tc>
@@ -23689,7 +23788,7 @@
         </w:trPr>
         <w:tc>
           <w:tcPr>
-            <w:tcW w:type="dxa" w:w="395"/>
+            <w:tcW w:type="dxa" w:w="327"/>
           </w:tcPr>
           <w:p>
             <w:pPr>
@@ -23706,7 +23805,7 @@
         </w:tc>
         <w:tc>
           <w:tcPr>
-            <w:tcW w:type="dxa" w:w="726"/>
+            <w:tcW w:type="dxa" w:w="600"/>
           </w:tcPr>
           <w:p>
             <w:pPr>
@@ -23723,7 +23822,7 @@
         </w:tc>
         <w:tc>
           <w:tcPr>
-            <w:tcW w:type="dxa" w:w="7948"/>
+            <w:tcW w:type="dxa" w:w="8143"/>
           </w:tcPr>
           <w:p>
             <w:pPr>
@@ -23745,52 +23844,52 @@
         </w:trPr>
         <w:tc>
           <w:tcPr>
-            <w:tcW w:type="dxa" w:w="395"/>
-          </w:tcPr>
-          <w:p>
-            <w:pPr>
-              <w:pStyle w:val="Compact"/>
-              <w:spacing w:line="240" w:lineRule="auto" w:after="20"/>
-            </w:pPr>
-            <w:r>
-              <w:rPr>
-                <w:sz w:val="20"/>
-              </w:rPr>
-              <w:t xml:space="preserve">Crossed random effects (R8l)</w:t>
-            </w:r>
-          </w:p>
-        </w:tc>
-        <w:tc>
-          <w:tcPr>
-            <w:tcW w:type="dxa" w:w="726"/>
-          </w:tcPr>
-          <w:p>
-            <w:pPr>
-              <w:pStyle w:val="Compact"/>
-              <w:spacing w:line="240" w:lineRule="auto" w:after="20"/>
-            </w:pPr>
-            <w:r>
-              <w:rPr>
-                <w:sz w:val="20"/>
-              </w:rPr>
-              <w:t xml:space="preserve">Does a model with source and target random intercepts change the thermal gain in transfer?</w:t>
-            </w:r>
-          </w:p>
-        </w:tc>
-        <w:tc>
-          <w:tcPr>
-            <w:tcW w:type="dxa" w:w="7948"/>
-          </w:tcPr>
-          <w:p>
-            <w:pPr>
-              <w:pStyle w:val="Compact"/>
-              <w:spacing w:line="240" w:lineRule="auto" w:after="20"/>
-            </w:pPr>
-            <w:r>
-              <w:rPr>
-                <w:sz w:val="20"/>
-              </w:rPr>
-              <w:t xml:space="preserve">No. The estimated source and target variances are close to zero. The mean gain is +0.007 [−0.035, +0.050] on the original study areas and +0.024 [−0.012, +0.060] on the 10 km collar (REML, t interval with four degrees of freedom); both include zero</w:t>
+            <w:tcW w:type="dxa" w:w="327"/>
+          </w:tcPr>
+          <w:p>
+            <w:pPr>
+              <w:pStyle w:val="Compact"/>
+              <w:spacing w:line="240" w:lineRule="auto" w:after="20"/>
+            </w:pPr>
+            <w:r>
+              <w:rPr>
+                <w:sz w:val="20"/>
+              </w:rPr>
+              <w:t xml:space="preserve">Missing thermal values (R8p)</w:t>
+            </w:r>
+          </w:p>
+        </w:tc>
+        <w:tc>
+          <w:tcPr>
+            <w:tcW w:type="dxa" w:w="600"/>
+          </w:tcPr>
+          <w:p>
+            <w:pPr>
+              <w:pStyle w:val="Compact"/>
+              <w:spacing w:line="240" w:lineRule="auto" w:after="20"/>
+            </w:pPr>
+            <w:r>
+              <w:rPr>
+                <w:sz w:val="20"/>
+              </w:rPr>
+              <w:t xml:space="preserve">How many modelled cells lack a thermal value, and is this related to burning?</w:t>
+            </w:r>
+          </w:p>
+        </w:tc>
+        <w:tc>
+          <w:tcPr>
+            <w:tcW w:type="dxa" w:w="8143"/>
+          </w:tcPr>
+          <w:p>
+            <w:pPr>
+              <w:pStyle w:val="Compact"/>
+              <w:spacing w:line="240" w:lineRule="auto" w:after="20"/>
+            </w:pPr>
+            <w:r>
+              <w:rPr>
+                <w:sz w:val="20"/>
+              </w:rPr>
+              <w:t xml:space="preserve">In the natural-vegetation population, 1.7 %, 6.5 %, 3.2 %, 4.5 % and 0.1 % of cells (Manavgat, Bejís, Muğla, Evia, Montiferru) have at least one missing thermal channel. The ROC-AUC of this missingness flag against burning is 0.493 to 0.512. Among all valid cells the share is larger (up to 57.5 % in Evia, mostly sea and coast)</w:t>
             </w:r>
           </w:p>
         </w:tc>
@@ -23801,52 +23900,52 @@
         </w:trPr>
         <w:tc>
           <w:tcPr>
-            <w:tcW w:type="dxa" w:w="395"/>
-          </w:tcPr>
-          <w:p>
-            <w:pPr>
-              <w:pStyle w:val="Compact"/>
-              <w:spacing w:line="240" w:lineRule="auto" w:after="20"/>
-            </w:pPr>
-            <w:r>
-              <w:rPr>
-                <w:sz w:val="20"/>
-              </w:rPr>
-              <w:t xml:space="preserve">Residual spatial correlation (R8l)</w:t>
-            </w:r>
-          </w:p>
-        </w:tc>
-        <w:tc>
-          <w:tcPr>
-            <w:tcW w:type="dxa" w:w="726"/>
-          </w:tcPr>
-          <w:p>
-            <w:pPr>
-              <w:pStyle w:val="Compact"/>
-              <w:spacing w:line="240" w:lineRule="auto" w:after="20"/>
-            </w:pPr>
-            <w:r>
-              <w:rPr>
-                <w:sz w:val="20"/>
-              </w:rPr>
-              <w:t xml:space="preserve">Do 5 km blocks remove the spatial dependence?</w:t>
-            </w:r>
-          </w:p>
-        </w:tc>
-        <w:tc>
-          <w:tcPr>
-            <w:tcW w:type="dxa" w:w="7948"/>
-          </w:tcPr>
-          <w:p>
-            <w:pPr>
-              <w:pStyle w:val="Compact"/>
-              <w:spacing w:line="240" w:lineRule="auto" w:after="20"/>
-            </w:pPr>
-            <w:r>
-              <w:rPr>
-                <w:sz w:val="20"/>
-              </w:rPr>
-              <w:t xml:space="preserve">Not fully. The correlation of out-of-fold residuals between cell pairs is 0.58 to 0.83 below 1 km, 0.15 to 0.48 at 5 to 10 km (except Montiferru, −0.01), and falls below 0.05 at 10 to 20 km in Manavgat, Bejís and Muğla, at 20 to 40 km in Evia and at 5 to 10 km in Montiferru. Intervals at 5 km blocking may therefore be somewhat too narrow</w:t>
+            <w:tcW w:type="dxa" w:w="327"/>
+          </w:tcPr>
+          <w:p>
+            <w:pPr>
+              <w:pStyle w:val="Compact"/>
+              <w:spacing w:line="240" w:lineRule="auto" w:after="20"/>
+            </w:pPr>
+            <w:r>
+              <w:rPr>
+                <w:sz w:val="20"/>
+              </w:rPr>
+              <w:t xml:space="preserve">Crossed random effects (R8l)</w:t>
+            </w:r>
+          </w:p>
+        </w:tc>
+        <w:tc>
+          <w:tcPr>
+            <w:tcW w:type="dxa" w:w="600"/>
+          </w:tcPr>
+          <w:p>
+            <w:pPr>
+              <w:pStyle w:val="Compact"/>
+              <w:spacing w:line="240" w:lineRule="auto" w:after="20"/>
+            </w:pPr>
+            <w:r>
+              <w:rPr>
+                <w:sz w:val="20"/>
+              </w:rPr>
+              <w:t xml:space="preserve">Does a model with source and target random intercepts change the thermal gain in transfer?</w:t>
+            </w:r>
+          </w:p>
+        </w:tc>
+        <w:tc>
+          <w:tcPr>
+            <w:tcW w:type="dxa" w:w="8143"/>
+          </w:tcPr>
+          <w:p>
+            <w:pPr>
+              <w:pStyle w:val="Compact"/>
+              <w:spacing w:line="240" w:lineRule="auto" w:after="20"/>
+            </w:pPr>
+            <w:r>
+              <w:rPr>
+                <w:sz w:val="20"/>
+              </w:rPr>
+              <w:t xml:space="preserve">No. The estimated source and target variances are close to zero, so the fit is singular and reduces to a pooled interval with four degrees of freedom; it is a more conservative interval, not an independent confirmation. The mean gain is +0.007 [−0.035, +0.050] on the original study areas and +0.024 [−0.012, +0.060] on the 10 km collar (REML, t interval with four degrees of freedom); both include zero</w:t>
             </w:r>
           </w:p>
         </w:tc>
@@ -23857,52 +23956,52 @@
         </w:trPr>
         <w:tc>
           <w:tcPr>
-            <w:tcW w:type="dxa" w:w="395"/>
-          </w:tcPr>
-          <w:p>
-            <w:pPr>
-              <w:pStyle w:val="Compact"/>
-              <w:spacing w:line="240" w:lineRule="auto" w:after="20"/>
-            </w:pPr>
-            <w:r>
-              <w:rPr>
-                <w:sz w:val="20"/>
-              </w:rPr>
-              <w:t xml:space="preserve">Pooled against fold-averaged AUC (R8l)</w:t>
-            </w:r>
-          </w:p>
-        </w:tc>
-        <w:tc>
-          <w:tcPr>
-            <w:tcW w:type="dxa" w:w="726"/>
-          </w:tcPr>
-          <w:p>
-            <w:pPr>
-              <w:pStyle w:val="Compact"/>
-              <w:spacing w:line="240" w:lineRule="auto" w:after="20"/>
-            </w:pPr>
-            <w:r>
-              <w:rPr>
-                <w:sz w:val="20"/>
-              </w:rPr>
-              <w:t xml:space="preserve">Does pooling out-of-fold predictions inflate the within-region AUC?</w:t>
-            </w:r>
-          </w:p>
-        </w:tc>
-        <w:tc>
-          <w:tcPr>
-            <w:tcW w:type="dxa" w:w="7948"/>
-          </w:tcPr>
-          <w:p>
-            <w:pPr>
-              <w:pStyle w:val="Compact"/>
-              <w:spacing w:line="240" w:lineRule="auto" w:after="20"/>
-            </w:pPr>
-            <w:r>
-              <w:rPr>
-                <w:sz w:val="20"/>
-              </w:rPr>
-              <w:t xml:space="preserve">No. The mean of the five fold AUCs is 0.004 to 0.018 higher than the pooled value in every region (thermal model, 5 km blocking)</w:t>
+            <w:tcW w:type="dxa" w:w="327"/>
+          </w:tcPr>
+          <w:p>
+            <w:pPr>
+              <w:pStyle w:val="Compact"/>
+              <w:spacing w:line="240" w:lineRule="auto" w:after="20"/>
+            </w:pPr>
+            <w:r>
+              <w:rPr>
+                <w:sz w:val="20"/>
+              </w:rPr>
+              <w:t xml:space="preserve">Residual spatial correlation (R8l)</w:t>
+            </w:r>
+          </w:p>
+        </w:tc>
+        <w:tc>
+          <w:tcPr>
+            <w:tcW w:type="dxa" w:w="600"/>
+          </w:tcPr>
+          <w:p>
+            <w:pPr>
+              <w:pStyle w:val="Compact"/>
+              <w:spacing w:line="240" w:lineRule="auto" w:after="20"/>
+            </w:pPr>
+            <w:r>
+              <w:rPr>
+                <w:sz w:val="20"/>
+              </w:rPr>
+              <w:t xml:space="preserve">Do 5 km blocks remove the spatial dependence?</w:t>
+            </w:r>
+          </w:p>
+        </w:tc>
+        <w:tc>
+          <w:tcPr>
+            <w:tcW w:type="dxa" w:w="8143"/>
+          </w:tcPr>
+          <w:p>
+            <w:pPr>
+              <w:pStyle w:val="Compact"/>
+              <w:spacing w:line="240" w:lineRule="auto" w:after="20"/>
+            </w:pPr>
+            <w:r>
+              <w:rPr>
+                <w:sz w:val="20"/>
+              </w:rPr>
+              <w:t xml:space="preserve">Not fully. The correlation of out-of-fold residuals between cell pairs is 0.58 to 0.83 below 1 km, 0.15 to 0.48 at 5 to 10 km (except Montiferru, −0.01), and falls below 0.05 at 10 to 20 km in Manavgat, Bejís and Muğla, at 20 to 40 km in Evia and at 5 to 10 km in Montiferru. Intervals at 5 km blocking may therefore be somewhat too narrow</w:t>
             </w:r>
           </w:p>
         </w:tc>
@@ -23913,52 +24012,52 @@
         </w:trPr>
         <w:tc>
           <w:tcPr>
-            <w:tcW w:type="dxa" w:w="395"/>
-          </w:tcPr>
-          <w:p>
-            <w:pPr>
-              <w:pStyle w:val="Compact"/>
-              <w:spacing w:line="240" w:lineRule="auto" w:after="20"/>
-            </w:pPr>
-            <w:r>
-              <w:rPr>
-                <w:sz w:val="20"/>
-              </w:rPr>
-              <w:t xml:space="preserve">Estimator intervals (R8l)</w:t>
-            </w:r>
-          </w:p>
-        </w:tc>
-        <w:tc>
-          <w:tcPr>
-            <w:tcW w:type="dxa" w:w="726"/>
-          </w:tcPr>
-          <w:p>
-            <w:pPr>
-              <w:pStyle w:val="Compact"/>
-              <w:spacing w:line="240" w:lineRule="auto" w:after="20"/>
-            </w:pPr>
-            <w:r>
-              <w:rPr>
-                <w:sz w:val="20"/>
-              </w:rPr>
-              <w:t xml:space="preserve">How uncertain are the four estimators of Table S25?</w:t>
-            </w:r>
-          </w:p>
-        </w:tc>
-        <w:tc>
-          <w:tcPr>
-            <w:tcW w:type="dxa" w:w="7948"/>
-          </w:tcPr>
-          <w:p>
-            <w:pPr>
-              <w:pStyle w:val="Compact"/>
-              <w:spacing w:line="240" w:lineRule="auto" w:after="20"/>
-            </w:pPr>
-            <w:r>
-              <w:rPr>
-                <w:sz w:val="20"/>
-              </w:rPr>
-              <w:t xml:space="preserve">Pair-cluster intervals of mean transfer: 0.527 [0.461, 0.588], 0.527 [0.460, 0.594], 0.522 [0.456, 0.584] and 0.481 [0.419, 0.542]; of the thermal gain in transfer: +0.007 [−0.022, +0.034], −0.011 [−0.040, +0.016], −0.019 [−0.045, +0.007] and −0.021 [−0.057, +0.010]. All gain intervals include zero</w:t>
+            <w:tcW w:type="dxa" w:w="327"/>
+          </w:tcPr>
+          <w:p>
+            <w:pPr>
+              <w:pStyle w:val="Compact"/>
+              <w:spacing w:line="240" w:lineRule="auto" w:after="20"/>
+            </w:pPr>
+            <w:r>
+              <w:rPr>
+                <w:sz w:val="20"/>
+              </w:rPr>
+              <w:t xml:space="preserve">Pooled against fold-averaged AUC (R8l)</w:t>
+            </w:r>
+          </w:p>
+        </w:tc>
+        <w:tc>
+          <w:tcPr>
+            <w:tcW w:type="dxa" w:w="600"/>
+          </w:tcPr>
+          <w:p>
+            <w:pPr>
+              <w:pStyle w:val="Compact"/>
+              <w:spacing w:line="240" w:lineRule="auto" w:after="20"/>
+            </w:pPr>
+            <w:r>
+              <w:rPr>
+                <w:sz w:val="20"/>
+              </w:rPr>
+              <w:t xml:space="preserve">Does pooling out-of-fold predictions inflate the within-region AUC?</w:t>
+            </w:r>
+          </w:p>
+        </w:tc>
+        <w:tc>
+          <w:tcPr>
+            <w:tcW w:type="dxa" w:w="8143"/>
+          </w:tcPr>
+          <w:p>
+            <w:pPr>
+              <w:pStyle w:val="Compact"/>
+              <w:spacing w:line="240" w:lineRule="auto" w:after="20"/>
+            </w:pPr>
+            <w:r>
+              <w:rPr>
+                <w:sz w:val="20"/>
+              </w:rPr>
+              <w:t xml:space="preserve">No. The mean of the five fold AUCs is 0.004 to 0.018 higher than the pooled value in every region (thermal model, 5 km blocking)</w:t>
             </w:r>
           </w:p>
         </w:tc>
@@ -23969,7 +24068,63 @@
         </w:trPr>
         <w:tc>
           <w:tcPr>
-            <w:tcW w:type="dxa" w:w="395"/>
+            <w:tcW w:type="dxa" w:w="327"/>
+          </w:tcPr>
+          <w:p>
+            <w:pPr>
+              <w:pStyle w:val="Compact"/>
+              <w:spacing w:line="240" w:lineRule="auto" w:after="20"/>
+            </w:pPr>
+            <w:r>
+              <w:rPr>
+                <w:sz w:val="20"/>
+              </w:rPr>
+              <w:t xml:space="preserve">Estimator intervals (R8l)</w:t>
+            </w:r>
+          </w:p>
+        </w:tc>
+        <w:tc>
+          <w:tcPr>
+            <w:tcW w:type="dxa" w:w="600"/>
+          </w:tcPr>
+          <w:p>
+            <w:pPr>
+              <w:pStyle w:val="Compact"/>
+              <w:spacing w:line="240" w:lineRule="auto" w:after="20"/>
+            </w:pPr>
+            <w:r>
+              <w:rPr>
+                <w:sz w:val="20"/>
+              </w:rPr>
+              <w:t xml:space="preserve">How uncertain are the four estimators of Table S25?</w:t>
+            </w:r>
+          </w:p>
+        </w:tc>
+        <w:tc>
+          <w:tcPr>
+            <w:tcW w:type="dxa" w:w="8143"/>
+          </w:tcPr>
+          <w:p>
+            <w:pPr>
+              <w:pStyle w:val="Compact"/>
+              <w:spacing w:line="240" w:lineRule="auto" w:after="20"/>
+            </w:pPr>
+            <w:r>
+              <w:rPr>
+                <w:sz w:val="20"/>
+              </w:rPr>
+              <w:t xml:space="preserve">Pair-cluster intervals of mean transfer: 0.527 [0.461, 0.588], 0.527 [0.460, 0.594], 0.522 [0.456, 0.584] and 0.481 [0.419, 0.542]; of the thermal gain in transfer: +0.007 [−0.022, +0.034], −0.011 [−0.040, +0.016], −0.019 [−0.045, +0.007] and −0.021 [−0.057, +0.010]. All gain intervals include zero</w:t>
+            </w:r>
+          </w:p>
+        </w:tc>
+      </w:tr>
+      <w:tr>
+        <w:trPr>
+          <w:cantSplit/>
+        </w:trPr>
+        <w:tc>
+          <w:tcPr>
+            <w:tcW w:type="dxa" w:w="327"/>
           </w:tcPr>
           <w:p>
             <w:pPr>
@@ -23986,7 +24141,7 @@
         </w:tc>
         <w:tc>
           <w:tcPr>
-            <w:tcW w:type="dxa" w:w="726"/>
+            <w:tcW w:type="dxa" w:w="600"/>
           </w:tcPr>
           <w:p>
             <w:pPr>
@@ -24003,7 +24158,7 @@
         </w:tc>
         <w:tc>
           <w:tcPr>
-            <w:tcW w:type="dxa" w:w="7948"/>
+            <w:tcW w:type="dxa" w:w="8143"/>
           </w:tcPr>
           <w:p>
             <w:pPr>
@@ -30622,7 +30777,7 @@
           <wp:inline>
             <wp:extent cx="5753100" cy="4213538"/>
             <wp:effectExtent b="0" l="0" r="0" t="0"/>
-            <wp:docPr descr="Fig. S1. The five study areas at cell level. Grey shading is the elevation of the natural-vegetation cells, white cells lie outside this population, and burned cells are red. The dashed and solid blue lines are the 5 km and 10 km distance collars (Section 3.12). Axes give approximate distances in km on the ~500 m grid. Drawn by paper/figures/figS1_study_areas.py from the released modelling datasets." title="" id="50" name="Picture"/>
+            <wp:docPr descr="Fig. S1. The five study areas at cell level. Grey shading is the elevation of the natural-vegetation cells, white cells lie outside this population, and burned cells are orange. The dashed and solid blue lines are the 5 km and 10 km distance collars, and the dotted black lines the 2 km scar frames of Table 2 (Section 3.12). In Muğla one burned area reaches the eastern edge of the study area (15 burned cells on the edge), so its collars are cut there. Axes give approximate distances in km on the ~500 m grid. Drawn by paper/figures/figS1_study_areas.py from the released modelling datasets." title="" id="50" name="Picture"/>
             <a:graphic>
               <a:graphicData uri="http://schemas.openxmlformats.org/drawingml/2006/picture">
                 <pic:pic>
@@ -30681,13 +30836,25 @@
         <w:t xml:space="preserve"> </w:t>
       </w:r>
       <w:r>
-        <w:t xml:space="preserve">natural-vegetation cells, white cells lie outside this population, and burned cells are red. The dashed</w:t>
-      </w:r>
-      <w:r>
-        <w:t xml:space="preserve"> </w:t>
-      </w:r>
-      <w:r>
-        <w:t xml:space="preserve">and solid blue lines are the 5 km and 10 km distance collars (Section 3.12). Axes give approximate</w:t>
+        <w:t xml:space="preserve">natural-vegetation cells, white cells lie outside this population, and burned cells are orange. The</w:t>
+      </w:r>
+      <w:r>
+        <w:t xml:space="preserve"> </w:t>
+      </w:r>
+      <w:r>
+        <w:t xml:space="preserve">dashed and solid blue lines are the 5 km and 10 km distance collars, and the dotted black lines the</w:t>
+      </w:r>
+      <w:r>
+        <w:t xml:space="preserve"> </w:t>
+      </w:r>
+      <w:r>
+        <w:t xml:space="preserve">2 km scar frames of Table 2 (Section 3.12). In Muğla one burned area reaches the eastern edge of the</w:t>
+      </w:r>
+      <w:r>
+        <w:t xml:space="preserve"> </w:t>
+      </w:r>
+      <w:r>
+        <w:t xml:space="preserve">study area (15 burned cells on the edge), so its collars are cut there. Axes give approximate</w:t>
       </w:r>
       <w:r>
         <w:t xml:space="preserve"> </w:t>
@@ -45668,19 +45835,13 @@
         <w:t xml:space="preserve"> </w:t>
       </w:r>
       <w:r>
-        <w:t xml:space="preserve">directions; transfer AUC moved by at most 0.014, and λ was not selected on performance. The λ = 1 of</w:t>
-      </w:r>
-      <w:r>
-        <w:t xml:space="preserve"> </w:t>
-      </w:r>
-      <w:r>
-        <w:t xml:space="preserve">the original CORAL formulation lies outside this range. The value used throughout is λ = 10⁻⁵</w:t>
-      </w:r>
-      <w:r>
-        <w:t xml:space="preserve"> </w:t>
-      </w:r>
-      <w:r>
-        <w:t xml:space="preserve">(Section S1.2).</w:t>
+        <w:t xml:space="preserve">directions; transfer AUC moved by at most 0.014, and λ was not selected on performance. λ = 1, the value of the original CORAL formulation, is tested in Sections S1.2 and S1.23. The value</w:t>
+      </w:r>
+      <w:r>
+        <w:t xml:space="preserve"> </w:t>
+      </w:r>
+      <w:r>
+        <w:t xml:space="preserve">used throughout is λ = 10⁻⁵.</w:t>
       </w:r>
     </w:p>
     <w:bookmarkEnd w:id="68"/>
@@ -48030,7 +48191,7 @@
                 <w:rStyle w:val="VerbatimChar"/>
                 <w:sz w:val="20"/>
               </w:rPr>
-              <w:t xml:space="preserve">round7/</w:t>
+              <w:t xml:space="preserve">round8/</w:t>
             </w:r>
             <w:r>
               <w:rPr>
@@ -48161,7 +48322,7 @@
         <w:t xml:space="preserve"> </w:t>
       </w:r>
       <w:r>
-        <w:t xml:space="preserve">reports this figure as skipped. Tables S1 and S20 to S34 and the values in the text are not checked by</w:t>
+        <w:t xml:space="preserve">reports this figure as skipped. Tables S1, S8, S19 to S36 and the values in the text are not checked by</w:t>
       </w:r>
       <w:r>
         <w:t xml:space="preserve"> </w:t>

--- a/paper/submission/supplementary_material.docx
+++ b/paper/submission/supplementary_material.docx
@@ -47667,7 +47667,7 @@
         <w:t xml:space="preserve"> </w:t>
       </w:r>
       <w:r>
-        <w:t xml:space="preserve">and the version used for this paper is archived at Zenodo (https://doi.org/10.5281/zenodo.23035271).</w:t>
+        <w:t xml:space="preserve">and the version used for this paper is archived at Zenodo (https://doi.org/10.5281/zenodo.23038039).</w:t>
       </w:r>
       <w:r>
         <w:t xml:space="preserve"> </w:t>

--- a/paper/submission/supplementary_material.docx
+++ b/paper/submission/supplementary_material.docx
@@ -17096,7 +17096,22 @@
         <w:t xml:space="preserve"> </w:t>
       </w:r>
       <w:r>
-        <w:t xml:space="preserve">plotted in Fig. 7), which includes zero; the primary pair-cluster bootstrap gives [−0.018, +0.049] (source</w:t>
+        <w:t xml:space="preserve">plotted in Fig. 7), which includes zero; the primary pair-cluster bootstrap gives [−0.018, +0.049]</w:t>
+      </w:r>
+      <w:r>
+        <w:t xml:space="preserve"> </w:t>
+      </w:r>
+      <w:r>
+        <w:t xml:space="preserve">(</w:t>
+      </w:r>
+      <w:r>
+        <w:rPr>
+          <w:rStyle w:val="VerbatimChar"/>
+        </w:rPr>
+        <w:t xml:space="preserve">paper/labelfix_rerun/round8/r8q_summary.json</w:t>
+      </w:r>
+      <w:r>
+        <w:t xml:space="preserve">) (source</w:t>
       </w:r>
       <w:r>
         <w:t xml:space="preserve"> </w:t>
@@ -23161,9 +23176,9 @@
         <w:tblLook w:firstRow="1" w:lastRow="0" w:firstColumn="0" w:lastColumn="0" w:noHBand="0" w:noVBand="0" w:val="0020"/>
       </w:tblPr>
       <w:tblGrid>
-        <w:gridCol w:w="327"/>
-        <w:gridCol w:w="600"/>
-        <w:gridCol w:w="8143"/>
+        <w:gridCol w:w="1482"/>
+        <w:gridCol w:w="521"/>
+        <w:gridCol w:w="7067"/>
       </w:tblGrid>
       <w:tr>
         <w:trPr>
@@ -23172,7 +23187,7 @@
         </w:trPr>
         <w:tc>
           <w:tcPr>
-            <w:tcW w:type="dxa" w:w="327"/>
+            <w:tcW w:type="dxa" w:w="1482"/>
           </w:tcPr>
           <w:p>
             <w:pPr>
@@ -23189,7 +23204,7 @@
         </w:tc>
         <w:tc>
           <w:tcPr>
-            <w:tcW w:type="dxa" w:w="600"/>
+            <w:tcW w:type="dxa" w:w="521"/>
           </w:tcPr>
           <w:p>
             <w:pPr>
@@ -23206,7 +23221,7 @@
         </w:tc>
         <w:tc>
           <w:tcPr>
-            <w:tcW w:type="dxa" w:w="8143"/>
+            <w:tcW w:type="dxa" w:w="7067"/>
           </w:tcPr>
           <w:p>
             <w:pPr>
@@ -23228,7 +23243,7 @@
         </w:trPr>
         <w:tc>
           <w:tcPr>
-            <w:tcW w:type="dxa" w:w="327"/>
+            <w:tcW w:type="dxa" w:w="1482"/>
           </w:tcPr>
           <w:p>
             <w:pPr>
@@ -23245,7 +23260,7 @@
         </w:tc>
         <w:tc>
           <w:tcPr>
-            <w:tcW w:type="dxa" w:w="600"/>
+            <w:tcW w:type="dxa" w:w="521"/>
           </w:tcPr>
           <w:p>
             <w:pPr>
@@ -23262,7 +23277,7 @@
         </w:tc>
         <w:tc>
           <w:tcPr>
-            <w:tcW w:type="dxa" w:w="8143"/>
+            <w:tcW w:type="dxa" w:w="7067"/>
           </w:tcPr>
           <w:p>
             <w:pPr>
@@ -23284,7 +23299,7 @@
         </w:trPr>
         <w:tc>
           <w:tcPr>
-            <w:tcW w:type="dxa" w:w="327"/>
+            <w:tcW w:type="dxa" w:w="1482"/>
           </w:tcPr>
           <w:p>
             <w:pPr>
@@ -23301,7 +23316,7 @@
         </w:tc>
         <w:tc>
           <w:tcPr>
-            <w:tcW w:type="dxa" w:w="600"/>
+            <w:tcW w:type="dxa" w:w="521"/>
           </w:tcPr>
           <w:p>
             <w:pPr>
@@ -23318,7 +23333,7 @@
         </w:tc>
         <w:tc>
           <w:tcPr>
-            <w:tcW w:type="dxa" w:w="8143"/>
+            <w:tcW w:type="dxa" w:w="7067"/>
           </w:tcPr>
           <w:p>
             <w:pPr>
@@ -23340,7 +23355,7 @@
         </w:trPr>
         <w:tc>
           <w:tcPr>
-            <w:tcW w:type="dxa" w:w="327"/>
+            <w:tcW w:type="dxa" w:w="1482"/>
           </w:tcPr>
           <w:p>
             <w:pPr>
@@ -23357,7 +23372,7 @@
         </w:tc>
         <w:tc>
           <w:tcPr>
-            <w:tcW w:type="dxa" w:w="600"/>
+            <w:tcW w:type="dxa" w:w="521"/>
           </w:tcPr>
           <w:p>
             <w:pPr>
@@ -23374,18 +23389,18 @@
         </w:tc>
         <w:tc>
           <w:tcPr>
-            <w:tcW w:type="dxa" w:w="8143"/>
-          </w:tcPr>
-          <w:p>
-            <w:pPr>
-              <w:pStyle w:val="Compact"/>
-              <w:spacing w:line="240" w:lineRule="auto" w:after="20"/>
-            </w:pPr>
-            <w:r>
-              <w:rPr>
-                <w:sz w:val="20"/>
-              </w:rPr>
-              <w:t xml:space="preserve">No. With all 120 permutations of the five regions, the smallest two-sided p-value was 0.10 (vector Spearman, six directions only); the two supported-feature conditional measures gave 0.125 and 0.15, and all other measures 0.15 or more. The smallest attainable p-value is 1/120 for measures defined on all twenty directions, and 1/24 for those defined on the twelve directions among four regions. Without Manavgat, most correlations are based on 2 to 12 directions; some rise, for example the supported-feature agreement to ρ = 0.70 (10 directions) and climatic distance to ρ = 0.72 (6 directions), but none of these samples can support inference</w:t>
+            <w:tcW w:type="dxa" w:w="7067"/>
+          </w:tcPr>
+          <w:p>
+            <w:pPr>
+              <w:pStyle w:val="Compact"/>
+              <w:spacing w:line="240" w:lineRule="auto" w:after="20"/>
+            </w:pPr>
+            <w:r>
+              <w:rPr>
+                <w:sz w:val="20"/>
+              </w:rPr>
+              <w:t xml:space="preserve">No. With all 120 permutations of the five regions, the smallest two-sided p-value was 0.10 (vector Spearman, six directions only); the two supported-feature conditional measures gave 0.125 and 0.15, and all other measures 0.15 or more. Because all five region labels are permuted for every measure, the smallest attainable p-value is</w:t>
             </w:r>
           </w:p>
         </w:tc>
@@ -23396,53 +23411,41 @@
         </w:trPr>
         <w:tc>
           <w:tcPr>
-            <w:tcW w:type="dxa" w:w="327"/>
-          </w:tcPr>
-          <w:p>
-            <w:pPr>
-              <w:pStyle w:val="Compact"/>
-              <w:spacing w:line="240" w:lineRule="auto" w:after="20"/>
-            </w:pPr>
-            <w:r>
-              <w:rPr>
-                <w:sz w:val="20"/>
-              </w:rPr>
-              <w:t xml:space="preserve">Without Manavgat (R8d)</w:t>
-            </w:r>
-          </w:p>
-        </w:tc>
-        <w:tc>
-          <w:tcPr>
-            <w:tcW w:type="dxa" w:w="600"/>
-          </w:tcPr>
-          <w:p>
-            <w:pPr>
-              <w:pStyle w:val="Compact"/>
-              <w:spacing w:line="240" w:lineRule="auto" w:after="20"/>
-            </w:pPr>
-            <w:r>
-              <w:rPr>
-                <w:sz w:val="20"/>
-              </w:rPr>
-              <w:t xml:space="preserve">Does one region drive the transfer results?</w:t>
-            </w:r>
-          </w:p>
-        </w:tc>
-        <w:tc>
-          <w:tcPr>
-            <w:tcW w:type="dxa" w:w="8143"/>
-          </w:tcPr>
-          <w:p>
-            <w:pPr>
-              <w:pStyle w:val="Compact"/>
-              <w:spacing w:line="240" w:lineRule="auto" w:after="20"/>
-            </w:pPr>
-            <w:r>
-              <w:rPr>
-                <w:sz w:val="20"/>
-              </w:rPr>
-              <w:t xml:space="preserve">Without the eight directions that involve Manavgat, mean transfer was 0.566 on the original study areas (two of twelve directions below chance) and 0.631 on the 10 km collar (none below chance). The thermal gain was +0.015 and +0.032. Transfer is better without Manavgat, but it stays far below within-region skill</w:t>
-            </w:r>
+            <w:tcW w:type="dxa" w:w="1482"/>
+          </w:tcPr>
+          <w:p>
+            <w:pPr>
+              <w:pStyle w:val="Compact"/>
+              <w:spacing w:line="240" w:lineRule="auto" w:after="20"/>
+            </w:pPr>
+            <w:r>
+              <w:rPr>
+                <w:sz w:val="20"/>
+              </w:rPr>
+              <w:t xml:space="preserve">1/120. Without Manavgat, most correlations are based on 2 to 12 directions; some rise, for example the supported-feature agreement to ρ = 0.70 (10 directions) and climatic distance to ρ = 0.72 (6 directions), but none of these samples can support inference</w:t>
+            </w:r>
+          </w:p>
+        </w:tc>
+        <w:tc>
+          <w:tcPr>
+            <w:tcW w:type="dxa" w:w="521"/>
+          </w:tcPr>
+          <w:p>
+            <w:pPr>
+              <w:pStyle w:val="Compact"/>
+              <w:spacing w:line="240" w:lineRule="auto" w:after="20"/>
+            </w:pPr>
+          </w:p>
+        </w:tc>
+        <w:tc>
+          <w:tcPr>
+            <w:tcW w:type="dxa" w:w="7067"/>
+          </w:tcPr>
+          <w:p>
+            <w:pPr>
+              <w:pStyle w:val="Compact"/>
+              <w:spacing w:line="240" w:lineRule="auto" w:after="20"/>
+            </w:pPr>
           </w:p>
         </w:tc>
       </w:tr>
@@ -23452,52 +23455,52 @@
         </w:trPr>
         <w:tc>
           <w:tcPr>
-            <w:tcW w:type="dxa" w:w="327"/>
-          </w:tcPr>
-          <w:p>
-            <w:pPr>
-              <w:pStyle w:val="Compact"/>
-              <w:spacing w:line="240" w:lineRule="auto" w:after="20"/>
-            </w:pPr>
-            <w:r>
-              <w:rPr>
-                <w:sz w:val="20"/>
-              </w:rPr>
-              <w:t xml:space="preserve">Equivalence on the original study areas (R8d)</w:t>
-            </w:r>
-          </w:p>
-        </w:tc>
-        <w:tc>
-          <w:tcPr>
-            <w:tcW w:type="dxa" w:w="600"/>
-          </w:tcPr>
-          <w:p>
-            <w:pPr>
-              <w:pStyle w:val="Compact"/>
-              <w:spacing w:line="240" w:lineRule="auto" w:after="20"/>
-            </w:pPr>
-            <w:r>
-              <w:rPr>
-                <w:sz w:val="20"/>
-              </w:rPr>
-              <w:t xml:space="preserve">Is the as-drawn thermal gain within ±0.05?</w:t>
-            </w:r>
-          </w:p>
-        </w:tc>
-        <w:tc>
-          <w:tcPr>
-            <w:tcW w:type="dxa" w:w="8143"/>
-          </w:tcPr>
-          <w:p>
-            <w:pPr>
-              <w:pStyle w:val="Compact"/>
-              <w:spacing w:line="240" w:lineRule="auto" w:after="20"/>
-            </w:pPr>
-            <w:r>
-              <w:rPr>
-                <w:sz w:val="20"/>
-              </w:rPr>
-              <w:t xml:space="preserve">Yes, under all six resampling units that can be computed; the 90 % upper bounds range from 0.021 to 0.037. It is not within ±0.02 under any unit</w:t>
+            <w:tcW w:type="dxa" w:w="1482"/>
+          </w:tcPr>
+          <w:p>
+            <w:pPr>
+              <w:pStyle w:val="Compact"/>
+              <w:spacing w:line="240" w:lineRule="auto" w:after="20"/>
+            </w:pPr>
+            <w:r>
+              <w:rPr>
+                <w:sz w:val="20"/>
+              </w:rPr>
+              <w:t xml:space="preserve">Without Manavgat (R8d)</w:t>
+            </w:r>
+          </w:p>
+        </w:tc>
+        <w:tc>
+          <w:tcPr>
+            <w:tcW w:type="dxa" w:w="521"/>
+          </w:tcPr>
+          <w:p>
+            <w:pPr>
+              <w:pStyle w:val="Compact"/>
+              <w:spacing w:line="240" w:lineRule="auto" w:after="20"/>
+            </w:pPr>
+            <w:r>
+              <w:rPr>
+                <w:sz w:val="20"/>
+              </w:rPr>
+              <w:t xml:space="preserve">Does one region drive the transfer results?</w:t>
+            </w:r>
+          </w:p>
+        </w:tc>
+        <w:tc>
+          <w:tcPr>
+            <w:tcW w:type="dxa" w:w="7067"/>
+          </w:tcPr>
+          <w:p>
+            <w:pPr>
+              <w:pStyle w:val="Compact"/>
+              <w:spacing w:line="240" w:lineRule="auto" w:after="20"/>
+            </w:pPr>
+            <w:r>
+              <w:rPr>
+                <w:sz w:val="20"/>
+              </w:rPr>
+              <w:t xml:space="preserve">Without the eight directions that involve Manavgat, mean transfer was 0.566 on the original study areas (two of twelve directions below chance) and 0.631 on the 10 km collar (none below chance). The thermal gain was +0.015 and +0.032. Transfer is better without Manavgat, but it stays far below within-region skill</w:t>
             </w:r>
           </w:p>
         </w:tc>
@@ -23508,52 +23511,52 @@
         </w:trPr>
         <w:tc>
           <w:tcPr>
-            <w:tcW w:type="dxa" w:w="327"/>
-          </w:tcPr>
-          <w:p>
-            <w:pPr>
-              <w:pStyle w:val="Compact"/>
-              <w:spacing w:line="240" w:lineRule="auto" w:after="20"/>
-            </w:pPr>
-            <w:r>
-              <w:rPr>
-                <w:sz w:val="20"/>
-              </w:rPr>
-              <w:t xml:space="preserve">Intervals for Table S27 (R8e)</w:t>
-            </w:r>
-          </w:p>
-        </w:tc>
-        <w:tc>
-          <w:tcPr>
-            <w:tcW w:type="dxa" w:w="600"/>
-          </w:tcPr>
-          <w:p>
-            <w:pPr>
-              <w:pStyle w:val="Compact"/>
-              <w:spacing w:line="240" w:lineRule="auto" w:after="20"/>
-            </w:pPr>
-            <w:r>
-              <w:rPr>
-                <w:sz w:val="20"/>
-              </w:rPr>
-              <w:t xml:space="preserve">Are the stratified LST associations supported?</w:t>
-            </w:r>
-          </w:p>
-        </w:tc>
-        <w:tc>
-          <w:tcPr>
-            <w:tcW w:type="dxa" w:w="8143"/>
-          </w:tcPr>
-          <w:p>
-            <w:pPr>
-              <w:pStyle w:val="Compact"/>
-              <w:spacing w:line="240" w:lineRule="auto" w:after="20"/>
-            </w:pPr>
-            <w:r>
-              <w:rPr>
-                <w:sz w:val="20"/>
-              </w:rPr>
-              <w:t xml:space="preserve">On the 10 km collar, the Manavgat LST association within elevation deciles is 0.403 [0.343, 0.464], and after removing the linear effect of elevation 0.409 [0.350, 0.475]; both intervals exclude 0.5. On the original study area the values are 0.455 [0.396, 0.509] and 0.446 [0.387, 0.502], which include 0.5</w:t>
+            <w:tcW w:type="dxa" w:w="1482"/>
+          </w:tcPr>
+          <w:p>
+            <w:pPr>
+              <w:pStyle w:val="Compact"/>
+              <w:spacing w:line="240" w:lineRule="auto" w:after="20"/>
+            </w:pPr>
+            <w:r>
+              <w:rPr>
+                <w:sz w:val="20"/>
+              </w:rPr>
+              <w:t xml:space="preserve">Equivalence on the original study areas (R8d)</w:t>
+            </w:r>
+          </w:p>
+        </w:tc>
+        <w:tc>
+          <w:tcPr>
+            <w:tcW w:type="dxa" w:w="521"/>
+          </w:tcPr>
+          <w:p>
+            <w:pPr>
+              <w:pStyle w:val="Compact"/>
+              <w:spacing w:line="240" w:lineRule="auto" w:after="20"/>
+            </w:pPr>
+            <w:r>
+              <w:rPr>
+                <w:sz w:val="20"/>
+              </w:rPr>
+              <w:t xml:space="preserve">Is the as-drawn thermal gain within ±0.05?</w:t>
+            </w:r>
+          </w:p>
+        </w:tc>
+        <w:tc>
+          <w:tcPr>
+            <w:tcW w:type="dxa" w:w="7067"/>
+          </w:tcPr>
+          <w:p>
+            <w:pPr>
+              <w:pStyle w:val="Compact"/>
+              <w:spacing w:line="240" w:lineRule="auto" w:after="20"/>
+            </w:pPr>
+            <w:r>
+              <w:rPr>
+                <w:sz w:val="20"/>
+              </w:rPr>
+              <w:t xml:space="preserve">Yes, under all six resampling units that can be computed; the 90 % upper bounds range from 0.021 to 0.037. It is not within ±0.02 under any unit</w:t>
             </w:r>
           </w:p>
         </w:tc>
@@ -23564,52 +23567,52 @@
         </w:trPr>
         <w:tc>
           <w:tcPr>
-            <w:tcW w:type="dxa" w:w="327"/>
-          </w:tcPr>
-          <w:p>
-            <w:pPr>
-              <w:pStyle w:val="Compact"/>
-              <w:spacing w:line="240" w:lineRule="auto" w:after="20"/>
-            </w:pPr>
-            <w:r>
-              <w:rPr>
-                <w:sz w:val="20"/>
-              </w:rPr>
-              <w:t xml:space="preserve">Capture of burned cells (R8b, R8g)</w:t>
-            </w:r>
-          </w:p>
-        </w:tc>
-        <w:tc>
-          <w:tcPr>
-            <w:tcW w:type="dxa" w:w="600"/>
-          </w:tcPr>
-          <w:p>
-            <w:pPr>
-              <w:pStyle w:val="Compact"/>
-              <w:spacing w:line="240" w:lineRule="auto" w:after="20"/>
-            </w:pPr>
-            <w:r>
-              <w:rPr>
-                <w:sz w:val="20"/>
-              </w:rPr>
-              <w:t xml:space="preserve">How many burned cells fall in the highest-scored cells?</w:t>
-            </w:r>
-          </w:p>
-        </w:tc>
-        <w:tc>
-          <w:tcPr>
-            <w:tcW w:type="dxa" w:w="8143"/>
-          </w:tcPr>
-          <w:p>
-            <w:pPr>
-              <w:pStyle w:val="Compact"/>
-              <w:spacing w:line="240" w:lineRule="auto" w:after="20"/>
-            </w:pPr>
-            <w:r>
-              <w:rPr>
-                <w:sz w:val="20"/>
-              </w:rPr>
-              <w:t xml:space="preserve">In transfer, the 10 % of target cells with the highest thermal scores contained on average 10.3 % of the burned cells (range 0.7 % to 27.1 %), which is what a random ranking gives; eight of twenty directions were below it. The top 20 % contained 19.9 %. Within regions (5 km blocking) the top 10 % contained 35.5 % of the burned cells on average (18.9 % to 44.5 %), and the top 20 % contained 55.7 %</w:t>
+            <w:tcW w:type="dxa" w:w="1482"/>
+          </w:tcPr>
+          <w:p>
+            <w:pPr>
+              <w:pStyle w:val="Compact"/>
+              <w:spacing w:line="240" w:lineRule="auto" w:after="20"/>
+            </w:pPr>
+            <w:r>
+              <w:rPr>
+                <w:sz w:val="20"/>
+              </w:rPr>
+              <w:t xml:space="preserve">Intervals for Table S27 (R8e)</w:t>
+            </w:r>
+          </w:p>
+        </w:tc>
+        <w:tc>
+          <w:tcPr>
+            <w:tcW w:type="dxa" w:w="521"/>
+          </w:tcPr>
+          <w:p>
+            <w:pPr>
+              <w:pStyle w:val="Compact"/>
+              <w:spacing w:line="240" w:lineRule="auto" w:after="20"/>
+            </w:pPr>
+            <w:r>
+              <w:rPr>
+                <w:sz w:val="20"/>
+              </w:rPr>
+              <w:t xml:space="preserve">Are the stratified LST associations supported?</w:t>
+            </w:r>
+          </w:p>
+        </w:tc>
+        <w:tc>
+          <w:tcPr>
+            <w:tcW w:type="dxa" w:w="7067"/>
+          </w:tcPr>
+          <w:p>
+            <w:pPr>
+              <w:pStyle w:val="Compact"/>
+              <w:spacing w:line="240" w:lineRule="auto" w:after="20"/>
+            </w:pPr>
+            <w:r>
+              <w:rPr>
+                <w:sz w:val="20"/>
+              </w:rPr>
+              <w:t xml:space="preserve">On the 10 km collar, the Manavgat LST association within elevation deciles is 0.403 [0.343, 0.464], and after removing the linear effect of elevation 0.409 [0.350, 0.475]; both intervals exclude 0.5. On the original study area the values are 0.455 [0.396, 0.509] and 0.446 [0.387, 0.502], which include 0.5</w:t>
             </w:r>
           </w:p>
         </w:tc>
@@ -23620,52 +23623,52 @@
         </w:trPr>
         <w:tc>
           <w:tcPr>
-            <w:tcW w:type="dxa" w:w="327"/>
-          </w:tcPr>
-          <w:p>
-            <w:pPr>
-              <w:pStyle w:val="Compact"/>
-              <w:spacing w:line="240" w:lineRule="auto" w:after="20"/>
-            </w:pPr>
-            <w:r>
-              <w:rPr>
-                <w:sz w:val="20"/>
-              </w:rPr>
-              <w:t xml:space="preserve">Pre-fire land cover (R8i, R8j)</w:t>
-            </w:r>
-          </w:p>
-        </w:tc>
-        <w:tc>
-          <w:tcPr>
-            <w:tcW w:type="dxa" w:w="600"/>
-          </w:tcPr>
-          <w:p>
-            <w:pPr>
-              <w:pStyle w:val="Compact"/>
-              <w:spacing w:line="240" w:lineRule="auto" w:after="20"/>
-            </w:pPr>
-            <w:r>
-              <w:rPr>
-                <w:sz w:val="20"/>
-              </w:rPr>
-              <w:t xml:space="preserve">Does the post-fire WorldCover v200 map (2021 images) affect the population or the results?</w:t>
-            </w:r>
-          </w:p>
-        </w:tc>
-        <w:tc>
-          <w:tcPr>
-            <w:tcW w:type="dxa" w:w="8143"/>
-          </w:tcPr>
-          <w:p>
-            <w:pPr>
-              <w:pStyle w:val="Compact"/>
-              <w:spacing w:line="240" w:lineRule="auto" w:after="20"/>
-            </w:pPr>
-            <w:r>
-              <w:rPr>
-                <w:sz w:val="20"/>
-              </w:rPr>
-              <w:t xml:space="preserve">The 2020 map (v100) was fetched on each region’s 30 m grid and aggregated to the same cells; the same procedure applied to v200 reproduces the pipeline’s raster and every cell value of the modelling datasets exactly. With the 2020 map, at most 43 burned cells left or entered the natural-vegetation population in Manavgat, Bejís, Muğla and Evia. In Montiferru, 142 burned cells entered it: the share of burned modelled cells with a natural-vegetation fraction of at least 0.5 rose from 0.773 to 0.977, so the 2021 map left out about a fifth of the burned natural vegetation there. This share is computed on the modelled cells and is not the gate fraction of Table S15 (0.723 for Montiferru with the 2021 map), which the gate computes on its own inputs. The within-region thermal gain (5 km blocking) changed from +0.062, +0.045, +0.079, +0.148 and +0.099 to +0.060, +0.071, +0.083, +0.155 and +0.095 (Manavgat, Bejís, Muğla, Evia, Montiferru). Mean transfer changed from 0.527 to 0.513, and the mean thermal gain in transfer from +0.007 to +0.013; seven directions were below chance with both maps, and no direction changed side. Part of the class changes reflects the different algorithms of v100 and v200, not the fires</w:t>
+            <w:tcW w:type="dxa" w:w="1482"/>
+          </w:tcPr>
+          <w:p>
+            <w:pPr>
+              <w:pStyle w:val="Compact"/>
+              <w:spacing w:line="240" w:lineRule="auto" w:after="20"/>
+            </w:pPr>
+            <w:r>
+              <w:rPr>
+                <w:sz w:val="20"/>
+              </w:rPr>
+              <w:t xml:space="preserve">Capture of burned cells (R8b, R8g)</w:t>
+            </w:r>
+          </w:p>
+        </w:tc>
+        <w:tc>
+          <w:tcPr>
+            <w:tcW w:type="dxa" w:w="521"/>
+          </w:tcPr>
+          <w:p>
+            <w:pPr>
+              <w:pStyle w:val="Compact"/>
+              <w:spacing w:line="240" w:lineRule="auto" w:after="20"/>
+            </w:pPr>
+            <w:r>
+              <w:rPr>
+                <w:sz w:val="20"/>
+              </w:rPr>
+              <w:t xml:space="preserve">How many burned cells fall in the highest-scored cells?</w:t>
+            </w:r>
+          </w:p>
+        </w:tc>
+        <w:tc>
+          <w:tcPr>
+            <w:tcW w:type="dxa" w:w="7067"/>
+          </w:tcPr>
+          <w:p>
+            <w:pPr>
+              <w:pStyle w:val="Compact"/>
+              <w:spacing w:line="240" w:lineRule="auto" w:after="20"/>
+            </w:pPr>
+            <w:r>
+              <w:rPr>
+                <w:sz w:val="20"/>
+              </w:rPr>
+              <w:t xml:space="preserve">In transfer, the 10 % of target cells with the highest thermal scores contained on average 10.3 % of the burned cells (range 0.7 % to 27.1 %), which is what a random ranking gives; eight of twenty directions were below it. The top 20 % contained 19.9 %. Within regions (5 km blocking) the top 10 % contained 35.5 % of the burned cells on average (18.9 % to 44.5 %), and the top 20 % contained 55.7 %</w:t>
             </w:r>
           </w:p>
         </w:tc>
@@ -23676,52 +23679,52 @@
         </w:trPr>
         <w:tc>
           <w:tcPr>
-            <w:tcW w:type="dxa" w:w="327"/>
-          </w:tcPr>
-          <w:p>
-            <w:pPr>
-              <w:pStyle w:val="Compact"/>
-              <w:spacing w:line="240" w:lineRule="auto" w:after="20"/>
-            </w:pPr>
-            <w:r>
-              <w:rPr>
-                <w:sz w:val="20"/>
-              </w:rPr>
-              <w:t xml:space="preserve">Second burned-area product (R8k, R8m)</w:t>
-            </w:r>
-          </w:p>
-        </w:tc>
-        <w:tc>
-          <w:tcPr>
-            <w:tcW w:type="dxa" w:w="600"/>
-          </w:tcPr>
-          <w:p>
-            <w:pPr>
-              <w:pStyle w:val="Compact"/>
-              <w:spacing w:line="240" w:lineRule="auto" w:after="20"/>
-            </w:pPr>
-            <w:r>
-              <w:rPr>
-                <w:sz w:val="20"/>
-              </w:rPr>
-              <w:t xml:space="preserve">Do the results depend on MCD64A1?</w:t>
-            </w:r>
-          </w:p>
-        </w:tc>
-        <w:tc>
-          <w:tcPr>
-            <w:tcW w:type="dxa" w:w="8143"/>
-          </w:tcPr>
-          <w:p>
-            <w:pPr>
-              <w:pStyle w:val="Compact"/>
-              <w:spacing w:line="240" w:lineRule="auto" w:after="20"/>
-            </w:pPr>
-            <w:r>
-              <w:rPr>
-                <w:sz w:val="20"/>
-              </w:rPr>
-              <w:t xml:space="preserve">The MCD64A1 labels fetched again from Earth Engine reproduce the modelling datasets exactly in all five regions. VIIRS VNP64A1 v002 labels, built the same way, agree with them with a Jaccard index of 0.941, 0.950, 0.925, 0.978 and 0.865 (Manavgat, Bejís, Muğla, Evia, Montiferru). With VNP64A1 labels, the within-region thermal gain (5 km blocking) is +0.057, +0.055, +0.089, +0.147 and +0.082; the elevation association of Manavgat is 0.228 (0.232 with MCD64A1); mean transfer is 0.525 (0.527), the mean thermal gain in transfer +0.005 (+0.007), seven directions are below chance with both products, and no direction changes side</w:t>
+            <w:tcW w:type="dxa" w:w="1482"/>
+          </w:tcPr>
+          <w:p>
+            <w:pPr>
+              <w:pStyle w:val="Compact"/>
+              <w:spacing w:line="240" w:lineRule="auto" w:after="20"/>
+            </w:pPr>
+            <w:r>
+              <w:rPr>
+                <w:sz w:val="20"/>
+              </w:rPr>
+              <w:t xml:space="preserve">Pre-fire land cover (R8i, R8j)</w:t>
+            </w:r>
+          </w:p>
+        </w:tc>
+        <w:tc>
+          <w:tcPr>
+            <w:tcW w:type="dxa" w:w="521"/>
+          </w:tcPr>
+          <w:p>
+            <w:pPr>
+              <w:pStyle w:val="Compact"/>
+              <w:spacing w:line="240" w:lineRule="auto" w:after="20"/>
+            </w:pPr>
+            <w:r>
+              <w:rPr>
+                <w:sz w:val="20"/>
+              </w:rPr>
+              <w:t xml:space="preserve">Does the post-fire WorldCover v200 map (2021 images) affect the population or the results?</w:t>
+            </w:r>
+          </w:p>
+        </w:tc>
+        <w:tc>
+          <w:tcPr>
+            <w:tcW w:type="dxa" w:w="7067"/>
+          </w:tcPr>
+          <w:p>
+            <w:pPr>
+              <w:pStyle w:val="Compact"/>
+              <w:spacing w:line="240" w:lineRule="auto" w:after="20"/>
+            </w:pPr>
+            <w:r>
+              <w:rPr>
+                <w:sz w:val="20"/>
+              </w:rPr>
+              <w:t xml:space="preserve">The 2020 map (v100) was fetched on each region’s 30 m grid and aggregated to the same cells; the same procedure applied to v200 reproduces the pipeline’s raster and every cell value of the modelling datasets exactly. With the 2020 map, at most 43 burned cells left or entered the natural-vegetation population in Manavgat, Bejís, Muğla and Evia. In Montiferru, 142 burned cells entered it: the share of burned modelled cells with a natural-vegetation fraction of at least 0.5 rose from 0.773 to 0.977, so the 2021 map left out about a fifth of the burned natural vegetation there. This share is computed on the modelled cells and is not the gate fraction of Table S15 (0.723 for Montiferru with the 2021 map), which the gate computes on its own inputs. The within-region thermal gain (5 km blocking) changed from +0.062, +0.045, +0.079, +0.148 and +0.099 to +0.060, +0.071, +0.083, +0.155 and +0.095 (Manavgat, Bejís, Muğla, Evia, Montiferru). Mean transfer changed from 0.527 to 0.513, and the mean thermal gain in transfer from +0.007 to +0.013; seven directions were below chance with both maps, and no direction changed side. Part of the class changes reflects the different algorithms of v100 and v200, not the fires</w:t>
             </w:r>
           </w:p>
         </w:tc>
@@ -23732,52 +23735,52 @@
         </w:trPr>
         <w:tc>
           <w:tcPr>
-            <w:tcW w:type="dxa" w:w="327"/>
-          </w:tcPr>
-          <w:p>
-            <w:pPr>
-              <w:pStyle w:val="Compact"/>
-              <w:spacing w:line="240" w:lineRule="auto" w:after="20"/>
-            </w:pPr>
-            <w:r>
-              <w:rPr>
-                <w:sz w:val="20"/>
-              </w:rPr>
-              <w:t xml:space="preserve">Terrain aspect (R8k, R8m, R8n)</w:t>
-            </w:r>
-          </w:p>
-        </w:tc>
-        <w:tc>
-          <w:tcPr>
-            <w:tcW w:type="dxa" w:w="600"/>
-          </w:tcPr>
-          <w:p>
-            <w:pPr>
-              <w:pStyle w:val="Compact"/>
-              <w:spacing w:line="240" w:lineRule="auto" w:after="20"/>
-            </w:pPr>
-            <w:r>
-              <w:rPr>
-                <w:sz w:val="20"/>
-              </w:rPr>
-              <w:t xml:space="preserve">Does aspect explain the thermal gain or the LST sign?</w:t>
-            </w:r>
-          </w:p>
-        </w:tc>
-        <w:tc>
-          <w:tcPr>
-            <w:tcW w:type="dxa" w:w="8143"/>
-          </w:tcPr>
-          <w:p>
-            <w:pPr>
-              <w:pStyle w:val="Compact"/>
-              <w:spacing w:line="240" w:lineRule="auto" w:after="20"/>
-            </w:pPr>
-            <w:r>
-              <w:rPr>
-                <w:sz w:val="20"/>
-              </w:rPr>
-              <w:t xml:space="preserve">Northness and eastness from the Copernicus DEM were added to both feature sets. The within-region thermal gain (5 km blocking) became +0.051 [+0.030, +0.070], +0.044 [+0.025, +0.065], +0.073 [+0.047, +0.099] and +0.139 [+0.109, +0.173] in Manavgat, Bejís, Muğla and Evia, and +0.020 [−0.025, +0.066] in Montiferru, against +0.099 [+0.017, +0.186] without aspect there. Within northness deciles, the LST association is 0.652, 0.482, 0.317, 0.376 and 0.417 (raw 0.665, 0.478, 0.324, 0.377 and 0.370, with missing values filled by the median, so they differ from Table S9 in the third decimal), so aspect does not change its sign</w:t>
+            <w:tcW w:type="dxa" w:w="1482"/>
+          </w:tcPr>
+          <w:p>
+            <w:pPr>
+              <w:pStyle w:val="Compact"/>
+              <w:spacing w:line="240" w:lineRule="auto" w:after="20"/>
+            </w:pPr>
+            <w:r>
+              <w:rPr>
+                <w:sz w:val="20"/>
+              </w:rPr>
+              <w:t xml:space="preserve">Second burned-area product (R8k, R8m)</w:t>
+            </w:r>
+          </w:p>
+        </w:tc>
+        <w:tc>
+          <w:tcPr>
+            <w:tcW w:type="dxa" w:w="521"/>
+          </w:tcPr>
+          <w:p>
+            <w:pPr>
+              <w:pStyle w:val="Compact"/>
+              <w:spacing w:line="240" w:lineRule="auto" w:after="20"/>
+            </w:pPr>
+            <w:r>
+              <w:rPr>
+                <w:sz w:val="20"/>
+              </w:rPr>
+              <w:t xml:space="preserve">Do the results depend on MCD64A1?</w:t>
+            </w:r>
+          </w:p>
+        </w:tc>
+        <w:tc>
+          <w:tcPr>
+            <w:tcW w:type="dxa" w:w="7067"/>
+          </w:tcPr>
+          <w:p>
+            <w:pPr>
+              <w:pStyle w:val="Compact"/>
+              <w:spacing w:line="240" w:lineRule="auto" w:after="20"/>
+            </w:pPr>
+            <w:r>
+              <w:rPr>
+                <w:sz w:val="20"/>
+              </w:rPr>
+              <w:t xml:space="preserve">The MCD64A1 labels fetched again from Earth Engine reproduce the modelling datasets exactly in all five regions. VIIRS VNP64A1 v002 labels, built the same way, agree with them with a Jaccard index of 0.941, 0.950, 0.925, 0.978 and 0.865 (Manavgat, Bejís, Muğla, Evia, Montiferru). With VNP64A1 labels, the within-region thermal gain (5 km blocking) is +0.057, +0.055, +0.089, +0.147 and +0.082; the elevation association of Manavgat is 0.228 (0.232 with MCD64A1); mean transfer is 0.525 (0.527), the mean thermal gain in transfer +0.005 (+0.007), seven directions are below chance with both products, and no direction changes side</w:t>
             </w:r>
           </w:p>
         </w:tc>
@@ -23788,52 +23791,52 @@
         </w:trPr>
         <w:tc>
           <w:tcPr>
-            <w:tcW w:type="dxa" w:w="327"/>
-          </w:tcPr>
-          <w:p>
-            <w:pPr>
-              <w:pStyle w:val="Compact"/>
-              <w:spacing w:line="240" w:lineRule="auto" w:after="20"/>
-            </w:pPr>
-            <w:r>
-              <w:rPr>
-                <w:sz w:val="20"/>
-              </w:rPr>
-              <w:t xml:space="preserve">Weather reference (R8o)</w:t>
-            </w:r>
-          </w:p>
-        </w:tc>
-        <w:tc>
-          <w:tcPr>
-            <w:tcW w:type="dxa" w:w="600"/>
-          </w:tcPr>
-          <w:p>
-            <w:pPr>
-              <w:pStyle w:val="Compact"/>
-              <w:spacing w:line="240" w:lineRule="auto" w:after="20"/>
-            </w:pPr>
-            <w:r>
-              <w:rPr>
-                <w:sz w:val="20"/>
-              </w:rPr>
-              <w:t xml:space="preserve">Do the thermal channels follow weather anomalies?</w:t>
-            </w:r>
-          </w:p>
-        </w:tc>
-        <w:tc>
-          <w:tcPr>
-            <w:tcW w:type="dxa" w:w="8143"/>
-          </w:tcPr>
-          <w:p>
-            <w:pPr>
-              <w:pStyle w:val="Compact"/>
-              <w:spacing w:line="240" w:lineRule="auto" w:after="20"/>
-            </w:pPr>
-            <w:r>
-              <w:rPr>
-                <w:sz w:val="20"/>
-              </w:rPr>
-              <w:t xml:space="preserve">Descriptively, across the five regions the mean Landsat LST anomaly follows the ERA5-Land anomaly of air temperature in the predictor window (Spearman ρ = 0.8) but not that of relative humidity (ρ = 0.0), and the mean TVDI difference does not follow humidity either (ρ = 0.0). With five regions this is descriptive only; it fits the reading that the channels describe temperature and surface state more than fuel moisture</w:t>
+            <w:tcW w:type="dxa" w:w="1482"/>
+          </w:tcPr>
+          <w:p>
+            <w:pPr>
+              <w:pStyle w:val="Compact"/>
+              <w:spacing w:line="240" w:lineRule="auto" w:after="20"/>
+            </w:pPr>
+            <w:r>
+              <w:rPr>
+                <w:sz w:val="20"/>
+              </w:rPr>
+              <w:t xml:space="preserve">Terrain aspect (R8k, R8m, R8n)</w:t>
+            </w:r>
+          </w:p>
+        </w:tc>
+        <w:tc>
+          <w:tcPr>
+            <w:tcW w:type="dxa" w:w="521"/>
+          </w:tcPr>
+          <w:p>
+            <w:pPr>
+              <w:pStyle w:val="Compact"/>
+              <w:spacing w:line="240" w:lineRule="auto" w:after="20"/>
+            </w:pPr>
+            <w:r>
+              <w:rPr>
+                <w:sz w:val="20"/>
+              </w:rPr>
+              <w:t xml:space="preserve">Does aspect explain the thermal gain or the LST sign?</w:t>
+            </w:r>
+          </w:p>
+        </w:tc>
+        <w:tc>
+          <w:tcPr>
+            <w:tcW w:type="dxa" w:w="7067"/>
+          </w:tcPr>
+          <w:p>
+            <w:pPr>
+              <w:pStyle w:val="Compact"/>
+              <w:spacing w:line="240" w:lineRule="auto" w:after="20"/>
+            </w:pPr>
+            <w:r>
+              <w:rPr>
+                <w:sz w:val="20"/>
+              </w:rPr>
+              <w:t xml:space="preserve">Northness and eastness from the Copernicus DEM were added to both feature sets. The within-region thermal gain (5 km blocking) became +0.051 [+0.030, +0.070], +0.044 [+0.025, +0.065], +0.073 [+0.047, +0.099] and +0.139 [+0.109, +0.173] in Manavgat, Bejís, Muğla and Evia, and +0.020 [−0.025, +0.066] in Montiferru, against +0.099 [+0.017, +0.186] without aspect there. Within northness deciles, the LST association is 0.652, 0.482, 0.317, 0.376 and 0.417 (raw 0.665, 0.478, 0.324, 0.377 and 0.370, with missing values filled by the median, so they differ from Table S9 in the third decimal), so aspect does not change its sign</w:t>
             </w:r>
           </w:p>
         </w:tc>
@@ -23844,52 +23847,52 @@
         </w:trPr>
         <w:tc>
           <w:tcPr>
-            <w:tcW w:type="dxa" w:w="327"/>
-          </w:tcPr>
-          <w:p>
-            <w:pPr>
-              <w:pStyle w:val="Compact"/>
-              <w:spacing w:line="240" w:lineRule="auto" w:after="20"/>
-            </w:pPr>
-            <w:r>
-              <w:rPr>
-                <w:sz w:val="20"/>
-              </w:rPr>
-              <w:t xml:space="preserve">Missing thermal values (R8p)</w:t>
-            </w:r>
-          </w:p>
-        </w:tc>
-        <w:tc>
-          <w:tcPr>
-            <w:tcW w:type="dxa" w:w="600"/>
-          </w:tcPr>
-          <w:p>
-            <w:pPr>
-              <w:pStyle w:val="Compact"/>
-              <w:spacing w:line="240" w:lineRule="auto" w:after="20"/>
-            </w:pPr>
-            <w:r>
-              <w:rPr>
-                <w:sz w:val="20"/>
-              </w:rPr>
-              <w:t xml:space="preserve">How many modelled cells lack a thermal value, and is this related to burning?</w:t>
-            </w:r>
-          </w:p>
-        </w:tc>
-        <w:tc>
-          <w:tcPr>
-            <w:tcW w:type="dxa" w:w="8143"/>
-          </w:tcPr>
-          <w:p>
-            <w:pPr>
-              <w:pStyle w:val="Compact"/>
-              <w:spacing w:line="240" w:lineRule="auto" w:after="20"/>
-            </w:pPr>
-            <w:r>
-              <w:rPr>
-                <w:sz w:val="20"/>
-              </w:rPr>
-              <w:t xml:space="preserve">In the natural-vegetation population, 1.7 %, 6.5 %, 3.2 %, 4.5 % and 0.1 % of cells (Manavgat, Bejís, Muğla, Evia, Montiferru) have at least one missing thermal channel. The ROC-AUC of this missingness flag against burning is 0.493 to 0.512. Among all valid cells the share is larger (up to 57.5 % in Evia, mostly sea and coast)</w:t>
+            <w:tcW w:type="dxa" w:w="1482"/>
+          </w:tcPr>
+          <w:p>
+            <w:pPr>
+              <w:pStyle w:val="Compact"/>
+              <w:spacing w:line="240" w:lineRule="auto" w:after="20"/>
+            </w:pPr>
+            <w:r>
+              <w:rPr>
+                <w:sz w:val="20"/>
+              </w:rPr>
+              <w:t xml:space="preserve">Weather reference (R8o)</w:t>
+            </w:r>
+          </w:p>
+        </w:tc>
+        <w:tc>
+          <w:tcPr>
+            <w:tcW w:type="dxa" w:w="521"/>
+          </w:tcPr>
+          <w:p>
+            <w:pPr>
+              <w:pStyle w:val="Compact"/>
+              <w:spacing w:line="240" w:lineRule="auto" w:after="20"/>
+            </w:pPr>
+            <w:r>
+              <w:rPr>
+                <w:sz w:val="20"/>
+              </w:rPr>
+              <w:t xml:space="preserve">Do the thermal channels follow weather anomalies?</w:t>
+            </w:r>
+          </w:p>
+        </w:tc>
+        <w:tc>
+          <w:tcPr>
+            <w:tcW w:type="dxa" w:w="7067"/>
+          </w:tcPr>
+          <w:p>
+            <w:pPr>
+              <w:pStyle w:val="Compact"/>
+              <w:spacing w:line="240" w:lineRule="auto" w:after="20"/>
+            </w:pPr>
+            <w:r>
+              <w:rPr>
+                <w:sz w:val="20"/>
+              </w:rPr>
+              <w:t xml:space="preserve">Descriptively, across the five regions the mean Landsat LST anomaly follows the ERA5-Land anomaly of air temperature in the predictor window (Spearman ρ = 0.8) but not that of relative humidity (ρ = 0.0), and the mean TVDI difference does not follow humidity either (ρ = 0.0). With five regions this is descriptive only; it fits the reading that the channels describe temperature and surface state more than fuel moisture</w:t>
             </w:r>
           </w:p>
         </w:tc>
@@ -23900,52 +23903,52 @@
         </w:trPr>
         <w:tc>
           <w:tcPr>
-            <w:tcW w:type="dxa" w:w="327"/>
-          </w:tcPr>
-          <w:p>
-            <w:pPr>
-              <w:pStyle w:val="Compact"/>
-              <w:spacing w:line="240" w:lineRule="auto" w:after="20"/>
-            </w:pPr>
-            <w:r>
-              <w:rPr>
-                <w:sz w:val="20"/>
-              </w:rPr>
-              <w:t xml:space="preserve">Crossed random effects (R8l)</w:t>
-            </w:r>
-          </w:p>
-        </w:tc>
-        <w:tc>
-          <w:tcPr>
-            <w:tcW w:type="dxa" w:w="600"/>
-          </w:tcPr>
-          <w:p>
-            <w:pPr>
-              <w:pStyle w:val="Compact"/>
-              <w:spacing w:line="240" w:lineRule="auto" w:after="20"/>
-            </w:pPr>
-            <w:r>
-              <w:rPr>
-                <w:sz w:val="20"/>
-              </w:rPr>
-              <w:t xml:space="preserve">Does a model with source and target random intercepts change the thermal gain in transfer?</w:t>
-            </w:r>
-          </w:p>
-        </w:tc>
-        <w:tc>
-          <w:tcPr>
-            <w:tcW w:type="dxa" w:w="8143"/>
-          </w:tcPr>
-          <w:p>
-            <w:pPr>
-              <w:pStyle w:val="Compact"/>
-              <w:spacing w:line="240" w:lineRule="auto" w:after="20"/>
-            </w:pPr>
-            <w:r>
-              <w:rPr>
-                <w:sz w:val="20"/>
-              </w:rPr>
-              <w:t xml:space="preserve">No. The estimated source and target variances are close to zero, so the fit is singular and reduces to a pooled interval with four degrees of freedom; it is a more conservative interval, not an independent confirmation. The mean gain is +0.007 [−0.035, +0.050] on the original study areas and +0.024 [−0.012, +0.060] on the 10 km collar (REML, t interval with four degrees of freedom); both include zero</w:t>
+            <w:tcW w:type="dxa" w:w="1482"/>
+          </w:tcPr>
+          <w:p>
+            <w:pPr>
+              <w:pStyle w:val="Compact"/>
+              <w:spacing w:line="240" w:lineRule="auto" w:after="20"/>
+            </w:pPr>
+            <w:r>
+              <w:rPr>
+                <w:sz w:val="20"/>
+              </w:rPr>
+              <w:t xml:space="preserve">Missing thermal values (R8p)</w:t>
+            </w:r>
+          </w:p>
+        </w:tc>
+        <w:tc>
+          <w:tcPr>
+            <w:tcW w:type="dxa" w:w="521"/>
+          </w:tcPr>
+          <w:p>
+            <w:pPr>
+              <w:pStyle w:val="Compact"/>
+              <w:spacing w:line="240" w:lineRule="auto" w:after="20"/>
+            </w:pPr>
+            <w:r>
+              <w:rPr>
+                <w:sz w:val="20"/>
+              </w:rPr>
+              <w:t xml:space="preserve">How many modelled cells lack a thermal value, and is this related to burning?</w:t>
+            </w:r>
+          </w:p>
+        </w:tc>
+        <w:tc>
+          <w:tcPr>
+            <w:tcW w:type="dxa" w:w="7067"/>
+          </w:tcPr>
+          <w:p>
+            <w:pPr>
+              <w:pStyle w:val="Compact"/>
+              <w:spacing w:line="240" w:lineRule="auto" w:after="20"/>
+            </w:pPr>
+            <w:r>
+              <w:rPr>
+                <w:sz w:val="20"/>
+              </w:rPr>
+              <w:t xml:space="preserve">In the natural-vegetation population, 1.7 %, 6.5 %, 3.2 %, 4.5 % and 0.1 % of cells (Manavgat, Bejís, Muğla, Evia, Montiferru) have at least one missing thermal channel. The ROC-AUC of this missingness flag against burning is 0.493 to 0.512. Among all valid cells the share is larger (up to 57.5 % in Evia, mostly sea and coast)</w:t>
             </w:r>
           </w:p>
         </w:tc>
@@ -23956,52 +23959,52 @@
         </w:trPr>
         <w:tc>
           <w:tcPr>
-            <w:tcW w:type="dxa" w:w="327"/>
-          </w:tcPr>
-          <w:p>
-            <w:pPr>
-              <w:pStyle w:val="Compact"/>
-              <w:spacing w:line="240" w:lineRule="auto" w:after="20"/>
-            </w:pPr>
-            <w:r>
-              <w:rPr>
-                <w:sz w:val="20"/>
-              </w:rPr>
-              <w:t xml:space="preserve">Residual spatial correlation (R8l)</w:t>
-            </w:r>
-          </w:p>
-        </w:tc>
-        <w:tc>
-          <w:tcPr>
-            <w:tcW w:type="dxa" w:w="600"/>
-          </w:tcPr>
-          <w:p>
-            <w:pPr>
-              <w:pStyle w:val="Compact"/>
-              <w:spacing w:line="240" w:lineRule="auto" w:after="20"/>
-            </w:pPr>
-            <w:r>
-              <w:rPr>
-                <w:sz w:val="20"/>
-              </w:rPr>
-              <w:t xml:space="preserve">Do 5 km blocks remove the spatial dependence?</w:t>
-            </w:r>
-          </w:p>
-        </w:tc>
-        <w:tc>
-          <w:tcPr>
-            <w:tcW w:type="dxa" w:w="8143"/>
-          </w:tcPr>
-          <w:p>
-            <w:pPr>
-              <w:pStyle w:val="Compact"/>
-              <w:spacing w:line="240" w:lineRule="auto" w:after="20"/>
-            </w:pPr>
-            <w:r>
-              <w:rPr>
-                <w:sz w:val="20"/>
-              </w:rPr>
-              <w:t xml:space="preserve">Not fully. The correlation of out-of-fold residuals between cell pairs is 0.58 to 0.83 below 1 km, 0.15 to 0.48 at 5 to 10 km (except Montiferru, −0.01), and falls below 0.05 at 10 to 20 km in Manavgat, Bejís and Muğla, at 20 to 40 km in Evia and at 5 to 10 km in Montiferru. Intervals at 5 km blocking may therefore be somewhat too narrow</w:t>
+            <w:tcW w:type="dxa" w:w="1482"/>
+          </w:tcPr>
+          <w:p>
+            <w:pPr>
+              <w:pStyle w:val="Compact"/>
+              <w:spacing w:line="240" w:lineRule="auto" w:after="20"/>
+            </w:pPr>
+            <w:r>
+              <w:rPr>
+                <w:sz w:val="20"/>
+              </w:rPr>
+              <w:t xml:space="preserve">Crossed random effects (R8l)</w:t>
+            </w:r>
+          </w:p>
+        </w:tc>
+        <w:tc>
+          <w:tcPr>
+            <w:tcW w:type="dxa" w:w="521"/>
+          </w:tcPr>
+          <w:p>
+            <w:pPr>
+              <w:pStyle w:val="Compact"/>
+              <w:spacing w:line="240" w:lineRule="auto" w:after="20"/>
+            </w:pPr>
+            <w:r>
+              <w:rPr>
+                <w:sz w:val="20"/>
+              </w:rPr>
+              <w:t xml:space="preserve">Does a model with source and target random intercepts change the thermal gain in transfer?</w:t>
+            </w:r>
+          </w:p>
+        </w:tc>
+        <w:tc>
+          <w:tcPr>
+            <w:tcW w:type="dxa" w:w="7067"/>
+          </w:tcPr>
+          <w:p>
+            <w:pPr>
+              <w:pStyle w:val="Compact"/>
+              <w:spacing w:line="240" w:lineRule="auto" w:after="20"/>
+            </w:pPr>
+            <w:r>
+              <w:rPr>
+                <w:sz w:val="20"/>
+              </w:rPr>
+              <w:t xml:space="preserve">No. The estimated source and target variances are close to zero, so the fit is singular and reduces to a pooled interval with four degrees of freedom; it is a more conservative interval, not an independent confirmation. The mean gain is +0.007 [−0.035, +0.050] on the original study areas and +0.024 [−0.012, +0.060] on the 10 km collar (REML, t interval with four degrees of freedom); both include zero</w:t>
             </w:r>
           </w:p>
         </w:tc>
@@ -24012,52 +24015,52 @@
         </w:trPr>
         <w:tc>
           <w:tcPr>
-            <w:tcW w:type="dxa" w:w="327"/>
-          </w:tcPr>
-          <w:p>
-            <w:pPr>
-              <w:pStyle w:val="Compact"/>
-              <w:spacing w:line="240" w:lineRule="auto" w:after="20"/>
-            </w:pPr>
-            <w:r>
-              <w:rPr>
-                <w:sz w:val="20"/>
-              </w:rPr>
-              <w:t xml:space="preserve">Pooled against fold-averaged AUC (R8l)</w:t>
-            </w:r>
-          </w:p>
-        </w:tc>
-        <w:tc>
-          <w:tcPr>
-            <w:tcW w:type="dxa" w:w="600"/>
-          </w:tcPr>
-          <w:p>
-            <w:pPr>
-              <w:pStyle w:val="Compact"/>
-              <w:spacing w:line="240" w:lineRule="auto" w:after="20"/>
-            </w:pPr>
-            <w:r>
-              <w:rPr>
-                <w:sz w:val="20"/>
-              </w:rPr>
-              <w:t xml:space="preserve">Does pooling out-of-fold predictions inflate the within-region AUC?</w:t>
-            </w:r>
-          </w:p>
-        </w:tc>
-        <w:tc>
-          <w:tcPr>
-            <w:tcW w:type="dxa" w:w="8143"/>
-          </w:tcPr>
-          <w:p>
-            <w:pPr>
-              <w:pStyle w:val="Compact"/>
-              <w:spacing w:line="240" w:lineRule="auto" w:after="20"/>
-            </w:pPr>
-            <w:r>
-              <w:rPr>
-                <w:sz w:val="20"/>
-              </w:rPr>
-              <w:t xml:space="preserve">No. The mean of the five fold AUCs is 0.004 to 0.018 higher than the pooled value in every region (thermal model, 5 km blocking)</w:t>
+            <w:tcW w:type="dxa" w:w="1482"/>
+          </w:tcPr>
+          <w:p>
+            <w:pPr>
+              <w:pStyle w:val="Compact"/>
+              <w:spacing w:line="240" w:lineRule="auto" w:after="20"/>
+            </w:pPr>
+            <w:r>
+              <w:rPr>
+                <w:sz w:val="20"/>
+              </w:rPr>
+              <w:t xml:space="preserve">Residual spatial correlation (R8l)</w:t>
+            </w:r>
+          </w:p>
+        </w:tc>
+        <w:tc>
+          <w:tcPr>
+            <w:tcW w:type="dxa" w:w="521"/>
+          </w:tcPr>
+          <w:p>
+            <w:pPr>
+              <w:pStyle w:val="Compact"/>
+              <w:spacing w:line="240" w:lineRule="auto" w:after="20"/>
+            </w:pPr>
+            <w:r>
+              <w:rPr>
+                <w:sz w:val="20"/>
+              </w:rPr>
+              <w:t xml:space="preserve">Do 5 km blocks remove the spatial dependence?</w:t>
+            </w:r>
+          </w:p>
+        </w:tc>
+        <w:tc>
+          <w:tcPr>
+            <w:tcW w:type="dxa" w:w="7067"/>
+          </w:tcPr>
+          <w:p>
+            <w:pPr>
+              <w:pStyle w:val="Compact"/>
+              <w:spacing w:line="240" w:lineRule="auto" w:after="20"/>
+            </w:pPr>
+            <w:r>
+              <w:rPr>
+                <w:sz w:val="20"/>
+              </w:rPr>
+              <w:t xml:space="preserve">Not fully. The correlation of out-of-fold residuals between cell pairs is 0.58 to 0.83 below 1 km, 0.15 to 0.48 at 5 to 10 km (except Montiferru, −0.01), and falls below 0.05 at 10 to 20 km in Manavgat, Bejís and Muğla, at 20 to 40 km in Evia and at 5 to 10 km in Montiferru. Intervals at 5 km blocking may therefore be too narrow, especially in North Evia</w:t>
             </w:r>
           </w:p>
         </w:tc>
@@ -24068,52 +24071,52 @@
         </w:trPr>
         <w:tc>
           <w:tcPr>
-            <w:tcW w:type="dxa" w:w="327"/>
-          </w:tcPr>
-          <w:p>
-            <w:pPr>
-              <w:pStyle w:val="Compact"/>
-              <w:spacing w:line="240" w:lineRule="auto" w:after="20"/>
-            </w:pPr>
-            <w:r>
-              <w:rPr>
-                <w:sz w:val="20"/>
-              </w:rPr>
-              <w:t xml:space="preserve">Estimator intervals (R8l)</w:t>
-            </w:r>
-          </w:p>
-        </w:tc>
-        <w:tc>
-          <w:tcPr>
-            <w:tcW w:type="dxa" w:w="600"/>
-          </w:tcPr>
-          <w:p>
-            <w:pPr>
-              <w:pStyle w:val="Compact"/>
-              <w:spacing w:line="240" w:lineRule="auto" w:after="20"/>
-            </w:pPr>
-            <w:r>
-              <w:rPr>
-                <w:sz w:val="20"/>
-              </w:rPr>
-              <w:t xml:space="preserve">How uncertain are the four estimators of Table S25?</w:t>
-            </w:r>
-          </w:p>
-        </w:tc>
-        <w:tc>
-          <w:tcPr>
-            <w:tcW w:type="dxa" w:w="8143"/>
-          </w:tcPr>
-          <w:p>
-            <w:pPr>
-              <w:pStyle w:val="Compact"/>
-              <w:spacing w:line="240" w:lineRule="auto" w:after="20"/>
-            </w:pPr>
-            <w:r>
-              <w:rPr>
-                <w:sz w:val="20"/>
-              </w:rPr>
-              <w:t xml:space="preserve">Pair-cluster intervals of mean transfer: 0.527 [0.461, 0.588], 0.527 [0.460, 0.594], 0.522 [0.456, 0.584] and 0.481 [0.419, 0.542]; of the thermal gain in transfer: +0.007 [−0.022, +0.034], −0.011 [−0.040, +0.016], −0.019 [−0.045, +0.007] and −0.021 [−0.057, +0.010]. All gain intervals include zero</w:t>
+            <w:tcW w:type="dxa" w:w="1482"/>
+          </w:tcPr>
+          <w:p>
+            <w:pPr>
+              <w:pStyle w:val="Compact"/>
+              <w:spacing w:line="240" w:lineRule="auto" w:after="20"/>
+            </w:pPr>
+            <w:r>
+              <w:rPr>
+                <w:sz w:val="20"/>
+              </w:rPr>
+              <w:t xml:space="preserve">Pooled against fold-averaged AUC (R8l)</w:t>
+            </w:r>
+          </w:p>
+        </w:tc>
+        <w:tc>
+          <w:tcPr>
+            <w:tcW w:type="dxa" w:w="521"/>
+          </w:tcPr>
+          <w:p>
+            <w:pPr>
+              <w:pStyle w:val="Compact"/>
+              <w:spacing w:line="240" w:lineRule="auto" w:after="20"/>
+            </w:pPr>
+            <w:r>
+              <w:rPr>
+                <w:sz w:val="20"/>
+              </w:rPr>
+              <w:t xml:space="preserve">Does pooling out-of-fold predictions inflate the within-region AUC?</w:t>
+            </w:r>
+          </w:p>
+        </w:tc>
+        <w:tc>
+          <w:tcPr>
+            <w:tcW w:type="dxa" w:w="7067"/>
+          </w:tcPr>
+          <w:p>
+            <w:pPr>
+              <w:pStyle w:val="Compact"/>
+              <w:spacing w:line="240" w:lineRule="auto" w:after="20"/>
+            </w:pPr>
+            <w:r>
+              <w:rPr>
+                <w:sz w:val="20"/>
+              </w:rPr>
+              <w:t xml:space="preserve">No. The mean of the five fold AUCs is 0.004 to 0.018 higher than the pooled value in every region (thermal model, 5 km blocking)</w:t>
             </w:r>
           </w:p>
         </w:tc>
@@ -24124,7 +24127,63 @@
         </w:trPr>
         <w:tc>
           <w:tcPr>
-            <w:tcW w:type="dxa" w:w="327"/>
+            <w:tcW w:type="dxa" w:w="1482"/>
+          </w:tcPr>
+          <w:p>
+            <w:pPr>
+              <w:pStyle w:val="Compact"/>
+              <w:spacing w:line="240" w:lineRule="auto" w:after="20"/>
+            </w:pPr>
+            <w:r>
+              <w:rPr>
+                <w:sz w:val="20"/>
+              </w:rPr>
+              <w:t xml:space="preserve">Estimator intervals (R8l)</w:t>
+            </w:r>
+          </w:p>
+        </w:tc>
+        <w:tc>
+          <w:tcPr>
+            <w:tcW w:type="dxa" w:w="521"/>
+          </w:tcPr>
+          <w:p>
+            <w:pPr>
+              <w:pStyle w:val="Compact"/>
+              <w:spacing w:line="240" w:lineRule="auto" w:after="20"/>
+            </w:pPr>
+            <w:r>
+              <w:rPr>
+                <w:sz w:val="20"/>
+              </w:rPr>
+              <w:t xml:space="preserve">How uncertain are the four estimators of Table S25?</w:t>
+            </w:r>
+          </w:p>
+        </w:tc>
+        <w:tc>
+          <w:tcPr>
+            <w:tcW w:type="dxa" w:w="7067"/>
+          </w:tcPr>
+          <w:p>
+            <w:pPr>
+              <w:pStyle w:val="Compact"/>
+              <w:spacing w:line="240" w:lineRule="auto" w:after="20"/>
+            </w:pPr>
+            <w:r>
+              <w:rPr>
+                <w:sz w:val="20"/>
+              </w:rPr>
+              <w:t xml:space="preserve">Pair-cluster intervals of mean transfer: 0.527 [0.461, 0.588], 0.527 [0.460, 0.594], 0.522 [0.456, 0.584] and 0.481 [0.419, 0.542]; of the thermal gain in transfer: +0.007 [−0.022, +0.034], −0.011 [−0.040, +0.016], −0.019 [−0.045, +0.007] and −0.021 [−0.057, +0.010]. All gain intervals include zero</w:t>
+            </w:r>
+          </w:p>
+        </w:tc>
+      </w:tr>
+      <w:tr>
+        <w:trPr>
+          <w:cantSplit/>
+        </w:trPr>
+        <w:tc>
+          <w:tcPr>
+            <w:tcW w:type="dxa" w:w="1482"/>
           </w:tcPr>
           <w:p>
             <w:pPr>
@@ -24141,7 +24200,7 @@
         </w:tc>
         <w:tc>
           <w:tcPr>
-            <w:tcW w:type="dxa" w:w="600"/>
+            <w:tcW w:type="dxa" w:w="521"/>
           </w:tcPr>
           <w:p>
             <w:pPr>
@@ -24158,7 +24217,7 @@
         </w:tc>
         <w:tc>
           <w:tcPr>
-            <w:tcW w:type="dxa" w:w="8143"/>
+            <w:tcW w:type="dxa" w:w="7067"/>
           </w:tcPr>
           <w:p>
             <w:pPr>
